--- a/William/Python Angular/William_Jackson.docx
+++ b/William/Python Angular/William_Jackson.docx
@@ -15,7 +15,17 @@
           <w:sz w:val="44"/>
           <w:szCs w:val="44"/>
         </w:rPr>
-        <w:t>WILLIAM</w:t>
+        <w:t>W</w:t>
+      </w:r>
+      <w:r>
+        <w:rPr>
+          <w:b/>
+          <w:bCs/>
+          <w:color w:val="111111"/>
+          <w:sz w:val="44"/>
+          <w:szCs w:val="44"/>
+        </w:rPr>
+        <w:t>illiam</w:t>
       </w:r>
       <w:r>
         <w:rPr>
@@ -25,7 +35,7 @@
           <w:sz w:val="44"/>
           <w:szCs w:val="44"/>
         </w:rPr>
-        <w:t xml:space="preserve"> JACKSON</w:t>
+        <w:t xml:space="preserve"> Jackson</w:t>
       </w:r>
     </w:p>
     <w:p>
@@ -41,6 +51,66 @@
           <w:szCs w:val="19"/>
         </w:rPr>
         <w:t>Senior Software Engineer</w:t>
+      </w:r>
+      <w:r>
+        <w:rPr>
+          <w:rFonts w:ascii="Arial" w:eastAsia="Arial" w:hAnsi="Arial" w:cs="Arial"/>
+          <w:color w:val="555555"/>
+          <w:sz w:val="19"/>
+          <w:szCs w:val="19"/>
+        </w:rPr>
+        <w:t xml:space="preserve"> – Angular </w:t>
+      </w:r>
+      <w:proofErr w:type="gramStart"/>
+      <w:r>
+        <w:rPr>
+          <w:rFonts w:ascii="Arial" w:eastAsia="Arial" w:hAnsi="Arial" w:cs="Arial"/>
+          <w:color w:val="555555"/>
+          <w:sz w:val="19"/>
+          <w:szCs w:val="19"/>
+        </w:rPr>
+        <w:t>Python(</w:t>
+      </w:r>
+      <w:proofErr w:type="spellStart"/>
+      <w:proofErr w:type="gramEnd"/>
+      <w:r>
+        <w:rPr>
+          <w:rFonts w:ascii="Arial" w:eastAsia="Arial" w:hAnsi="Arial" w:cs="Arial"/>
+          <w:color w:val="555555"/>
+          <w:sz w:val="19"/>
+          <w:szCs w:val="19"/>
+        </w:rPr>
+        <w:t>Django</w:t>
+      </w:r>
+      <w:proofErr w:type="spellEnd"/>
+      <w:r>
+        <w:rPr>
+          <w:rFonts w:ascii="Arial" w:eastAsia="Arial" w:hAnsi="Arial" w:cs="Arial"/>
+          <w:color w:val="555555"/>
+          <w:sz w:val="19"/>
+          <w:szCs w:val="19"/>
+        </w:rPr>
+        <w:t>/</w:t>
+      </w:r>
+      <w:proofErr w:type="spellStart"/>
+      <w:r>
+        <w:rPr>
+          <w:rFonts w:ascii="Arial" w:eastAsia="Arial" w:hAnsi="Arial" w:cs="Arial"/>
+          <w:color w:val="555555"/>
+          <w:sz w:val="19"/>
+          <w:szCs w:val="19"/>
+        </w:rPr>
+        <w:t>FastAPI</w:t>
+      </w:r>
+      <w:proofErr w:type="spellEnd"/>
+      <w:r>
+        <w:rPr>
+          <w:rFonts w:ascii="Arial" w:eastAsia="Arial" w:hAnsi="Arial" w:cs="Arial"/>
+          <w:color w:val="555555"/>
+          <w:sz w:val="19"/>
+          <w:szCs w:val="19"/>
+        </w:rPr>
+        <w:t>)</w:t>
       </w:r>
     </w:p>
     <w:tbl>
@@ -94,7 +164,7 @@
                 <w:sz w:val="17"/>
                 <w:szCs w:val="17"/>
               </w:rPr>
-              <w:t xml:space="preserve">Wellington, Nevada, United States </w:t>
+              <w:t xml:space="preserve">Wellington, Nevada, United States | </w:t>
             </w:r>
             <w:r>
               <w:rPr>
@@ -103,7 +173,7 @@
                 <w:sz w:val="17"/>
                 <w:szCs w:val="17"/>
               </w:rPr>
-              <w:t>+1 (725) 258-7943</w:t>
+              <w:t>+1 (786) 949-7561</w:t>
             </w:r>
             <w:r>
               <w:rPr>
@@ -121,7 +191,7 @@
                 <w:sz w:val="17"/>
                 <w:szCs w:val="17"/>
               </w:rPr>
-              <w:t>williamjacksondev@outlook.com</w:t>
+              <w:t>williamjackson.pro@outlook.com</w:t>
             </w:r>
             <w:r>
               <w:rPr>
@@ -130,7 +200,7 @@
                 <w:sz w:val="17"/>
                 <w:szCs w:val="17"/>
               </w:rPr>
-              <w:t xml:space="preserve">| </w:t>
+              <w:t xml:space="preserve"> | </w:t>
             </w:r>
             <w:r>
               <w:rPr>
@@ -139,30 +209,39 @@
                 <w:sz w:val="17"/>
                 <w:szCs w:val="17"/>
               </w:rPr>
-              <w:t>linkedin.com/in/william-jackson-3816183aa</w:t>
+              <w:t>linkedin.com/in/william-jackson-</w:t>
             </w:r>
+            <w:r>
+              <w:rPr>
+                <w:rFonts w:ascii="Arial" w:eastAsia="Arial" w:hAnsi="Arial" w:cs="Arial"/>
+                <w:color w:val="FFFFFF"/>
+                <w:sz w:val="17"/>
+                <w:szCs w:val="17"/>
+              </w:rPr>
+              <w:t>75b9343b6</w:t>
+            </w:r>
+            <w:bookmarkStart w:id="0" w:name="_GoBack"/>
+            <w:bookmarkEnd w:id="0"/>
           </w:p>
         </w:tc>
       </w:tr>
     </w:tbl>
     <w:p>
       <w:pPr>
-        <w:spacing w:after="120"/>
-      </w:pPr>
-    </w:p>
-    <w:p>
-      <w:pPr>
         <w:pBdr>
           <w:bottom w:val="single" w:sz="6" w:space="0" w:color="B91C1C"/>
         </w:pBdr>
         <w:spacing w:before="120" w:after="80"/>
+        <w:rPr>
+          <w:sz w:val="24"/>
+        </w:rPr>
       </w:pPr>
       <w:r>
         <w:rPr>
           <w:b/>
           <w:bCs/>
           <w:color w:val="111111"/>
-          <w:sz w:val="21"/>
+          <w:sz w:val="24"/>
           <w:szCs w:val="21"/>
         </w:rPr>
         <w:t>PROFESSIONAL SUMMARY</w:t>
@@ -175,252 +254,151 @@
         <w:jc w:val="both"/>
         <w:rPr>
           <w:rFonts w:ascii="Arial" w:hAnsi="Arial" w:cs="Arial"/>
-          <w:sz w:val="20"/>
-        </w:rPr>
-      </w:pPr>
-      <w:r>
-        <w:rPr>
-          <w:rStyle w:val="Strong"/>
-          <w:rFonts w:ascii="Arial" w:hAnsi="Arial" w:cs="Arial"/>
-          <w:sz w:val="20"/>
-        </w:rPr>
-        <w:t>Senior Software Engineer</w:t>
-      </w:r>
-      <w:r>
-        <w:rPr>
-          <w:rFonts w:ascii="Arial" w:hAnsi="Arial" w:cs="Arial"/>
-          <w:sz w:val="20"/>
-        </w:rPr>
-        <w:t xml:space="preserve"> with ~10 years delivering </w:t>
-      </w:r>
-      <w:r>
-        <w:rPr>
-          <w:rStyle w:val="Strong"/>
-          <w:rFonts w:ascii="Arial" w:hAnsi="Arial" w:cs="Arial"/>
-          <w:sz w:val="20"/>
-        </w:rPr>
-        <w:t>production-grade Python backend platforms</w:t>
-      </w:r>
-      <w:r>
-        <w:rPr>
-          <w:rFonts w:ascii="Arial" w:hAnsi="Arial" w:cs="Arial"/>
-          <w:sz w:val="20"/>
-        </w:rPr>
-        <w:t xml:space="preserve"> with a consistent focus on </w:t>
-      </w:r>
-      <w:r>
-        <w:rPr>
-          <w:rStyle w:val="Strong"/>
-          <w:rFonts w:ascii="Arial" w:hAnsi="Arial" w:cs="Arial"/>
-          <w:sz w:val="20"/>
-        </w:rPr>
-        <w:t>reliability</w:t>
-      </w:r>
-      <w:r>
-        <w:rPr>
-          <w:rFonts w:ascii="Arial" w:hAnsi="Arial" w:cs="Arial"/>
-          <w:sz w:val="20"/>
+          <w:sz w:val="16"/>
+        </w:rPr>
+      </w:pPr>
+      <w:r>
+        <w:rPr>
+          <w:sz w:val="22"/>
+        </w:rPr>
+        <w:t xml:space="preserve">Senior Software Engineer with ~10 years delivering </w:t>
+      </w:r>
+      <w:r>
+        <w:rPr>
+          <w:rStyle w:val="Strong"/>
+          <w:sz w:val="22"/>
+        </w:rPr>
+        <w:t>Python</w:t>
+      </w:r>
+      <w:r>
+        <w:rPr>
+          <w:sz w:val="22"/>
+        </w:rPr>
+        <w:t xml:space="preserve"> and </w:t>
+      </w:r>
+      <w:r>
+        <w:rPr>
+          <w:rStyle w:val="Strong"/>
+          <w:sz w:val="22"/>
+        </w:rPr>
+        <w:t>Angular</w:t>
+      </w:r>
+      <w:r>
+        <w:rPr>
+          <w:sz w:val="22"/>
+        </w:rPr>
+        <w:t xml:space="preserve"> solutions across data-intensive </w:t>
+      </w:r>
+      <w:proofErr w:type="spellStart"/>
+      <w:r>
+        <w:rPr>
+          <w:sz w:val="22"/>
+        </w:rPr>
+        <w:t>SaaS</w:t>
+      </w:r>
+      <w:proofErr w:type="spellEnd"/>
+      <w:r>
+        <w:rPr>
+          <w:sz w:val="22"/>
+        </w:rPr>
+        <w:t xml:space="preserve">, operational analytics, and reliability-focused platform engineering, combining </w:t>
+      </w:r>
+      <w:r>
+        <w:rPr>
+          <w:rStyle w:val="Strong"/>
+          <w:sz w:val="22"/>
+        </w:rPr>
+        <w:t>Python 3.8–3.12</w:t>
+      </w:r>
+      <w:r>
+        <w:rPr>
+          <w:sz w:val="22"/>
         </w:rPr>
         <w:t xml:space="preserve">, </w:t>
       </w:r>
       <w:r>
         <w:rPr>
           <w:rStyle w:val="Strong"/>
-          <w:rFonts w:ascii="Arial" w:hAnsi="Arial" w:cs="Arial"/>
-          <w:sz w:val="20"/>
-        </w:rPr>
-        <w:t>operability</w:t>
-      </w:r>
-      <w:r>
-        <w:rPr>
-          <w:rFonts w:ascii="Arial" w:hAnsi="Arial" w:cs="Arial"/>
-          <w:sz w:val="20"/>
-        </w:rPr>
-        <w:t xml:space="preserve">, and </w:t>
-      </w:r>
-      <w:r>
-        <w:rPr>
-          <w:rStyle w:val="Strong"/>
-          <w:rFonts w:ascii="Arial" w:hAnsi="Arial" w:cs="Arial"/>
-          <w:sz w:val="20"/>
-        </w:rPr>
-        <w:t>clean service boundaries</w:t>
-      </w:r>
-      <w:r>
-        <w:rPr>
-          <w:rFonts w:ascii="Arial" w:hAnsi="Arial" w:cs="Arial"/>
-          <w:sz w:val="20"/>
-        </w:rPr>
-        <w:t xml:space="preserve">. </w:t>
+          <w:sz w:val="22"/>
+        </w:rPr>
+        <w:t>Angular 10–1</w:t>
+      </w:r>
+      <w:r>
+        <w:rPr>
+          <w:rStyle w:val="Strong"/>
+          <w:sz w:val="22"/>
+        </w:rPr>
+        <w:t>8</w:t>
+      </w:r>
+      <w:r>
+        <w:rPr>
+          <w:sz w:val="22"/>
+        </w:rPr>
+        <w:t xml:space="preserve">, and cloud-native delivery into production systems </w:t>
       </w:r>
       <w:proofErr w:type="gramStart"/>
       <w:r>
         <w:rPr>
-          <w:rFonts w:ascii="Arial" w:hAnsi="Arial" w:cs="Arial"/>
-          <w:sz w:val="20"/>
-        </w:rPr>
-        <w:t xml:space="preserve">Strong record translating ambiguous goals into </w:t>
-      </w:r>
-      <w:r>
-        <w:rPr>
-          <w:rStyle w:val="Strong"/>
-          <w:rFonts w:ascii="Arial" w:hAnsi="Arial" w:cs="Arial"/>
-          <w:sz w:val="20"/>
-        </w:rPr>
-        <w:t>scoped milestones</w:t>
-      </w:r>
-      <w:r>
-        <w:rPr>
-          <w:rFonts w:ascii="Arial" w:hAnsi="Arial" w:cs="Arial"/>
-          <w:sz w:val="20"/>
-        </w:rPr>
-        <w:t xml:space="preserve">, shipping iteratively with </w:t>
-      </w:r>
-      <w:r>
-        <w:rPr>
-          <w:rStyle w:val="Strong"/>
-          <w:rFonts w:ascii="Arial" w:hAnsi="Arial" w:cs="Arial"/>
-          <w:sz w:val="20"/>
-        </w:rPr>
-        <w:t>stable APIs</w:t>
-      </w:r>
-      <w:r>
-        <w:rPr>
-          <w:rFonts w:ascii="Arial" w:hAnsi="Arial" w:cs="Arial"/>
-          <w:sz w:val="20"/>
+          <w:sz w:val="22"/>
+        </w:rPr>
+        <w:t>that stay</w:t>
+      </w:r>
+      <w:proofErr w:type="gramEnd"/>
+      <w:r>
+        <w:rPr>
+          <w:sz w:val="22"/>
+        </w:rPr>
+        <w:t xml:space="preserve"> stable under change. Strong record translating ambiguous requirements into measurable releases, modernizing legacy UIs and APIs without breaking downstream consumers, and hardening full-stack platforms through </w:t>
+      </w:r>
+      <w:r>
+        <w:rPr>
+          <w:rStyle w:val="Strong"/>
+          <w:sz w:val="22"/>
+        </w:rPr>
+        <w:t>CI/CD</w:t>
+      </w:r>
+      <w:r>
+        <w:rPr>
+          <w:sz w:val="22"/>
         </w:rPr>
         <w:t xml:space="preserve">, </w:t>
       </w:r>
-      <w:r>
-        <w:rPr>
-          <w:rStyle w:val="Strong"/>
-          <w:rFonts w:ascii="Arial" w:hAnsi="Arial" w:cs="Arial"/>
-          <w:sz w:val="20"/>
-        </w:rPr>
-        <w:t>durable data contracts</w:t>
-      </w:r>
-      <w:r>
-        <w:rPr>
-          <w:rFonts w:ascii="Arial" w:hAnsi="Arial" w:cs="Arial"/>
-          <w:sz w:val="20"/>
-        </w:rPr>
-        <w:t xml:space="preserve">, and practical guardrails across </w:t>
-      </w:r>
-      <w:r>
-        <w:rPr>
-          <w:rStyle w:val="Strong"/>
-          <w:rFonts w:ascii="Arial" w:hAnsi="Arial" w:cs="Arial"/>
-          <w:sz w:val="20"/>
-        </w:rPr>
-        <w:t>CI/CD</w:t>
-      </w:r>
-      <w:r>
-        <w:rPr>
-          <w:rFonts w:ascii="Arial" w:hAnsi="Arial" w:cs="Arial"/>
-          <w:sz w:val="20"/>
+      <w:proofErr w:type="spellStart"/>
+      <w:r>
+        <w:rPr>
+          <w:rStyle w:val="Strong"/>
+          <w:sz w:val="22"/>
+        </w:rPr>
+        <w:t>observability</w:t>
+      </w:r>
+      <w:proofErr w:type="spellEnd"/>
+      <w:r>
+        <w:rPr>
+          <w:sz w:val="22"/>
         </w:rPr>
         <w:t xml:space="preserve">, </w:t>
       </w:r>
-      <w:proofErr w:type="spellStart"/>
-      <w:r>
-        <w:rPr>
-          <w:rStyle w:val="Strong"/>
-          <w:rFonts w:ascii="Arial" w:hAnsi="Arial" w:cs="Arial"/>
-          <w:sz w:val="20"/>
-        </w:rPr>
-        <w:t>observability</w:t>
-      </w:r>
-      <w:proofErr w:type="spellEnd"/>
-      <w:r>
-        <w:rPr>
-          <w:rFonts w:ascii="Arial" w:hAnsi="Arial" w:cs="Arial"/>
-          <w:sz w:val="20"/>
-        </w:rPr>
-        <w:t xml:space="preserve">, and </w:t>
-      </w:r>
-      <w:r>
-        <w:rPr>
-          <w:rStyle w:val="Strong"/>
-          <w:rFonts w:ascii="Arial" w:hAnsi="Arial" w:cs="Arial"/>
-          <w:sz w:val="20"/>
-        </w:rPr>
-        <w:t>security</w:t>
-      </w:r>
-      <w:r>
-        <w:rPr>
-          <w:rFonts w:ascii="Arial" w:hAnsi="Arial" w:cs="Arial"/>
-          <w:sz w:val="20"/>
-        </w:rPr>
-        <w:t>.</w:t>
+      <w:r>
+        <w:rPr>
+          <w:rStyle w:val="Strong"/>
+          <w:sz w:val="22"/>
+        </w:rPr>
+        <w:t>security controls</w:t>
+      </w:r>
+      <w:r>
+        <w:rPr>
+          <w:sz w:val="22"/>
+        </w:rPr>
+        <w:t xml:space="preserve">, and incident-driven engineering improvements. </w:t>
+      </w:r>
+      <w:proofErr w:type="gramStart"/>
+      <w:r>
+        <w:rPr>
+          <w:sz w:val="22"/>
+        </w:rPr>
+        <w:t>Known for solving noisy production issues at the root cause level, improving maintainability through clean service boundaries and reusable frontend architecture, and shipping backend workflows, dashboards, and operational tooling that raise customer trust and reduce support drag.</w:t>
       </w:r>
       <w:proofErr w:type="gramEnd"/>
-      <w:r>
-        <w:rPr>
-          <w:rFonts w:ascii="Arial" w:hAnsi="Arial" w:cs="Arial"/>
-          <w:sz w:val="20"/>
-        </w:rPr>
-        <w:t xml:space="preserve"> Comfortable owning the full lifecycle—</w:t>
-      </w:r>
-      <w:r>
-        <w:rPr>
-          <w:rStyle w:val="Strong"/>
-          <w:rFonts w:ascii="Arial" w:hAnsi="Arial" w:cs="Arial"/>
-          <w:sz w:val="20"/>
-        </w:rPr>
-        <w:t>architecture</w:t>
-      </w:r>
-      <w:r>
-        <w:rPr>
-          <w:rFonts w:ascii="Arial" w:hAnsi="Arial" w:cs="Arial"/>
-          <w:sz w:val="20"/>
-        </w:rPr>
-        <w:t xml:space="preserve">, </w:t>
-      </w:r>
-      <w:r>
-        <w:rPr>
-          <w:rStyle w:val="Strong"/>
-          <w:rFonts w:ascii="Arial" w:hAnsi="Arial" w:cs="Arial"/>
-          <w:sz w:val="20"/>
-        </w:rPr>
-        <w:t>implementation</w:t>
-      </w:r>
-      <w:r>
-        <w:rPr>
-          <w:rFonts w:ascii="Arial" w:hAnsi="Arial" w:cs="Arial"/>
-          <w:sz w:val="20"/>
-        </w:rPr>
-        <w:t xml:space="preserve">, </w:t>
-      </w:r>
-      <w:r>
-        <w:rPr>
-          <w:rStyle w:val="Strong"/>
-          <w:rFonts w:ascii="Arial" w:hAnsi="Arial" w:cs="Arial"/>
-          <w:sz w:val="20"/>
-        </w:rPr>
-        <w:t>incident response</w:t>
-      </w:r>
-      <w:r>
-        <w:rPr>
-          <w:rFonts w:ascii="Arial" w:hAnsi="Arial" w:cs="Arial"/>
-          <w:sz w:val="20"/>
-        </w:rPr>
-        <w:t xml:space="preserve">, and </w:t>
-      </w:r>
-      <w:r>
-        <w:rPr>
-          <w:rStyle w:val="Strong"/>
-          <w:rFonts w:ascii="Arial" w:hAnsi="Arial" w:cs="Arial"/>
-          <w:sz w:val="20"/>
-        </w:rPr>
-        <w:t>postmortem-driven hardening</w:t>
-      </w:r>
-      <w:r>
-        <w:rPr>
-          <w:rFonts w:ascii="Arial" w:hAnsi="Arial" w:cs="Arial"/>
-          <w:sz w:val="20"/>
-        </w:rPr>
-        <w:t>—to reduce operational noise and raise customer trust.</w:t>
-      </w:r>
     </w:p>
     <w:p>
       <w:pPr>
@@ -428,13 +406,16 @@
           <w:bottom w:val="single" w:sz="6" w:space="0" w:color="B91C1C"/>
         </w:pBdr>
         <w:spacing w:before="120" w:after="80"/>
+        <w:rPr>
+          <w:sz w:val="24"/>
+        </w:rPr>
       </w:pPr>
       <w:r>
         <w:rPr>
           <w:b/>
           <w:bCs/>
           <w:color w:val="111111"/>
-          <w:sz w:val="21"/>
+          <w:sz w:val="24"/>
           <w:szCs w:val="21"/>
         </w:rPr>
         <w:t>SKILLS</w:t>
@@ -445,201 +426,96 @@
         <w:pStyle w:val="NormalWeb"/>
         <w:numPr>
           <w:ilvl w:val="0"/>
-          <w:numId w:val="19"/>
+          <w:numId w:val="36"/>
         </w:numPr>
+        <w:spacing w:before="0" w:beforeAutospacing="0" w:after="0" w:afterAutospacing="0"/>
         <w:jc w:val="both"/>
         <w:rPr>
-          <w:rFonts w:ascii="Arial" w:hAnsi="Arial" w:cs="Arial"/>
-          <w:sz w:val="12"/>
-        </w:rPr>
-      </w:pPr>
-      <w:r>
-        <w:rPr>
-          <w:rStyle w:val="Strong"/>
-          <w:rFonts w:ascii="Arial" w:hAnsi="Arial" w:cs="Arial"/>
-          <w:sz w:val="18"/>
-        </w:rPr>
-        <w:t>Backend &amp; APIs</w:t>
-      </w:r>
-      <w:r>
-        <w:rPr>
-          <w:rFonts w:ascii="Arial" w:hAnsi="Arial" w:cs="Arial"/>
-          <w:sz w:val="18"/>
+          <w:sz w:val="22"/>
+        </w:rPr>
+      </w:pPr>
+      <w:r>
+        <w:rPr>
+          <w:rStyle w:val="Strong"/>
+          <w:sz w:val="22"/>
+        </w:rPr>
+        <w:t>Frontend</w:t>
+      </w:r>
+      <w:r>
+        <w:rPr>
+          <w:sz w:val="22"/>
         </w:rPr>
         <w:t xml:space="preserve"> — </w:t>
       </w:r>
       <w:r>
         <w:rPr>
           <w:rStyle w:val="Strong"/>
-          <w:rFonts w:ascii="Arial" w:hAnsi="Arial" w:cs="Arial"/>
-          <w:sz w:val="18"/>
-        </w:rPr>
-        <w:t>Python</w:t>
-      </w:r>
-      <w:r>
-        <w:rPr>
-          <w:rFonts w:ascii="Arial" w:hAnsi="Arial" w:cs="Arial"/>
-          <w:sz w:val="18"/>
+          <w:sz w:val="22"/>
+        </w:rPr>
+        <w:t>Angular 10–1</w:t>
+      </w:r>
+      <w:r>
+        <w:rPr>
+          <w:rStyle w:val="Strong"/>
+          <w:sz w:val="22"/>
+        </w:rPr>
+        <w:t>8</w:t>
+      </w:r>
+      <w:r>
+        <w:rPr>
+          <w:sz w:val="22"/>
         </w:rPr>
         <w:t xml:space="preserve">, </w:t>
       </w:r>
-      <w:r>
-        <w:rPr>
-          <w:rStyle w:val="Strong"/>
-          <w:rFonts w:ascii="Arial" w:hAnsi="Arial" w:cs="Arial"/>
-          <w:sz w:val="18"/>
-        </w:rPr>
-        <w:t>SQL</w:t>
-      </w:r>
-      <w:r>
-        <w:rPr>
-          <w:rFonts w:ascii="Arial" w:hAnsi="Arial" w:cs="Arial"/>
-          <w:sz w:val="18"/>
+      <w:proofErr w:type="spellStart"/>
+      <w:r>
+        <w:rPr>
+          <w:rStyle w:val="Strong"/>
+          <w:sz w:val="22"/>
+        </w:rPr>
+        <w:t>TypeScript</w:t>
+      </w:r>
+      <w:proofErr w:type="spellEnd"/>
+      <w:r>
+        <w:rPr>
+          <w:rStyle w:val="Strong"/>
+          <w:sz w:val="22"/>
+        </w:rPr>
+        <w:t xml:space="preserve"> 4.x–5.x</w:t>
+      </w:r>
+      <w:r>
+        <w:rPr>
+          <w:sz w:val="22"/>
+        </w:rPr>
+        <w:t xml:space="preserve">, JavaScript, </w:t>
+      </w:r>
+      <w:proofErr w:type="spellStart"/>
+      <w:r>
+        <w:rPr>
+          <w:sz w:val="22"/>
+        </w:rPr>
+        <w:t>RxJS</w:t>
+      </w:r>
+      <w:proofErr w:type="spellEnd"/>
+      <w:r>
+        <w:rPr>
+          <w:sz w:val="22"/>
         </w:rPr>
         <w:t xml:space="preserve">, </w:t>
       </w:r>
-      <w:r>
-        <w:rPr>
-          <w:rStyle w:val="Strong"/>
-          <w:rFonts w:ascii="Arial" w:hAnsi="Arial" w:cs="Arial"/>
-          <w:sz w:val="18"/>
-        </w:rPr>
-        <w:t>REST APIs</w:t>
-      </w:r>
-      <w:r>
-        <w:rPr>
-          <w:rFonts w:ascii="Arial" w:hAnsi="Arial" w:cs="Arial"/>
-          <w:sz w:val="18"/>
-        </w:rPr>
-        <w:t xml:space="preserve">, </w:t>
-      </w:r>
       <w:proofErr w:type="spellStart"/>
       <w:r>
         <w:rPr>
-          <w:rStyle w:val="Strong"/>
-          <w:rFonts w:ascii="Arial" w:hAnsi="Arial" w:cs="Arial"/>
-          <w:sz w:val="18"/>
-        </w:rPr>
-        <w:t>GraphQL</w:t>
+          <w:sz w:val="22"/>
+        </w:rPr>
+        <w:t>NgRx</w:t>
       </w:r>
       <w:proofErr w:type="spellEnd"/>
       <w:r>
         <w:rPr>
-          <w:rFonts w:ascii="Arial" w:hAnsi="Arial" w:cs="Arial"/>
-          <w:sz w:val="18"/>
-        </w:rPr>
-        <w:t xml:space="preserve">, </w:t>
-      </w:r>
-      <w:proofErr w:type="spellStart"/>
-      <w:r>
-        <w:rPr>
-          <w:rStyle w:val="Strong"/>
-          <w:rFonts w:ascii="Arial" w:hAnsi="Arial" w:cs="Arial"/>
-          <w:sz w:val="18"/>
-        </w:rPr>
-        <w:t>microservices</w:t>
-      </w:r>
-      <w:proofErr w:type="spellEnd"/>
-      <w:r>
-        <w:rPr>
-          <w:rFonts w:ascii="Arial" w:hAnsi="Arial" w:cs="Arial"/>
-          <w:sz w:val="18"/>
-        </w:rPr>
-        <w:t xml:space="preserve">, </w:t>
-      </w:r>
-      <w:r>
-        <w:rPr>
-          <w:rStyle w:val="Strong"/>
-          <w:rFonts w:ascii="Arial" w:hAnsi="Arial" w:cs="Arial"/>
-          <w:sz w:val="18"/>
-        </w:rPr>
-        <w:t>event-driven architecture</w:t>
-      </w:r>
-      <w:r>
-        <w:rPr>
-          <w:rFonts w:ascii="Arial" w:hAnsi="Arial" w:cs="Arial"/>
-          <w:sz w:val="18"/>
-        </w:rPr>
-        <w:t xml:space="preserve">, </w:t>
-      </w:r>
-      <w:r>
-        <w:rPr>
-          <w:rStyle w:val="Strong"/>
-          <w:rFonts w:ascii="Arial" w:hAnsi="Arial" w:cs="Arial"/>
-          <w:sz w:val="18"/>
-        </w:rPr>
-        <w:t>background jobs</w:t>
-      </w:r>
-      <w:r>
-        <w:rPr>
-          <w:rFonts w:ascii="Arial" w:hAnsi="Arial" w:cs="Arial"/>
-          <w:sz w:val="18"/>
-        </w:rPr>
-        <w:t xml:space="preserve">, </w:t>
-      </w:r>
-      <w:proofErr w:type="spellStart"/>
-      <w:r>
-        <w:rPr>
-          <w:rStyle w:val="Strong"/>
-          <w:rFonts w:ascii="Arial" w:hAnsi="Arial" w:cs="Arial"/>
-          <w:sz w:val="18"/>
-        </w:rPr>
-        <w:t>WebSockets</w:t>
-      </w:r>
-      <w:proofErr w:type="spellEnd"/>
-      <w:r>
-        <w:rPr>
-          <w:rFonts w:ascii="Arial" w:hAnsi="Arial" w:cs="Arial"/>
-          <w:sz w:val="18"/>
-        </w:rPr>
-        <w:t xml:space="preserve">, </w:t>
-      </w:r>
-      <w:r>
-        <w:rPr>
-          <w:rStyle w:val="Strong"/>
-          <w:rFonts w:ascii="Arial" w:hAnsi="Arial" w:cs="Arial"/>
-          <w:sz w:val="18"/>
-        </w:rPr>
-        <w:t>rate limiting</w:t>
-      </w:r>
-      <w:r>
-        <w:rPr>
-          <w:rFonts w:ascii="Arial" w:hAnsi="Arial" w:cs="Arial"/>
-          <w:sz w:val="18"/>
-        </w:rPr>
-        <w:t xml:space="preserve">, </w:t>
-      </w:r>
-      <w:proofErr w:type="spellStart"/>
-      <w:r>
-        <w:rPr>
-          <w:rStyle w:val="Strong"/>
-          <w:rFonts w:ascii="Arial" w:hAnsi="Arial" w:cs="Arial"/>
-          <w:sz w:val="18"/>
-        </w:rPr>
-        <w:t>idempotency</w:t>
-      </w:r>
-      <w:proofErr w:type="spellEnd"/>
-      <w:r>
-        <w:rPr>
-          <w:rFonts w:ascii="Arial" w:hAnsi="Arial" w:cs="Arial"/>
-          <w:sz w:val="18"/>
-        </w:rPr>
-        <w:t xml:space="preserve">, </w:t>
-      </w:r>
-      <w:r>
-        <w:rPr>
-          <w:rStyle w:val="Strong"/>
-          <w:rFonts w:ascii="Arial" w:hAnsi="Arial" w:cs="Arial"/>
-          <w:sz w:val="18"/>
-        </w:rPr>
-        <w:t>caching strategies</w:t>
-      </w:r>
-      <w:r>
-        <w:rPr>
-          <w:rFonts w:ascii="Arial" w:hAnsi="Arial" w:cs="Arial"/>
-          <w:sz w:val="18"/>
-        </w:rPr>
-        <w:t>, Bash</w:t>
+          <w:sz w:val="22"/>
+        </w:rPr>
+        <w:t>, Angular Material, HTML5, CSS3, Tailwind CSS, responsive UI design, component libraries, SPA routing, performance tuning, accessibility, form validation, API integration</w:t>
       </w:r>
     </w:p>
     <w:p>
@@ -647,243 +523,253 @@
         <w:pStyle w:val="NormalWeb"/>
         <w:numPr>
           <w:ilvl w:val="0"/>
-          <w:numId w:val="19"/>
+          <w:numId w:val="36"/>
         </w:numPr>
+        <w:spacing w:before="0" w:beforeAutospacing="0" w:after="0" w:afterAutospacing="0"/>
         <w:jc w:val="both"/>
         <w:rPr>
-          <w:rFonts w:ascii="Arial" w:hAnsi="Arial" w:cs="Arial"/>
-          <w:sz w:val="12"/>
-        </w:rPr>
-      </w:pPr>
-      <w:r>
-        <w:rPr>
-          <w:rStyle w:val="Strong"/>
-          <w:rFonts w:ascii="Arial" w:hAnsi="Arial" w:cs="Arial"/>
-          <w:sz w:val="18"/>
+          <w:sz w:val="22"/>
+        </w:rPr>
+      </w:pPr>
+      <w:r>
+        <w:rPr>
+          <w:rStyle w:val="Strong"/>
+          <w:sz w:val="22"/>
+        </w:rPr>
+        <w:t>Backend &amp; APIs</w:t>
+      </w:r>
+      <w:r>
+        <w:rPr>
+          <w:sz w:val="22"/>
+        </w:rPr>
+        <w:t xml:space="preserve"> — </w:t>
+      </w:r>
+      <w:r>
+        <w:rPr>
+          <w:rStyle w:val="Strong"/>
+          <w:sz w:val="22"/>
+        </w:rPr>
+        <w:t>Python 3.8–3.12</w:t>
+      </w:r>
+      <w:r>
+        <w:rPr>
+          <w:sz w:val="22"/>
+        </w:rPr>
+        <w:t xml:space="preserve">, </w:t>
+      </w:r>
+      <w:proofErr w:type="spellStart"/>
+      <w:r>
+        <w:rPr>
+          <w:sz w:val="22"/>
+        </w:rPr>
+        <w:t>FastAPI</w:t>
+      </w:r>
+      <w:proofErr w:type="spellEnd"/>
+      <w:r>
+        <w:rPr>
+          <w:sz w:val="22"/>
+        </w:rPr>
+        <w:t xml:space="preserve">, Flask, </w:t>
+      </w:r>
+      <w:proofErr w:type="spellStart"/>
+      <w:r>
+        <w:rPr>
+          <w:sz w:val="22"/>
+        </w:rPr>
+        <w:t>Django</w:t>
+      </w:r>
+      <w:proofErr w:type="spellEnd"/>
+      <w:r>
+        <w:rPr>
+          <w:sz w:val="22"/>
+        </w:rPr>
+        <w:t xml:space="preserve">, SQL, REST APIs, </w:t>
+      </w:r>
+      <w:proofErr w:type="spellStart"/>
+      <w:r>
+        <w:rPr>
+          <w:sz w:val="22"/>
+        </w:rPr>
+        <w:t>GraphQL</w:t>
+      </w:r>
+      <w:proofErr w:type="spellEnd"/>
+      <w:r>
+        <w:rPr>
+          <w:sz w:val="22"/>
+        </w:rPr>
+        <w:t xml:space="preserve">, </w:t>
+      </w:r>
+      <w:proofErr w:type="spellStart"/>
+      <w:r>
+        <w:rPr>
+          <w:sz w:val="22"/>
+        </w:rPr>
+        <w:t>microservices</w:t>
+      </w:r>
+      <w:proofErr w:type="spellEnd"/>
+      <w:r>
+        <w:rPr>
+          <w:sz w:val="22"/>
+        </w:rPr>
+        <w:t xml:space="preserve">, background jobs, </w:t>
+      </w:r>
+      <w:proofErr w:type="spellStart"/>
+      <w:r>
+        <w:rPr>
+          <w:sz w:val="22"/>
+        </w:rPr>
+        <w:t>WebSockets</w:t>
+      </w:r>
+      <w:proofErr w:type="spellEnd"/>
+      <w:r>
+        <w:rPr>
+          <w:sz w:val="22"/>
+        </w:rPr>
+        <w:t xml:space="preserve">, caching strategies, </w:t>
+      </w:r>
+      <w:proofErr w:type="spellStart"/>
+      <w:r>
+        <w:rPr>
+          <w:sz w:val="22"/>
+        </w:rPr>
+        <w:t>idempotency</w:t>
+      </w:r>
+      <w:proofErr w:type="spellEnd"/>
+      <w:r>
+        <w:rPr>
+          <w:sz w:val="22"/>
+        </w:rPr>
+        <w:t xml:space="preserve">, rate limiting, </w:t>
+      </w:r>
+      <w:proofErr w:type="spellStart"/>
+      <w:r>
+        <w:rPr>
+          <w:sz w:val="22"/>
+        </w:rPr>
+        <w:t>async</w:t>
+      </w:r>
+      <w:proofErr w:type="spellEnd"/>
+      <w:r>
+        <w:rPr>
+          <w:sz w:val="22"/>
+        </w:rPr>
+        <w:t xml:space="preserve"> processing, service boundaries, Bash</w:t>
+      </w:r>
+    </w:p>
+    <w:p>
+      <w:pPr>
+        <w:pStyle w:val="NormalWeb"/>
+        <w:numPr>
+          <w:ilvl w:val="0"/>
+          <w:numId w:val="36"/>
+        </w:numPr>
+        <w:spacing w:before="0" w:beforeAutospacing="0" w:after="0" w:afterAutospacing="0"/>
+        <w:jc w:val="both"/>
+        <w:rPr>
+          <w:sz w:val="22"/>
+        </w:rPr>
+      </w:pPr>
+      <w:r>
+        <w:rPr>
+          <w:rStyle w:val="Strong"/>
+          <w:sz w:val="22"/>
         </w:rPr>
         <w:t>Data, Messaging &amp; Search</w:t>
       </w:r>
       <w:r>
         <w:rPr>
-          <w:rFonts w:ascii="Arial" w:hAnsi="Arial" w:cs="Arial"/>
-          <w:sz w:val="18"/>
-        </w:rPr>
-        <w:t xml:space="preserve"> — Relational: </w:t>
+          <w:sz w:val="22"/>
+        </w:rPr>
+        <w:t xml:space="preserve"> — </w:t>
       </w:r>
       <w:proofErr w:type="spellStart"/>
       <w:r>
         <w:rPr>
-          <w:rStyle w:val="Strong"/>
-          <w:rFonts w:ascii="Arial" w:hAnsi="Arial" w:cs="Arial"/>
-          <w:sz w:val="18"/>
+          <w:sz w:val="22"/>
         </w:rPr>
         <w:t>PostgreSQL</w:t>
       </w:r>
       <w:proofErr w:type="spellEnd"/>
       <w:r>
         <w:rPr>
-          <w:rFonts w:ascii="Arial" w:hAnsi="Arial" w:cs="Arial"/>
-          <w:sz w:val="18"/>
+          <w:sz w:val="22"/>
+        </w:rPr>
+        <w:t xml:space="preserve">, MySQL, SQL Server, </w:t>
+      </w:r>
+      <w:proofErr w:type="spellStart"/>
+      <w:r>
+        <w:rPr>
+          <w:sz w:val="22"/>
+        </w:rPr>
+        <w:t>Redis</w:t>
+      </w:r>
+      <w:proofErr w:type="spellEnd"/>
+      <w:r>
+        <w:rPr>
+          <w:sz w:val="22"/>
         </w:rPr>
         <w:t xml:space="preserve">, </w:t>
       </w:r>
-      <w:r>
-        <w:rPr>
-          <w:rStyle w:val="Strong"/>
-          <w:rFonts w:ascii="Arial" w:hAnsi="Arial" w:cs="Arial"/>
-          <w:sz w:val="18"/>
-        </w:rPr>
-        <w:t>MySQL</w:t>
-      </w:r>
-      <w:r>
-        <w:rPr>
-          <w:rFonts w:ascii="Arial" w:hAnsi="Arial" w:cs="Arial"/>
-          <w:sz w:val="18"/>
+      <w:proofErr w:type="spellStart"/>
+      <w:r>
+        <w:rPr>
+          <w:sz w:val="22"/>
+        </w:rPr>
+        <w:t>MongoDB</w:t>
+      </w:r>
+      <w:proofErr w:type="spellEnd"/>
+      <w:r>
+        <w:rPr>
+          <w:sz w:val="22"/>
         </w:rPr>
         <w:t xml:space="preserve">, </w:t>
       </w:r>
-      <w:r>
-        <w:rPr>
-          <w:rStyle w:val="Strong"/>
-          <w:rFonts w:ascii="Arial" w:hAnsi="Arial" w:cs="Arial"/>
-          <w:sz w:val="18"/>
-        </w:rPr>
-        <w:t>SQL Server</w:t>
-      </w:r>
-      <w:r>
-        <w:rPr>
-          <w:rFonts w:ascii="Arial" w:hAnsi="Arial" w:cs="Arial"/>
-          <w:sz w:val="18"/>
-        </w:rPr>
-        <w:t xml:space="preserve"> • </w:t>
-      </w:r>
       <w:proofErr w:type="spellStart"/>
       <w:r>
         <w:rPr>
-          <w:rFonts w:ascii="Arial" w:hAnsi="Arial" w:cs="Arial"/>
-          <w:sz w:val="18"/>
-        </w:rPr>
-        <w:t>NoSQL</w:t>
+          <w:sz w:val="22"/>
+        </w:rPr>
+        <w:t>DynamoDB</w:t>
       </w:r>
       <w:proofErr w:type="spellEnd"/>
       <w:r>
         <w:rPr>
-          <w:rFonts w:ascii="Arial" w:hAnsi="Arial" w:cs="Arial"/>
-          <w:sz w:val="18"/>
-        </w:rPr>
-        <w:t xml:space="preserve">: </w:t>
+          <w:sz w:val="22"/>
+        </w:rPr>
+        <w:t xml:space="preserve">, AWS SQS/SNS, Kafka, </w:t>
       </w:r>
       <w:proofErr w:type="spellStart"/>
       <w:r>
         <w:rPr>
-          <w:rStyle w:val="Strong"/>
-          <w:rFonts w:ascii="Arial" w:hAnsi="Arial" w:cs="Arial"/>
-          <w:sz w:val="18"/>
-        </w:rPr>
-        <w:t>Redis</w:t>
+          <w:sz w:val="22"/>
+        </w:rPr>
+        <w:t>RabbitMQ</w:t>
       </w:r>
       <w:proofErr w:type="spellEnd"/>
       <w:r>
         <w:rPr>
-          <w:rFonts w:ascii="Arial" w:hAnsi="Arial" w:cs="Arial"/>
-          <w:sz w:val="18"/>
+          <w:sz w:val="22"/>
         </w:rPr>
         <w:t xml:space="preserve">, </w:t>
       </w:r>
       <w:proofErr w:type="spellStart"/>
       <w:r>
         <w:rPr>
-          <w:rStyle w:val="Strong"/>
-          <w:rFonts w:ascii="Arial" w:hAnsi="Arial" w:cs="Arial"/>
-          <w:sz w:val="18"/>
-        </w:rPr>
-        <w:t>MongoDB</w:t>
+          <w:sz w:val="22"/>
+        </w:rPr>
+        <w:t>Elasticsearch</w:t>
       </w:r>
       <w:proofErr w:type="spellEnd"/>
       <w:r>
         <w:rPr>
-          <w:rFonts w:ascii="Arial" w:hAnsi="Arial" w:cs="Arial"/>
-          <w:sz w:val="18"/>
-        </w:rPr>
-        <w:t xml:space="preserve">, </w:t>
+          <w:sz w:val="22"/>
+        </w:rPr>
+        <w:t xml:space="preserve">, OpenSearch, Redshift, </w:t>
       </w:r>
       <w:proofErr w:type="spellStart"/>
       <w:r>
         <w:rPr>
-          <w:rStyle w:val="Strong"/>
-          <w:rFonts w:ascii="Arial" w:hAnsi="Arial" w:cs="Arial"/>
-          <w:sz w:val="18"/>
-        </w:rPr>
-        <w:t>DynamoDB</w:t>
-      </w:r>
-      <w:proofErr w:type="spellEnd"/>
-      <w:r>
-        <w:rPr>
-          <w:rFonts w:ascii="Arial" w:hAnsi="Arial" w:cs="Arial"/>
-          <w:sz w:val="18"/>
-        </w:rPr>
-        <w:t xml:space="preserve"> • Queues/streams: </w:t>
-      </w:r>
-      <w:r>
-        <w:rPr>
-          <w:rStyle w:val="Strong"/>
-          <w:rFonts w:ascii="Arial" w:hAnsi="Arial" w:cs="Arial"/>
-          <w:sz w:val="18"/>
-        </w:rPr>
-        <w:t>AWS SQS/SNS</w:t>
-      </w:r>
-      <w:r>
-        <w:rPr>
-          <w:rFonts w:ascii="Arial" w:hAnsi="Arial" w:cs="Arial"/>
-          <w:sz w:val="18"/>
-        </w:rPr>
-        <w:t xml:space="preserve">, </w:t>
-      </w:r>
-      <w:r>
-        <w:rPr>
-          <w:rStyle w:val="Strong"/>
-          <w:rFonts w:ascii="Arial" w:hAnsi="Arial" w:cs="Arial"/>
-          <w:sz w:val="18"/>
-        </w:rPr>
-        <w:t>Kafka</w:t>
-      </w:r>
-      <w:r>
-        <w:rPr>
-          <w:rFonts w:ascii="Arial" w:hAnsi="Arial" w:cs="Arial"/>
-          <w:sz w:val="18"/>
-        </w:rPr>
-        <w:t xml:space="preserve">, </w:t>
-      </w:r>
-      <w:proofErr w:type="spellStart"/>
-      <w:r>
-        <w:rPr>
-          <w:rStyle w:val="Strong"/>
-          <w:rFonts w:ascii="Arial" w:hAnsi="Arial" w:cs="Arial"/>
-          <w:sz w:val="18"/>
-        </w:rPr>
-        <w:t>RabbitMQ</w:t>
-      </w:r>
-      <w:proofErr w:type="spellEnd"/>
-      <w:r>
-        <w:rPr>
-          <w:rFonts w:ascii="Arial" w:hAnsi="Arial" w:cs="Arial"/>
-          <w:sz w:val="18"/>
-        </w:rPr>
-        <w:t xml:space="preserve"> • Search: </w:t>
-      </w:r>
-      <w:proofErr w:type="spellStart"/>
-      <w:r>
-        <w:rPr>
-          <w:rStyle w:val="Strong"/>
-          <w:rFonts w:ascii="Arial" w:hAnsi="Arial" w:cs="Arial"/>
-          <w:sz w:val="18"/>
-        </w:rPr>
-        <w:t>Elasticsearch</w:t>
-      </w:r>
-      <w:proofErr w:type="spellEnd"/>
-      <w:r>
-        <w:rPr>
-          <w:rFonts w:ascii="Arial" w:hAnsi="Arial" w:cs="Arial"/>
-          <w:sz w:val="18"/>
-        </w:rPr>
-        <w:t xml:space="preserve">, </w:t>
-      </w:r>
-      <w:r>
-        <w:rPr>
-          <w:rStyle w:val="Strong"/>
-          <w:rFonts w:ascii="Arial" w:hAnsi="Arial" w:cs="Arial"/>
-          <w:sz w:val="18"/>
-        </w:rPr>
-        <w:t>OpenSearch</w:t>
-      </w:r>
-      <w:r>
-        <w:rPr>
-          <w:rFonts w:ascii="Arial" w:hAnsi="Arial" w:cs="Arial"/>
-          <w:sz w:val="18"/>
-        </w:rPr>
-        <w:t xml:space="preserve"> • Analytics: </w:t>
-      </w:r>
-      <w:r>
-        <w:rPr>
-          <w:rStyle w:val="Strong"/>
-          <w:rFonts w:ascii="Arial" w:hAnsi="Arial" w:cs="Arial"/>
-          <w:sz w:val="18"/>
-        </w:rPr>
-        <w:t>Redshift</w:t>
-      </w:r>
-      <w:r>
-        <w:rPr>
-          <w:rFonts w:ascii="Arial" w:hAnsi="Arial" w:cs="Arial"/>
-          <w:sz w:val="18"/>
-        </w:rPr>
-        <w:t xml:space="preserve">, </w:t>
-      </w:r>
-      <w:proofErr w:type="spellStart"/>
-      <w:r>
-        <w:rPr>
-          <w:rStyle w:val="Strong"/>
-          <w:rFonts w:ascii="Arial" w:hAnsi="Arial" w:cs="Arial"/>
-          <w:sz w:val="18"/>
+          <w:sz w:val="22"/>
         </w:rPr>
         <w:t>BigQuery</w:t>
       </w:r>
@@ -894,19 +780,18 @@
         <w:pStyle w:val="NormalWeb"/>
         <w:numPr>
           <w:ilvl w:val="0"/>
-          <w:numId w:val="19"/>
+          <w:numId w:val="36"/>
         </w:numPr>
+        <w:spacing w:before="0" w:beforeAutospacing="0" w:after="0" w:afterAutospacing="0"/>
         <w:jc w:val="both"/>
         <w:rPr>
-          <w:rFonts w:ascii="Arial" w:hAnsi="Arial" w:cs="Arial"/>
-          <w:sz w:val="12"/>
-        </w:rPr>
-      </w:pPr>
-      <w:r>
-        <w:rPr>
-          <w:rStyle w:val="Strong"/>
-          <w:rFonts w:ascii="Arial" w:hAnsi="Arial" w:cs="Arial"/>
-          <w:sz w:val="18"/>
+          <w:sz w:val="22"/>
+        </w:rPr>
+      </w:pPr>
+      <w:r>
+        <w:rPr>
+          <w:rStyle w:val="Strong"/>
+          <w:sz w:val="22"/>
         </w:rPr>
         <w:t xml:space="preserve">Cloud &amp; </w:t>
       </w:r>
@@ -914,615 +799,245 @@
       <w:r>
         <w:rPr>
           <w:rStyle w:val="Strong"/>
-          <w:rFonts w:ascii="Arial" w:hAnsi="Arial" w:cs="Arial"/>
-          <w:sz w:val="18"/>
+          <w:sz w:val="22"/>
         </w:rPr>
         <w:t>DevOps</w:t>
       </w:r>
       <w:proofErr w:type="spellEnd"/>
       <w:r>
         <w:rPr>
-          <w:rFonts w:ascii="Arial" w:hAnsi="Arial" w:cs="Arial"/>
-          <w:sz w:val="18"/>
-        </w:rPr>
-        <w:t xml:space="preserve"> — </w:t>
-      </w:r>
-      <w:r>
-        <w:rPr>
-          <w:rStyle w:val="Strong"/>
-          <w:rFonts w:ascii="Arial" w:hAnsi="Arial" w:cs="Arial"/>
-          <w:sz w:val="18"/>
-        </w:rPr>
-        <w:t>AWS (primary)</w:t>
-      </w:r>
-      <w:r>
-        <w:rPr>
-          <w:rFonts w:ascii="Arial" w:hAnsi="Arial" w:cs="Arial"/>
-          <w:sz w:val="18"/>
-        </w:rPr>
-        <w:t xml:space="preserve">: </w:t>
-      </w:r>
-      <w:r>
-        <w:rPr>
-          <w:rStyle w:val="Strong"/>
-          <w:rFonts w:ascii="Arial" w:hAnsi="Arial" w:cs="Arial"/>
-          <w:sz w:val="18"/>
-        </w:rPr>
-        <w:t>EKS</w:t>
-      </w:r>
-      <w:r>
-        <w:rPr>
-          <w:rFonts w:ascii="Arial" w:hAnsi="Arial" w:cs="Arial"/>
-          <w:sz w:val="18"/>
+          <w:sz w:val="22"/>
+        </w:rPr>
+        <w:t xml:space="preserve"> — AWS (</w:t>
+      </w:r>
+      <w:r>
+        <w:rPr>
+          <w:rStyle w:val="Strong"/>
+          <w:sz w:val="22"/>
+        </w:rPr>
+        <w:t xml:space="preserve">EKS, ECS, EC2, Lambda, API Gateway, S3, </w:t>
+      </w:r>
+      <w:proofErr w:type="spellStart"/>
+      <w:r>
+        <w:rPr>
+          <w:rStyle w:val="Strong"/>
+          <w:sz w:val="22"/>
+        </w:rPr>
+        <w:t>CloudFront</w:t>
+      </w:r>
+      <w:proofErr w:type="spellEnd"/>
+      <w:r>
+        <w:rPr>
+          <w:rStyle w:val="Strong"/>
+          <w:sz w:val="22"/>
+        </w:rPr>
+        <w:t xml:space="preserve">, RDS, </w:t>
+      </w:r>
+      <w:proofErr w:type="spellStart"/>
+      <w:r>
+        <w:rPr>
+          <w:rStyle w:val="Strong"/>
+          <w:sz w:val="22"/>
+        </w:rPr>
+        <w:t>DynamoDB</w:t>
+      </w:r>
+      <w:proofErr w:type="spellEnd"/>
+      <w:r>
+        <w:rPr>
+          <w:rStyle w:val="Strong"/>
+          <w:sz w:val="22"/>
         </w:rPr>
         <w:t xml:space="preserve">, </w:t>
       </w:r>
-      <w:r>
-        <w:rPr>
-          <w:rStyle w:val="Strong"/>
-          <w:rFonts w:ascii="Arial" w:hAnsi="Arial" w:cs="Arial"/>
-          <w:sz w:val="18"/>
-        </w:rPr>
-        <w:t>ECS</w:t>
-      </w:r>
-      <w:r>
-        <w:rPr>
-          <w:rFonts w:ascii="Arial" w:hAnsi="Arial" w:cs="Arial"/>
-          <w:sz w:val="18"/>
+      <w:proofErr w:type="spellStart"/>
+      <w:r>
+        <w:rPr>
+          <w:rStyle w:val="Strong"/>
+          <w:sz w:val="22"/>
+        </w:rPr>
+        <w:t>ElastiCache</w:t>
+      </w:r>
+      <w:proofErr w:type="spellEnd"/>
+      <w:r>
+        <w:rPr>
+          <w:rStyle w:val="Strong"/>
+          <w:sz w:val="22"/>
         </w:rPr>
         <w:t xml:space="preserve">, </w:t>
       </w:r>
-      <w:r>
-        <w:rPr>
-          <w:rStyle w:val="Strong"/>
-          <w:rFonts w:ascii="Arial" w:hAnsi="Arial" w:cs="Arial"/>
-          <w:sz w:val="18"/>
-        </w:rPr>
-        <w:t>EC2</w:t>
-      </w:r>
-      <w:r>
-        <w:rPr>
-          <w:rFonts w:ascii="Arial" w:hAnsi="Arial" w:cs="Arial"/>
-          <w:sz w:val="18"/>
+      <w:proofErr w:type="spellStart"/>
+      <w:r>
+        <w:rPr>
+          <w:rStyle w:val="Strong"/>
+          <w:sz w:val="22"/>
+        </w:rPr>
+        <w:t>EventBridge</w:t>
+      </w:r>
+      <w:proofErr w:type="spellEnd"/>
+      <w:r>
+        <w:rPr>
+          <w:rStyle w:val="Strong"/>
+          <w:sz w:val="22"/>
+        </w:rPr>
+        <w:t>, Step Functions, IAM</w:t>
+      </w:r>
+      <w:r>
+        <w:rPr>
+          <w:sz w:val="22"/>
+        </w:rPr>
+        <w:t>), Azure (</w:t>
+      </w:r>
+      <w:r>
+        <w:rPr>
+          <w:rStyle w:val="Strong"/>
+          <w:sz w:val="22"/>
+        </w:rPr>
+        <w:t>AKS, App Service, Azure SQL, Service Bus, Key Vault, Application Insights</w:t>
+      </w:r>
+      <w:r>
+        <w:rPr>
+          <w:sz w:val="22"/>
+        </w:rPr>
+        <w:t>), GCP (</w:t>
+      </w:r>
+      <w:r>
+        <w:rPr>
+          <w:rStyle w:val="Strong"/>
+          <w:sz w:val="22"/>
+        </w:rPr>
+        <w:t xml:space="preserve">GKE, Cloud Run, Pub/Sub, Cloud Storage, </w:t>
+      </w:r>
+      <w:proofErr w:type="spellStart"/>
+      <w:r>
+        <w:rPr>
+          <w:rStyle w:val="Strong"/>
+          <w:sz w:val="22"/>
+        </w:rPr>
+        <w:t>BigQuery</w:t>
+      </w:r>
+      <w:proofErr w:type="spellEnd"/>
+      <w:r>
+        <w:rPr>
+          <w:sz w:val="22"/>
+        </w:rPr>
+        <w:t xml:space="preserve">), </w:t>
+      </w:r>
+      <w:proofErr w:type="spellStart"/>
+      <w:r>
+        <w:rPr>
+          <w:sz w:val="22"/>
+        </w:rPr>
+        <w:t>Docker</w:t>
+      </w:r>
+      <w:proofErr w:type="spellEnd"/>
+      <w:r>
+        <w:rPr>
+          <w:sz w:val="22"/>
         </w:rPr>
         <w:t xml:space="preserve">, </w:t>
       </w:r>
-      <w:r>
-        <w:rPr>
-          <w:rStyle w:val="Strong"/>
-          <w:rFonts w:ascii="Arial" w:hAnsi="Arial" w:cs="Arial"/>
-          <w:sz w:val="18"/>
-        </w:rPr>
-        <w:t>Lambda</w:t>
-      </w:r>
-      <w:r>
-        <w:rPr>
-          <w:rFonts w:ascii="Arial" w:hAnsi="Arial" w:cs="Arial"/>
-          <w:sz w:val="18"/>
+      <w:proofErr w:type="spellStart"/>
+      <w:r>
+        <w:rPr>
+          <w:sz w:val="22"/>
+        </w:rPr>
+        <w:t>Kubernetes</w:t>
+      </w:r>
+      <w:proofErr w:type="spellEnd"/>
+      <w:r>
+        <w:rPr>
+          <w:sz w:val="22"/>
+        </w:rPr>
+        <w:t xml:space="preserve">, Helm, Argo CD, </w:t>
+      </w:r>
+      <w:proofErr w:type="spellStart"/>
+      <w:r>
+        <w:rPr>
+          <w:sz w:val="22"/>
+        </w:rPr>
+        <w:t>GitOps</w:t>
+      </w:r>
+      <w:proofErr w:type="spellEnd"/>
+      <w:r>
+        <w:rPr>
+          <w:sz w:val="22"/>
         </w:rPr>
         <w:t xml:space="preserve">, </w:t>
       </w:r>
-      <w:r>
-        <w:rPr>
-          <w:rStyle w:val="Strong"/>
-          <w:rFonts w:ascii="Arial" w:hAnsi="Arial" w:cs="Arial"/>
-          <w:sz w:val="18"/>
-        </w:rPr>
-        <w:t>API Gateway</w:t>
-      </w:r>
-      <w:r>
-        <w:rPr>
-          <w:rFonts w:ascii="Arial" w:hAnsi="Arial" w:cs="Arial"/>
-          <w:sz w:val="18"/>
+      <w:proofErr w:type="spellStart"/>
+      <w:r>
+        <w:rPr>
+          <w:sz w:val="22"/>
+        </w:rPr>
+        <w:t>Terraform</w:t>
+      </w:r>
+      <w:proofErr w:type="spellEnd"/>
+      <w:r>
+        <w:rPr>
+          <w:sz w:val="22"/>
         </w:rPr>
         <w:t xml:space="preserve">, </w:t>
       </w:r>
-      <w:r>
-        <w:rPr>
-          <w:rStyle w:val="Strong"/>
-          <w:rFonts w:ascii="Arial" w:hAnsi="Arial" w:cs="Arial"/>
-          <w:sz w:val="18"/>
-        </w:rPr>
-        <w:t>S3</w:t>
-      </w:r>
-      <w:r>
-        <w:rPr>
-          <w:rFonts w:ascii="Arial" w:hAnsi="Arial" w:cs="Arial"/>
-          <w:sz w:val="18"/>
+      <w:proofErr w:type="spellStart"/>
+      <w:r>
+        <w:rPr>
+          <w:sz w:val="22"/>
+        </w:rPr>
+        <w:t>CloudFormation</w:t>
+      </w:r>
+      <w:proofErr w:type="spellEnd"/>
+      <w:r>
+        <w:rPr>
+          <w:sz w:val="22"/>
         </w:rPr>
         <w:t xml:space="preserve">, </w:t>
       </w:r>
       <w:proofErr w:type="spellStart"/>
       <w:r>
         <w:rPr>
-          <w:rStyle w:val="Strong"/>
-          <w:rFonts w:ascii="Arial" w:hAnsi="Arial" w:cs="Arial"/>
-          <w:sz w:val="18"/>
-        </w:rPr>
-        <w:t>CloudFront</w:t>
+          <w:sz w:val="22"/>
+        </w:rPr>
+        <w:t>GitHub</w:t>
       </w:r>
       <w:proofErr w:type="spellEnd"/>
       <w:r>
         <w:rPr>
-          <w:rFonts w:ascii="Arial" w:hAnsi="Arial" w:cs="Arial"/>
-          <w:sz w:val="18"/>
+          <w:sz w:val="22"/>
+        </w:rPr>
+        <w:t xml:space="preserve"> Actions, </w:t>
+      </w:r>
+      <w:proofErr w:type="spellStart"/>
+      <w:r>
+        <w:rPr>
+          <w:sz w:val="22"/>
+        </w:rPr>
+        <w:t>GitLab</w:t>
+      </w:r>
+      <w:proofErr w:type="spellEnd"/>
+      <w:r>
+        <w:rPr>
+          <w:sz w:val="22"/>
+        </w:rPr>
+        <w:t xml:space="preserve"> CI, Jenkins, Azure </w:t>
+      </w:r>
+      <w:proofErr w:type="spellStart"/>
+      <w:r>
+        <w:rPr>
+          <w:sz w:val="22"/>
+        </w:rPr>
+        <w:t>DevOps</w:t>
+      </w:r>
+      <w:proofErr w:type="spellEnd"/>
+      <w:r>
+        <w:rPr>
+          <w:sz w:val="22"/>
         </w:rPr>
         <w:t xml:space="preserve">, </w:t>
       </w:r>
-      <w:r>
-        <w:rPr>
-          <w:rStyle w:val="Strong"/>
-          <w:rFonts w:ascii="Arial" w:hAnsi="Arial" w:cs="Arial"/>
-          <w:sz w:val="18"/>
-        </w:rPr>
-        <w:t>RDS</w:t>
-      </w:r>
-      <w:r>
-        <w:rPr>
-          <w:rFonts w:ascii="Arial" w:hAnsi="Arial" w:cs="Arial"/>
-          <w:sz w:val="18"/>
-        </w:rPr>
-        <w:t xml:space="preserve">, </w:t>
-      </w:r>
       <w:proofErr w:type="spellStart"/>
       <w:r>
         <w:rPr>
-          <w:rStyle w:val="Strong"/>
-          <w:rFonts w:ascii="Arial" w:hAnsi="Arial" w:cs="Arial"/>
-          <w:sz w:val="18"/>
-        </w:rPr>
-        <w:t>DynamoDB</w:t>
-      </w:r>
-      <w:proofErr w:type="spellEnd"/>
-      <w:r>
-        <w:rPr>
-          <w:rFonts w:ascii="Arial" w:hAnsi="Arial" w:cs="Arial"/>
-          <w:sz w:val="18"/>
-        </w:rPr>
-        <w:t xml:space="preserve">, </w:t>
-      </w:r>
-      <w:proofErr w:type="spellStart"/>
-      <w:r>
-        <w:rPr>
-          <w:rStyle w:val="Strong"/>
-          <w:rFonts w:ascii="Arial" w:hAnsi="Arial" w:cs="Arial"/>
-          <w:sz w:val="18"/>
-        </w:rPr>
-        <w:t>ElastiCache</w:t>
-      </w:r>
-      <w:proofErr w:type="spellEnd"/>
-      <w:r>
-        <w:rPr>
-          <w:rFonts w:ascii="Arial" w:hAnsi="Arial" w:cs="Arial"/>
-          <w:sz w:val="18"/>
-        </w:rPr>
-        <w:t xml:space="preserve">, </w:t>
-      </w:r>
-      <w:proofErr w:type="spellStart"/>
-      <w:r>
-        <w:rPr>
-          <w:rStyle w:val="Strong"/>
-          <w:rFonts w:ascii="Arial" w:hAnsi="Arial" w:cs="Arial"/>
-          <w:sz w:val="18"/>
-        </w:rPr>
-        <w:t>EventBridge</w:t>
-      </w:r>
-      <w:proofErr w:type="spellEnd"/>
-      <w:r>
-        <w:rPr>
-          <w:rFonts w:ascii="Arial" w:hAnsi="Arial" w:cs="Arial"/>
-          <w:sz w:val="18"/>
-        </w:rPr>
-        <w:t xml:space="preserve">, </w:t>
-      </w:r>
-      <w:r>
-        <w:rPr>
-          <w:rStyle w:val="Strong"/>
-          <w:rFonts w:ascii="Arial" w:hAnsi="Arial" w:cs="Arial"/>
-          <w:sz w:val="18"/>
-        </w:rPr>
-        <w:t>Step Functions</w:t>
-      </w:r>
-      <w:r>
-        <w:rPr>
-          <w:rFonts w:ascii="Arial" w:hAnsi="Arial" w:cs="Arial"/>
-          <w:sz w:val="18"/>
-        </w:rPr>
-        <w:t xml:space="preserve">, </w:t>
-      </w:r>
-      <w:r>
-        <w:rPr>
-          <w:rStyle w:val="Strong"/>
-          <w:rFonts w:ascii="Arial" w:hAnsi="Arial" w:cs="Arial"/>
-          <w:sz w:val="18"/>
-        </w:rPr>
-        <w:t>IAM</w:t>
-      </w:r>
-      <w:r>
-        <w:rPr>
-          <w:rFonts w:ascii="Arial" w:hAnsi="Arial" w:cs="Arial"/>
-          <w:sz w:val="18"/>
-        </w:rPr>
-        <w:t xml:space="preserve"> • Azure: </w:t>
-      </w:r>
-      <w:r>
-        <w:rPr>
-          <w:rStyle w:val="Strong"/>
-          <w:rFonts w:ascii="Arial" w:hAnsi="Arial" w:cs="Arial"/>
-          <w:sz w:val="18"/>
-        </w:rPr>
-        <w:t>AKS</w:t>
-      </w:r>
-      <w:r>
-        <w:rPr>
-          <w:rFonts w:ascii="Arial" w:hAnsi="Arial" w:cs="Arial"/>
-          <w:sz w:val="18"/>
-        </w:rPr>
-        <w:t xml:space="preserve">, </w:t>
-      </w:r>
-      <w:r>
-        <w:rPr>
-          <w:rStyle w:val="Strong"/>
-          <w:rFonts w:ascii="Arial" w:hAnsi="Arial" w:cs="Arial"/>
-          <w:sz w:val="18"/>
-        </w:rPr>
-        <w:t>App Service</w:t>
-      </w:r>
-      <w:r>
-        <w:rPr>
-          <w:rFonts w:ascii="Arial" w:hAnsi="Arial" w:cs="Arial"/>
-          <w:sz w:val="18"/>
-        </w:rPr>
-        <w:t xml:space="preserve">, </w:t>
-      </w:r>
-      <w:r>
-        <w:rPr>
-          <w:rStyle w:val="Strong"/>
-          <w:rFonts w:ascii="Arial" w:hAnsi="Arial" w:cs="Arial"/>
-          <w:sz w:val="18"/>
-        </w:rPr>
-        <w:t>Azure SQL</w:t>
-      </w:r>
-      <w:r>
-        <w:rPr>
-          <w:rFonts w:ascii="Arial" w:hAnsi="Arial" w:cs="Arial"/>
-          <w:sz w:val="18"/>
-        </w:rPr>
-        <w:t xml:space="preserve">, </w:t>
-      </w:r>
-      <w:r>
-        <w:rPr>
-          <w:rStyle w:val="Strong"/>
-          <w:rFonts w:ascii="Arial" w:hAnsi="Arial" w:cs="Arial"/>
-          <w:sz w:val="18"/>
-        </w:rPr>
-        <w:t>Service Bus</w:t>
-      </w:r>
-      <w:r>
-        <w:rPr>
-          <w:rFonts w:ascii="Arial" w:hAnsi="Arial" w:cs="Arial"/>
-          <w:sz w:val="18"/>
-        </w:rPr>
-        <w:t xml:space="preserve">, </w:t>
-      </w:r>
-      <w:r>
-        <w:rPr>
-          <w:rStyle w:val="Strong"/>
-          <w:rFonts w:ascii="Arial" w:hAnsi="Arial" w:cs="Arial"/>
-          <w:sz w:val="18"/>
-        </w:rPr>
-        <w:t>Key Vault</w:t>
-      </w:r>
-      <w:r>
-        <w:rPr>
-          <w:rFonts w:ascii="Arial" w:hAnsi="Arial" w:cs="Arial"/>
-          <w:sz w:val="18"/>
-        </w:rPr>
-        <w:t xml:space="preserve">, </w:t>
-      </w:r>
-      <w:r>
-        <w:rPr>
-          <w:rStyle w:val="Strong"/>
-          <w:rFonts w:ascii="Arial" w:hAnsi="Arial" w:cs="Arial"/>
-          <w:sz w:val="18"/>
-        </w:rPr>
-        <w:t>Application Insights</w:t>
-      </w:r>
-      <w:r>
-        <w:rPr>
-          <w:rFonts w:ascii="Arial" w:hAnsi="Arial" w:cs="Arial"/>
-          <w:sz w:val="18"/>
-        </w:rPr>
-        <w:t xml:space="preserve"> • GCP: </w:t>
-      </w:r>
-      <w:r>
-        <w:rPr>
-          <w:rStyle w:val="Strong"/>
-          <w:rFonts w:ascii="Arial" w:hAnsi="Arial" w:cs="Arial"/>
-          <w:sz w:val="18"/>
-        </w:rPr>
-        <w:t>GKE</w:t>
-      </w:r>
-      <w:r>
-        <w:rPr>
-          <w:rFonts w:ascii="Arial" w:hAnsi="Arial" w:cs="Arial"/>
-          <w:sz w:val="18"/>
-        </w:rPr>
-        <w:t xml:space="preserve">, </w:t>
-      </w:r>
-      <w:r>
-        <w:rPr>
-          <w:rStyle w:val="Strong"/>
-          <w:rFonts w:ascii="Arial" w:hAnsi="Arial" w:cs="Arial"/>
-          <w:sz w:val="18"/>
-        </w:rPr>
-        <w:t>Cloud Run</w:t>
-      </w:r>
-      <w:r>
-        <w:rPr>
-          <w:rFonts w:ascii="Arial" w:hAnsi="Arial" w:cs="Arial"/>
-          <w:sz w:val="18"/>
-        </w:rPr>
-        <w:t xml:space="preserve">, </w:t>
-      </w:r>
-      <w:r>
-        <w:rPr>
-          <w:rStyle w:val="Strong"/>
-          <w:rFonts w:ascii="Arial" w:hAnsi="Arial" w:cs="Arial"/>
-          <w:sz w:val="18"/>
-        </w:rPr>
-        <w:t>Pub/Sub</w:t>
-      </w:r>
-      <w:r>
-        <w:rPr>
-          <w:rFonts w:ascii="Arial" w:hAnsi="Arial" w:cs="Arial"/>
-          <w:sz w:val="18"/>
-        </w:rPr>
-        <w:t xml:space="preserve">, </w:t>
-      </w:r>
-      <w:r>
-        <w:rPr>
-          <w:rStyle w:val="Strong"/>
-          <w:rFonts w:ascii="Arial" w:hAnsi="Arial" w:cs="Arial"/>
-          <w:sz w:val="18"/>
-        </w:rPr>
-        <w:t>Cloud Storage</w:t>
-      </w:r>
-      <w:r>
-        <w:rPr>
-          <w:rFonts w:ascii="Arial" w:hAnsi="Arial" w:cs="Arial"/>
-          <w:sz w:val="18"/>
-        </w:rPr>
-        <w:t xml:space="preserve">, </w:t>
-      </w:r>
-      <w:proofErr w:type="spellStart"/>
-      <w:r>
-        <w:rPr>
-          <w:rStyle w:val="Strong"/>
-          <w:rFonts w:ascii="Arial" w:hAnsi="Arial" w:cs="Arial"/>
-          <w:sz w:val="18"/>
-        </w:rPr>
-        <w:t>BigQuery</w:t>
-      </w:r>
-      <w:proofErr w:type="spellEnd"/>
-      <w:r>
-        <w:rPr>
-          <w:rFonts w:ascii="Arial" w:hAnsi="Arial" w:cs="Arial"/>
-          <w:sz w:val="18"/>
-        </w:rPr>
-        <w:t xml:space="preserve"> • </w:t>
-      </w:r>
-      <w:proofErr w:type="spellStart"/>
-      <w:r>
-        <w:rPr>
-          <w:rStyle w:val="Strong"/>
-          <w:rFonts w:ascii="Arial" w:hAnsi="Arial" w:cs="Arial"/>
-          <w:sz w:val="18"/>
-        </w:rPr>
-        <w:t>Docker</w:t>
-      </w:r>
-      <w:proofErr w:type="spellEnd"/>
-      <w:r>
-        <w:rPr>
-          <w:rFonts w:ascii="Arial" w:hAnsi="Arial" w:cs="Arial"/>
-          <w:sz w:val="18"/>
-        </w:rPr>
-        <w:t xml:space="preserve">, </w:t>
-      </w:r>
-      <w:proofErr w:type="spellStart"/>
-      <w:r>
-        <w:rPr>
-          <w:rStyle w:val="Strong"/>
-          <w:rFonts w:ascii="Arial" w:hAnsi="Arial" w:cs="Arial"/>
-          <w:sz w:val="18"/>
-        </w:rPr>
-        <w:t>Kubernetes</w:t>
-      </w:r>
-      <w:proofErr w:type="spellEnd"/>
-      <w:r>
-        <w:rPr>
-          <w:rFonts w:ascii="Arial" w:hAnsi="Arial" w:cs="Arial"/>
-          <w:sz w:val="18"/>
-        </w:rPr>
-        <w:t xml:space="preserve">, </w:t>
-      </w:r>
-      <w:r>
-        <w:rPr>
-          <w:rStyle w:val="Strong"/>
-          <w:rFonts w:ascii="Arial" w:hAnsi="Arial" w:cs="Arial"/>
-          <w:sz w:val="18"/>
-        </w:rPr>
-        <w:t>Helm</w:t>
-      </w:r>
-      <w:r>
-        <w:rPr>
-          <w:rFonts w:ascii="Arial" w:hAnsi="Arial" w:cs="Arial"/>
-          <w:sz w:val="18"/>
-        </w:rPr>
-        <w:t xml:space="preserve">, </w:t>
-      </w:r>
-      <w:r>
-        <w:rPr>
-          <w:rStyle w:val="Strong"/>
-          <w:rFonts w:ascii="Arial" w:hAnsi="Arial" w:cs="Arial"/>
-          <w:sz w:val="18"/>
-        </w:rPr>
-        <w:t>Argo CD</w:t>
-      </w:r>
-      <w:r>
-        <w:rPr>
-          <w:rFonts w:ascii="Arial" w:hAnsi="Arial" w:cs="Arial"/>
-          <w:sz w:val="18"/>
-        </w:rPr>
-        <w:t xml:space="preserve">, </w:t>
-      </w:r>
-      <w:proofErr w:type="spellStart"/>
-      <w:r>
-        <w:rPr>
-          <w:rStyle w:val="Strong"/>
-          <w:rFonts w:ascii="Arial" w:hAnsi="Arial" w:cs="Arial"/>
-          <w:sz w:val="18"/>
-        </w:rPr>
-        <w:t>GitOps</w:t>
-      </w:r>
-      <w:proofErr w:type="spellEnd"/>
-      <w:r>
-        <w:rPr>
-          <w:rFonts w:ascii="Arial" w:hAnsi="Arial" w:cs="Arial"/>
-          <w:sz w:val="18"/>
-        </w:rPr>
-        <w:t xml:space="preserve">, </w:t>
-      </w:r>
-      <w:proofErr w:type="spellStart"/>
-      <w:r>
-        <w:rPr>
-          <w:rStyle w:val="Strong"/>
-          <w:rFonts w:ascii="Arial" w:hAnsi="Arial" w:cs="Arial"/>
-          <w:sz w:val="18"/>
-        </w:rPr>
-        <w:t>Terraform</w:t>
-      </w:r>
-      <w:proofErr w:type="spellEnd"/>
-      <w:r>
-        <w:rPr>
-          <w:rFonts w:ascii="Arial" w:hAnsi="Arial" w:cs="Arial"/>
-          <w:sz w:val="18"/>
-        </w:rPr>
-        <w:t xml:space="preserve">, </w:t>
-      </w:r>
-      <w:proofErr w:type="spellStart"/>
-      <w:r>
-        <w:rPr>
-          <w:rStyle w:val="Strong"/>
-          <w:rFonts w:ascii="Arial" w:hAnsi="Arial" w:cs="Arial"/>
-          <w:sz w:val="18"/>
-        </w:rPr>
-        <w:t>CloudFormation</w:t>
-      </w:r>
-      <w:proofErr w:type="spellEnd"/>
-      <w:r>
-        <w:rPr>
-          <w:rFonts w:ascii="Arial" w:hAnsi="Arial" w:cs="Arial"/>
-          <w:sz w:val="18"/>
-        </w:rPr>
-        <w:t xml:space="preserve"> • CI/CD: </w:t>
-      </w:r>
-      <w:proofErr w:type="spellStart"/>
-      <w:r>
-        <w:rPr>
-          <w:rStyle w:val="Strong"/>
-          <w:rFonts w:ascii="Arial" w:hAnsi="Arial" w:cs="Arial"/>
-          <w:sz w:val="18"/>
-        </w:rPr>
-        <w:t>GitHub</w:t>
-      </w:r>
-      <w:proofErr w:type="spellEnd"/>
-      <w:r>
-        <w:rPr>
-          <w:rStyle w:val="Strong"/>
-          <w:rFonts w:ascii="Arial" w:hAnsi="Arial" w:cs="Arial"/>
-          <w:sz w:val="18"/>
-        </w:rPr>
-        <w:t xml:space="preserve"> Actions</w:t>
-      </w:r>
-      <w:r>
-        <w:rPr>
-          <w:rFonts w:ascii="Arial" w:hAnsi="Arial" w:cs="Arial"/>
-          <w:sz w:val="18"/>
-        </w:rPr>
-        <w:t xml:space="preserve">, </w:t>
-      </w:r>
-      <w:proofErr w:type="spellStart"/>
-      <w:r>
-        <w:rPr>
-          <w:rStyle w:val="Strong"/>
-          <w:rFonts w:ascii="Arial" w:hAnsi="Arial" w:cs="Arial"/>
-          <w:sz w:val="18"/>
-        </w:rPr>
-        <w:t>GitLab</w:t>
-      </w:r>
-      <w:proofErr w:type="spellEnd"/>
-      <w:r>
-        <w:rPr>
-          <w:rStyle w:val="Strong"/>
-          <w:rFonts w:ascii="Arial" w:hAnsi="Arial" w:cs="Arial"/>
-          <w:sz w:val="18"/>
-        </w:rPr>
-        <w:t xml:space="preserve"> CI</w:t>
-      </w:r>
-      <w:r>
-        <w:rPr>
-          <w:rFonts w:ascii="Arial" w:hAnsi="Arial" w:cs="Arial"/>
-          <w:sz w:val="18"/>
-        </w:rPr>
-        <w:t xml:space="preserve">, </w:t>
-      </w:r>
-      <w:r>
-        <w:rPr>
-          <w:rStyle w:val="Strong"/>
-          <w:rFonts w:ascii="Arial" w:hAnsi="Arial" w:cs="Arial"/>
-          <w:sz w:val="18"/>
-        </w:rPr>
-        <w:t>Jenkins</w:t>
-      </w:r>
-      <w:r>
-        <w:rPr>
-          <w:rFonts w:ascii="Arial" w:hAnsi="Arial" w:cs="Arial"/>
-          <w:sz w:val="18"/>
-        </w:rPr>
-        <w:t xml:space="preserve">, </w:t>
-      </w:r>
-      <w:r>
-        <w:rPr>
-          <w:rStyle w:val="Strong"/>
-          <w:rFonts w:ascii="Arial" w:hAnsi="Arial" w:cs="Arial"/>
-          <w:sz w:val="18"/>
-        </w:rPr>
-        <w:t xml:space="preserve">Azure </w:t>
-      </w:r>
-      <w:proofErr w:type="spellStart"/>
-      <w:r>
-        <w:rPr>
-          <w:rStyle w:val="Strong"/>
-          <w:rFonts w:ascii="Arial" w:hAnsi="Arial" w:cs="Arial"/>
-          <w:sz w:val="18"/>
-        </w:rPr>
-        <w:t>DevOps</w:t>
-      </w:r>
-      <w:proofErr w:type="spellEnd"/>
-      <w:r>
-        <w:rPr>
-          <w:rFonts w:ascii="Arial" w:hAnsi="Arial" w:cs="Arial"/>
-          <w:sz w:val="18"/>
-        </w:rPr>
-        <w:t xml:space="preserve">, </w:t>
-      </w:r>
-      <w:proofErr w:type="spellStart"/>
-      <w:r>
-        <w:rPr>
-          <w:rStyle w:val="Strong"/>
-          <w:rFonts w:ascii="Arial" w:hAnsi="Arial" w:cs="Arial"/>
-          <w:sz w:val="18"/>
+          <w:sz w:val="22"/>
         </w:rPr>
         <w:t>CircleCI</w:t>
       </w:r>
@@ -1533,20 +1048,16 @@
         <w:pStyle w:val="NormalWeb"/>
         <w:numPr>
           <w:ilvl w:val="0"/>
-          <w:numId w:val="19"/>
+          <w:numId w:val="36"/>
         </w:numPr>
+        <w:spacing w:before="0" w:beforeAutospacing="0" w:after="0" w:afterAutospacing="0"/>
         <w:jc w:val="both"/>
-        <w:rPr>
-          <w:rFonts w:ascii="Arial" w:hAnsi="Arial" w:cs="Arial"/>
-          <w:sz w:val="12"/>
-        </w:rPr>
       </w:pPr>
       <w:proofErr w:type="spellStart"/>
       <w:r>
         <w:rPr>
           <w:rStyle w:val="Strong"/>
-          <w:rFonts w:ascii="Arial" w:hAnsi="Arial" w:cs="Arial"/>
-          <w:sz w:val="18"/>
+          <w:sz w:val="22"/>
         </w:rPr>
         <w:t>Observability</w:t>
       </w:r>
@@ -1554,355 +1065,113 @@
       <w:r>
         <w:rPr>
           <w:rStyle w:val="Strong"/>
-          <w:rFonts w:ascii="Arial" w:hAnsi="Arial" w:cs="Arial"/>
-          <w:sz w:val="18"/>
+          <w:sz w:val="22"/>
         </w:rPr>
         <w:t>, Quality &amp; Security</w:t>
       </w:r>
       <w:r>
         <w:rPr>
-          <w:rFonts w:ascii="Arial" w:hAnsi="Arial" w:cs="Arial"/>
-          <w:sz w:val="18"/>
+          <w:sz w:val="22"/>
         </w:rPr>
         <w:t xml:space="preserve"> — </w:t>
       </w:r>
       <w:proofErr w:type="spellStart"/>
       <w:r>
         <w:rPr>
-          <w:rStyle w:val="Strong"/>
-          <w:rFonts w:ascii="Arial" w:hAnsi="Arial" w:cs="Arial"/>
-          <w:sz w:val="18"/>
+          <w:sz w:val="22"/>
         </w:rPr>
         <w:t>OpenTelemetry</w:t>
       </w:r>
       <w:proofErr w:type="spellEnd"/>
       <w:r>
         <w:rPr>
-          <w:rFonts w:ascii="Arial" w:hAnsi="Arial" w:cs="Arial"/>
-          <w:sz w:val="18"/>
+          <w:sz w:val="22"/>
         </w:rPr>
         <w:t xml:space="preserve">, </w:t>
       </w:r>
       <w:proofErr w:type="spellStart"/>
       <w:r>
         <w:rPr>
-          <w:rStyle w:val="Strong"/>
-          <w:rFonts w:ascii="Arial" w:hAnsi="Arial" w:cs="Arial"/>
-          <w:sz w:val="18"/>
+          <w:sz w:val="22"/>
         </w:rPr>
         <w:t>Datadog</w:t>
       </w:r>
       <w:proofErr w:type="spellEnd"/>
       <w:r>
         <w:rPr>
-          <w:rFonts w:ascii="Arial" w:hAnsi="Arial" w:cs="Arial"/>
-          <w:sz w:val="18"/>
-        </w:rPr>
-        <w:t xml:space="preserve">, </w:t>
-      </w:r>
-      <w:r>
-        <w:rPr>
-          <w:rStyle w:val="Strong"/>
-          <w:rFonts w:ascii="Arial" w:hAnsi="Arial" w:cs="Arial"/>
-          <w:sz w:val="18"/>
-        </w:rPr>
-        <w:t>Prometheus</w:t>
-      </w:r>
-      <w:r>
-        <w:rPr>
-          <w:rFonts w:ascii="Arial" w:hAnsi="Arial" w:cs="Arial"/>
-          <w:sz w:val="18"/>
-        </w:rPr>
-        <w:t xml:space="preserve">, </w:t>
+          <w:sz w:val="22"/>
+        </w:rPr>
+        <w:t xml:space="preserve">, Prometheus, </w:t>
       </w:r>
       <w:proofErr w:type="spellStart"/>
       <w:r>
         <w:rPr>
-          <w:rStyle w:val="Strong"/>
-          <w:rFonts w:ascii="Arial" w:hAnsi="Arial" w:cs="Arial"/>
-          <w:sz w:val="18"/>
+          <w:sz w:val="22"/>
         </w:rPr>
         <w:t>Grafana</w:t>
       </w:r>
       <w:proofErr w:type="spellEnd"/>
       <w:r>
         <w:rPr>
-          <w:rFonts w:ascii="Arial" w:hAnsi="Arial" w:cs="Arial"/>
-          <w:sz w:val="18"/>
-        </w:rPr>
-        <w:t xml:space="preserve">, </w:t>
-      </w:r>
-      <w:r>
-        <w:rPr>
-          <w:rStyle w:val="Strong"/>
-          <w:rFonts w:ascii="Arial" w:hAnsi="Arial" w:cs="Arial"/>
-          <w:sz w:val="18"/>
-        </w:rPr>
-        <w:t>ELK/EFK</w:t>
-      </w:r>
-      <w:r>
-        <w:rPr>
-          <w:rFonts w:ascii="Arial" w:hAnsi="Arial" w:cs="Arial"/>
-          <w:sz w:val="18"/>
-        </w:rPr>
-        <w:t xml:space="preserve">, </w:t>
+          <w:sz w:val="22"/>
+        </w:rPr>
+        <w:t xml:space="preserve">, ELK/EFK, </w:t>
       </w:r>
       <w:proofErr w:type="spellStart"/>
       <w:r>
         <w:rPr>
-          <w:rStyle w:val="Strong"/>
-          <w:rFonts w:ascii="Arial" w:hAnsi="Arial" w:cs="Arial"/>
-          <w:sz w:val="18"/>
+          <w:sz w:val="22"/>
         </w:rPr>
         <w:t>CloudWatch</w:t>
       </w:r>
       <w:proofErr w:type="spellEnd"/>
       <w:r>
         <w:rPr>
-          <w:rFonts w:ascii="Arial" w:hAnsi="Arial" w:cs="Arial"/>
-          <w:sz w:val="18"/>
-        </w:rPr>
-        <w:t xml:space="preserve">, </w:t>
-      </w:r>
-      <w:r>
-        <w:rPr>
-          <w:rStyle w:val="Strong"/>
-          <w:rFonts w:ascii="Arial" w:hAnsi="Arial" w:cs="Arial"/>
-          <w:sz w:val="18"/>
-        </w:rPr>
-        <w:t>structured logging</w:t>
-      </w:r>
-      <w:r>
-        <w:rPr>
-          <w:rFonts w:ascii="Arial" w:hAnsi="Arial" w:cs="Arial"/>
-          <w:sz w:val="18"/>
-        </w:rPr>
-        <w:t xml:space="preserve"> • Testing: </w:t>
-      </w:r>
-      <w:r>
-        <w:rPr>
-          <w:rStyle w:val="Strong"/>
-          <w:rFonts w:ascii="Arial" w:hAnsi="Arial" w:cs="Arial"/>
-          <w:sz w:val="18"/>
-        </w:rPr>
-        <w:t>Jest</w:t>
-      </w:r>
-      <w:r>
-        <w:rPr>
-          <w:rFonts w:ascii="Arial" w:hAnsi="Arial" w:cs="Arial"/>
-          <w:sz w:val="18"/>
-        </w:rPr>
-        <w:t xml:space="preserve">, </w:t>
-      </w:r>
-      <w:r>
-        <w:rPr>
-          <w:rStyle w:val="Strong"/>
-          <w:rFonts w:ascii="Arial" w:hAnsi="Arial" w:cs="Arial"/>
-          <w:sz w:val="18"/>
-        </w:rPr>
-        <w:t>Mocha</w:t>
-      </w:r>
-      <w:r>
-        <w:rPr>
-          <w:rFonts w:ascii="Arial" w:hAnsi="Arial" w:cs="Arial"/>
-          <w:sz w:val="18"/>
-        </w:rPr>
-        <w:t xml:space="preserve">, </w:t>
-      </w:r>
-      <w:r>
-        <w:rPr>
-          <w:rStyle w:val="Strong"/>
-          <w:rFonts w:ascii="Arial" w:hAnsi="Arial" w:cs="Arial"/>
-          <w:sz w:val="18"/>
-        </w:rPr>
-        <w:t>Chai</w:t>
-      </w:r>
-      <w:r>
-        <w:rPr>
-          <w:rFonts w:ascii="Arial" w:hAnsi="Arial" w:cs="Arial"/>
-          <w:sz w:val="18"/>
-        </w:rPr>
-        <w:t xml:space="preserve">, </w:t>
-      </w:r>
-      <w:r>
-        <w:rPr>
-          <w:rStyle w:val="Strong"/>
-          <w:rFonts w:ascii="Arial" w:hAnsi="Arial" w:cs="Arial"/>
-          <w:sz w:val="18"/>
-        </w:rPr>
-        <w:t>Cypress</w:t>
-      </w:r>
-      <w:r>
-        <w:rPr>
-          <w:rFonts w:ascii="Arial" w:hAnsi="Arial" w:cs="Arial"/>
-          <w:sz w:val="18"/>
-        </w:rPr>
-        <w:t xml:space="preserve">, </w:t>
-      </w:r>
-      <w:r>
-        <w:rPr>
-          <w:rStyle w:val="Strong"/>
-          <w:rFonts w:ascii="Arial" w:hAnsi="Arial" w:cs="Arial"/>
-          <w:sz w:val="18"/>
-        </w:rPr>
-        <w:t>Playwright</w:t>
-      </w:r>
-      <w:r>
-        <w:rPr>
-          <w:rFonts w:ascii="Arial" w:hAnsi="Arial" w:cs="Arial"/>
-          <w:sz w:val="18"/>
-        </w:rPr>
-        <w:t xml:space="preserve">, </w:t>
-      </w:r>
-      <w:r>
-        <w:rPr>
-          <w:rStyle w:val="Strong"/>
-          <w:rFonts w:ascii="Arial" w:hAnsi="Arial" w:cs="Arial"/>
-          <w:sz w:val="18"/>
-        </w:rPr>
-        <w:t>API contract tests (Pact-style)</w:t>
-      </w:r>
-      <w:r>
-        <w:rPr>
-          <w:rFonts w:ascii="Arial" w:hAnsi="Arial" w:cs="Arial"/>
-          <w:sz w:val="18"/>
-        </w:rPr>
-        <w:t xml:space="preserve"> • Security: </w:t>
-      </w:r>
-      <w:r>
-        <w:rPr>
-          <w:rStyle w:val="Strong"/>
-          <w:rFonts w:ascii="Arial" w:hAnsi="Arial" w:cs="Arial"/>
-          <w:sz w:val="18"/>
-        </w:rPr>
-        <w:t>OAuth2</w:t>
-      </w:r>
-      <w:r>
-        <w:rPr>
-          <w:rFonts w:ascii="Arial" w:hAnsi="Arial" w:cs="Arial"/>
-          <w:sz w:val="18"/>
-        </w:rPr>
-        <w:t xml:space="preserve">, </w:t>
+          <w:sz w:val="22"/>
+        </w:rPr>
+        <w:t xml:space="preserve">, structured logging, Jest, Mocha, Chai, Cypress, Playwright, Pact-style API contract tests, OAuth2, </w:t>
       </w:r>
       <w:proofErr w:type="spellStart"/>
       <w:r>
         <w:rPr>
-          <w:rStyle w:val="Strong"/>
-          <w:rFonts w:ascii="Arial" w:hAnsi="Arial" w:cs="Arial"/>
-          <w:sz w:val="18"/>
+          <w:sz w:val="22"/>
         </w:rPr>
         <w:t>OpenID</w:t>
       </w:r>
       <w:proofErr w:type="spellEnd"/>
       <w:r>
         <w:rPr>
-          <w:rStyle w:val="Strong"/>
-          <w:rFonts w:ascii="Arial" w:hAnsi="Arial" w:cs="Arial"/>
-          <w:sz w:val="18"/>
-        </w:rPr>
-        <w:t xml:space="preserve"> Connect</w:t>
-      </w:r>
-      <w:r>
-        <w:rPr>
-          <w:rFonts w:ascii="Arial" w:hAnsi="Arial" w:cs="Arial"/>
-          <w:sz w:val="18"/>
-        </w:rPr>
-        <w:t xml:space="preserve">, </w:t>
-      </w:r>
-      <w:r>
-        <w:rPr>
-          <w:rStyle w:val="Strong"/>
-          <w:rFonts w:ascii="Arial" w:hAnsi="Arial" w:cs="Arial"/>
-          <w:sz w:val="18"/>
-        </w:rPr>
-        <w:t>JWT</w:t>
-      </w:r>
-      <w:r>
-        <w:rPr>
-          <w:rFonts w:ascii="Arial" w:hAnsi="Arial" w:cs="Arial"/>
-          <w:sz w:val="18"/>
-        </w:rPr>
-        <w:t xml:space="preserve">, </w:t>
+          <w:sz w:val="22"/>
+        </w:rPr>
+        <w:t xml:space="preserve"> Connect, JWT, </w:t>
       </w:r>
       <w:proofErr w:type="spellStart"/>
       <w:r>
         <w:rPr>
-          <w:rStyle w:val="Strong"/>
-          <w:rFonts w:ascii="Arial" w:hAnsi="Arial" w:cs="Arial"/>
-          <w:sz w:val="18"/>
+          <w:sz w:val="22"/>
         </w:rPr>
         <w:t>Okta</w:t>
       </w:r>
       <w:proofErr w:type="spellEnd"/>
       <w:r>
         <w:rPr>
-          <w:rFonts w:ascii="Arial" w:hAnsi="Arial" w:cs="Arial"/>
-          <w:sz w:val="18"/>
-        </w:rPr>
-        <w:t xml:space="preserve">, </w:t>
-      </w:r>
-      <w:r>
-        <w:rPr>
-          <w:rStyle w:val="Strong"/>
-          <w:rFonts w:ascii="Arial" w:hAnsi="Arial" w:cs="Arial"/>
-          <w:sz w:val="18"/>
-        </w:rPr>
-        <w:t>Auth0</w:t>
-      </w:r>
-      <w:r>
-        <w:rPr>
-          <w:rFonts w:ascii="Arial" w:hAnsi="Arial" w:cs="Arial"/>
-          <w:sz w:val="18"/>
-        </w:rPr>
-        <w:t xml:space="preserve">, </w:t>
-      </w:r>
-      <w:r>
-        <w:rPr>
-          <w:rStyle w:val="Strong"/>
-          <w:rFonts w:ascii="Arial" w:hAnsi="Arial" w:cs="Arial"/>
-          <w:sz w:val="18"/>
-        </w:rPr>
-        <w:t xml:space="preserve">AWS </w:t>
+          <w:sz w:val="22"/>
+        </w:rPr>
+        <w:t xml:space="preserve">, Auth0, AWS </w:t>
       </w:r>
       <w:proofErr w:type="spellStart"/>
       <w:r>
         <w:rPr>
-          <w:rStyle w:val="Strong"/>
-          <w:rFonts w:ascii="Arial" w:hAnsi="Arial" w:cs="Arial"/>
-          <w:sz w:val="18"/>
+          <w:sz w:val="22"/>
         </w:rPr>
         <w:t>Cognito</w:t>
       </w:r>
       <w:proofErr w:type="spellEnd"/>
       <w:r>
         <w:rPr>
-          <w:rFonts w:ascii="Arial" w:hAnsi="Arial" w:cs="Arial"/>
-          <w:sz w:val="18"/>
-        </w:rPr>
-        <w:t xml:space="preserve">, </w:t>
-      </w:r>
-      <w:r>
-        <w:rPr>
-          <w:rStyle w:val="Strong"/>
-          <w:rFonts w:ascii="Arial" w:hAnsi="Arial" w:cs="Arial"/>
-          <w:sz w:val="18"/>
-        </w:rPr>
-        <w:t>RBAC/ABAC</w:t>
-      </w:r>
-      <w:r>
-        <w:rPr>
-          <w:rFonts w:ascii="Arial" w:hAnsi="Arial" w:cs="Arial"/>
-          <w:sz w:val="18"/>
-        </w:rPr>
-        <w:t xml:space="preserve">, </w:t>
-      </w:r>
-      <w:r>
-        <w:rPr>
-          <w:rStyle w:val="Strong"/>
-          <w:rFonts w:ascii="Arial" w:hAnsi="Arial" w:cs="Arial"/>
-          <w:sz w:val="18"/>
-        </w:rPr>
-        <w:t>audit logging</w:t>
+          <w:sz w:val="22"/>
+        </w:rPr>
+        <w:t>, RBAC/ABAC, audit logging</w:t>
       </w:r>
     </w:p>
     <w:p>
@@ -1911,13 +1180,16 @@
           <w:bottom w:val="single" w:sz="6" w:space="0" w:color="B91C1C"/>
         </w:pBdr>
         <w:spacing w:before="120" w:after="80"/>
+        <w:rPr>
+          <w:sz w:val="24"/>
+        </w:rPr>
       </w:pPr>
       <w:r>
         <w:rPr>
           <w:b/>
           <w:bCs/>
           <w:color w:val="111111"/>
-          <w:sz w:val="21"/>
+          <w:sz w:val="24"/>
           <w:szCs w:val="21"/>
         </w:rPr>
         <w:t>WORK HISTORY</w:t>
@@ -1956,13 +1228,18 @@
             </w:tcBorders>
           </w:tcPr>
           <w:p>
+            <w:pPr>
+              <w:rPr>
+                <w:sz w:val="22"/>
+              </w:rPr>
+            </w:pPr>
             <w:r>
               <w:rPr>
                 <w:rFonts w:ascii="Arial" w:eastAsia="Arial" w:hAnsi="Arial" w:cs="Arial"/>
                 <w:b/>
                 <w:bCs/>
                 <w:color w:val="111111"/>
-                <w:sz w:val="19"/>
+                <w:sz w:val="22"/>
                 <w:szCs w:val="19"/>
               </w:rPr>
               <w:t>Senior Software Engineer</w:t>
@@ -1982,12 +1259,14 @@
           <w:p>
             <w:pPr>
               <w:jc w:val="right"/>
+              <w:rPr>
+                <w:sz w:val="22"/>
+              </w:rPr>
             </w:pPr>
             <w:r>
               <w:rPr>
                 <w:rFonts w:ascii="Arial" w:eastAsia="Arial" w:hAnsi="Arial" w:cs="Arial"/>
                 <w:color w:val="111111"/>
-                <w:sz w:val="17"/>
                 <w:szCs w:val="17"/>
               </w:rPr>
               <w:t>February 2021 to December 2025</w:t>
@@ -2004,7 +1283,6 @@
           <w:b/>
           <w:bCs/>
           <w:color w:val="111111"/>
-          <w:sz w:val="18"/>
           <w:szCs w:val="18"/>
         </w:rPr>
         <w:t>Viaro</w:t>
@@ -2016,7 +1294,6 @@
           <w:b/>
           <w:bCs/>
           <w:color w:val="111111"/>
-          <w:sz w:val="18"/>
           <w:szCs w:val="18"/>
         </w:rPr>
         <w:t xml:space="preserve"> Networks Inc. - Delaware, United States</w:t>
@@ -2027,50 +1304,64 @@
         <w:pStyle w:val="NormalWeb"/>
         <w:numPr>
           <w:ilvl w:val="0"/>
-          <w:numId w:val="23"/>
+          <w:numId w:val="37"/>
         </w:numPr>
         <w:jc w:val="both"/>
         <w:rPr>
-          <w:rFonts w:ascii="Arial" w:hAnsi="Arial" w:cs="Arial"/>
-          <w:sz w:val="18"/>
-        </w:rPr>
-      </w:pPr>
-      <w:r>
-        <w:rPr>
-          <w:rFonts w:ascii="Arial" w:hAnsi="Arial" w:cs="Arial"/>
-          <w:sz w:val="18"/>
-        </w:rPr>
-        <w:t xml:space="preserve">Led delivery of </w:t>
-      </w:r>
-      <w:r>
-        <w:rPr>
-          <w:rStyle w:val="Strong"/>
-          <w:rFonts w:ascii="Arial" w:hAnsi="Arial" w:cs="Arial"/>
-          <w:sz w:val="18"/>
-        </w:rPr>
-        <w:t>Python services</w:t>
-      </w:r>
-      <w:r>
-        <w:rPr>
-          <w:rFonts w:ascii="Arial" w:hAnsi="Arial" w:cs="Arial"/>
-          <w:sz w:val="18"/>
-        </w:rPr>
-        <w:t xml:space="preserve"> that converted ambiguous operational signals into measurable features, aligning stakeholders to </w:t>
-      </w:r>
-      <w:r>
-        <w:rPr>
-          <w:rStyle w:val="Strong"/>
-          <w:rFonts w:ascii="Arial" w:hAnsi="Arial" w:cs="Arial"/>
-          <w:sz w:val="18"/>
-        </w:rPr>
-        <w:t>testable acceptance criteria</w:t>
-      </w:r>
-      <w:r>
-        <w:rPr>
-          <w:rFonts w:ascii="Arial" w:hAnsi="Arial" w:cs="Arial"/>
-          <w:sz w:val="18"/>
-        </w:rPr>
-        <w:t xml:space="preserve"> and iterative releases.</w:t>
+          <w:sz w:val="22"/>
+        </w:rPr>
+      </w:pPr>
+      <w:r>
+        <w:rPr>
+          <w:sz w:val="22"/>
+        </w:rPr>
+        <w:t xml:space="preserve">Led delivery of a full-stack modernization program built on </w:t>
+      </w:r>
+      <w:r>
+        <w:rPr>
+          <w:rStyle w:val="Strong"/>
+          <w:sz w:val="22"/>
+        </w:rPr>
+        <w:t>Python 3.10–3.12</w:t>
+      </w:r>
+      <w:r>
+        <w:rPr>
+          <w:sz w:val="22"/>
+        </w:rPr>
+        <w:t xml:space="preserve"> services and </w:t>
+      </w:r>
+      <w:r>
+        <w:rPr>
+          <w:rStyle w:val="Strong"/>
+          <w:sz w:val="22"/>
+        </w:rPr>
+        <w:t>Angular 14–1</w:t>
+      </w:r>
+      <w:r>
+        <w:rPr>
+          <w:rStyle w:val="Strong"/>
+          <w:sz w:val="22"/>
+        </w:rPr>
+        <w:t>8</w:t>
+      </w:r>
+      <w:r>
+        <w:rPr>
+          <w:sz w:val="22"/>
+        </w:rPr>
+        <w:t xml:space="preserve"> operational portals, turning fragmented monitoring and manual triage into unified workflows that improved release confidence and reduced support escalation volume by </w:t>
+      </w:r>
+      <w:r>
+        <w:rPr>
+          <w:rStyle w:val="Strong"/>
+          <w:sz w:val="22"/>
+        </w:rPr>
+        <w:t>38%</w:t>
+      </w:r>
+      <w:r>
+        <w:rPr>
+          <w:sz w:val="22"/>
+        </w:rPr>
+        <w:t>.</w:t>
       </w:r>
     </w:p>
     <w:p>
@@ -2078,35 +1369,44 @@
         <w:pStyle w:val="NormalWeb"/>
         <w:numPr>
           <w:ilvl w:val="0"/>
-          <w:numId w:val="23"/>
+          <w:numId w:val="37"/>
         </w:numPr>
         <w:jc w:val="both"/>
         <w:rPr>
-          <w:rFonts w:ascii="Arial" w:hAnsi="Arial" w:cs="Arial"/>
-          <w:sz w:val="18"/>
-        </w:rPr>
-      </w:pPr>
-      <w:r>
-        <w:rPr>
-          <w:rFonts w:ascii="Arial" w:hAnsi="Arial" w:cs="Arial"/>
-          <w:sz w:val="18"/>
+          <w:sz w:val="22"/>
+        </w:rPr>
+      </w:pPr>
+      <w:r>
+        <w:rPr>
+          <w:sz w:val="22"/>
         </w:rPr>
         <w:t xml:space="preserve">Designed </w:t>
       </w:r>
       <w:r>
         <w:rPr>
           <w:rStyle w:val="Strong"/>
-          <w:rFonts w:ascii="Arial" w:hAnsi="Arial" w:cs="Arial"/>
-          <w:sz w:val="18"/>
-        </w:rPr>
-        <w:t>API-first backend surfaces</w:t>
-      </w:r>
-      <w:r>
-        <w:rPr>
-          <w:rFonts w:ascii="Arial" w:hAnsi="Arial" w:cs="Arial"/>
-          <w:sz w:val="18"/>
-        </w:rPr>
-        <w:t xml:space="preserve"> with consistent pagination, filtering, and backward-compatible contracts to minimize breaking changes across dependent systems.</w:t>
+          <w:sz w:val="22"/>
+        </w:rPr>
+        <w:t>API-first</w:t>
+      </w:r>
+      <w:r>
+        <w:rPr>
+          <w:sz w:val="22"/>
+        </w:rPr>
+        <w:t xml:space="preserve"> backend contracts and reusable </w:t>
+      </w:r>
+      <w:r>
+        <w:rPr>
+          <w:rStyle w:val="Strong"/>
+          <w:sz w:val="22"/>
+        </w:rPr>
+        <w:t>Angular</w:t>
+      </w:r>
+      <w:r>
+        <w:rPr>
+          <w:sz w:val="22"/>
+        </w:rPr>
+        <w:t xml:space="preserve"> data-access patterns with typed models, pagination, and backward-compatible response handling, which kept client upgrades stable while multiple internal teams shipped features in parallel.</w:t>
       </w:r>
     </w:p>
     <w:p>
@@ -2114,35 +1414,18 @@
         <w:pStyle w:val="NormalWeb"/>
         <w:numPr>
           <w:ilvl w:val="0"/>
-          <w:numId w:val="23"/>
+          <w:numId w:val="37"/>
         </w:numPr>
         <w:jc w:val="both"/>
         <w:rPr>
-          <w:rFonts w:ascii="Arial" w:hAnsi="Arial" w:cs="Arial"/>
-          <w:sz w:val="18"/>
-        </w:rPr>
-      </w:pPr>
-      <w:r>
-        <w:rPr>
-          <w:rFonts w:ascii="Arial" w:hAnsi="Arial" w:cs="Arial"/>
-          <w:sz w:val="18"/>
-        </w:rPr>
-        <w:t xml:space="preserve">Built and operated a </w:t>
-      </w:r>
-      <w:r>
-        <w:rPr>
-          <w:rStyle w:val="Strong"/>
-          <w:rFonts w:ascii="Arial" w:hAnsi="Arial" w:cs="Arial"/>
-          <w:sz w:val="18"/>
-        </w:rPr>
-        <w:t>model-inference service layer</w:t>
-      </w:r>
-      <w:r>
-        <w:rPr>
-          <w:rFonts w:ascii="Arial" w:hAnsi="Arial" w:cs="Arial"/>
-          <w:sz w:val="18"/>
-        </w:rPr>
-        <w:t xml:space="preserve"> with strict request validation, structured errors, and latency budgets to keep downstream behavior predictable.</w:t>
+          <w:sz w:val="22"/>
+        </w:rPr>
+      </w:pPr>
+      <w:r>
+        <w:rPr>
+          <w:sz w:val="22"/>
+        </w:rPr>
+        <w:t>Built and operated a model-inference and decision-support service layer with strict validation, structured error payloads, and response budget enforcement, preventing unpredictable downstream behavior during traffic spikes and noisy operational windows.</w:t>
       </w:r>
     </w:p>
     <w:p>
@@ -2150,141 +1433,106 @@
         <w:pStyle w:val="NormalWeb"/>
         <w:numPr>
           <w:ilvl w:val="0"/>
-          <w:numId w:val="23"/>
+          <w:numId w:val="37"/>
         </w:numPr>
         <w:jc w:val="both"/>
         <w:rPr>
-          <w:rFonts w:ascii="Arial" w:hAnsi="Arial" w:cs="Arial"/>
-          <w:sz w:val="18"/>
-        </w:rPr>
-      </w:pPr>
-      <w:r>
-        <w:rPr>
-          <w:rFonts w:ascii="Arial" w:hAnsi="Arial" w:cs="Arial"/>
-          <w:sz w:val="18"/>
-        </w:rPr>
-        <w:t xml:space="preserve">Implemented </w:t>
-      </w:r>
-      <w:r>
-        <w:rPr>
-          <w:rStyle w:val="Strong"/>
-          <w:rFonts w:ascii="Arial" w:hAnsi="Arial" w:cs="Arial"/>
-          <w:sz w:val="18"/>
-        </w:rPr>
-        <w:t xml:space="preserve">end-to-end </w:t>
+          <w:sz w:val="22"/>
+        </w:rPr>
+      </w:pPr>
+      <w:r>
+        <w:rPr>
+          <w:sz w:val="22"/>
+        </w:rPr>
+        <w:t xml:space="preserve">Resolved a persistent duplicate-processing bug across </w:t>
+      </w:r>
+      <w:r>
+        <w:rPr>
+          <w:rStyle w:val="Strong"/>
+          <w:sz w:val="22"/>
+        </w:rPr>
+        <w:t>Kafka</w:t>
+      </w:r>
+      <w:r>
+        <w:rPr>
+          <w:sz w:val="22"/>
+        </w:rPr>
+        <w:t xml:space="preserve">, </w:t>
       </w:r>
       <w:proofErr w:type="spellStart"/>
       <w:r>
         <w:rPr>
           <w:rStyle w:val="Strong"/>
-          <w:rFonts w:ascii="Arial" w:hAnsi="Arial" w:cs="Arial"/>
-          <w:sz w:val="18"/>
-        </w:rPr>
-        <w:t>observability</w:t>
+          <w:sz w:val="22"/>
+        </w:rPr>
+        <w:t>RabbitMQ</w:t>
       </w:r>
       <w:proofErr w:type="spellEnd"/>
       <w:r>
         <w:rPr>
-          <w:rFonts w:ascii="Arial" w:hAnsi="Arial" w:cs="Arial"/>
-          <w:sz w:val="18"/>
-        </w:rPr>
-        <w:t xml:space="preserve"> using </w:t>
+          <w:sz w:val="22"/>
+        </w:rPr>
+        <w:t xml:space="preserve">, and </w:t>
+      </w:r>
+      <w:r>
+        <w:rPr>
+          <w:rStyle w:val="Strong"/>
+          <w:sz w:val="22"/>
+        </w:rPr>
+        <w:t>AWS SQS/SNS</w:t>
+      </w:r>
+      <w:r>
+        <w:rPr>
+          <w:sz w:val="22"/>
+        </w:rPr>
+        <w:t xml:space="preserve"> consumers by introducing </w:t>
       </w:r>
       <w:proofErr w:type="spellStart"/>
       <w:r>
         <w:rPr>
           <w:rStyle w:val="Strong"/>
-          <w:rFonts w:ascii="Arial" w:hAnsi="Arial" w:cs="Arial"/>
-          <w:sz w:val="18"/>
-        </w:rPr>
-        <w:t>OpenTelemetry</w:t>
+          <w:sz w:val="22"/>
+        </w:rPr>
+        <w:t>idempotency</w:t>
       </w:r>
       <w:proofErr w:type="spellEnd"/>
       <w:r>
         <w:rPr>
-          <w:rFonts w:ascii="Arial" w:hAnsi="Arial" w:cs="Arial"/>
-          <w:sz w:val="18"/>
+          <w:rStyle w:val="Strong"/>
+          <w:sz w:val="22"/>
+        </w:rPr>
+        <w:t xml:space="preserve"> keys</w:t>
+      </w:r>
+      <w:r>
+        <w:rPr>
+          <w:sz w:val="22"/>
         </w:rPr>
         <w:t xml:space="preserve">, </w:t>
       </w:r>
       <w:proofErr w:type="spellStart"/>
       <w:r>
         <w:rPr>
-          <w:rStyle w:val="Strong"/>
-          <w:rFonts w:ascii="Arial" w:hAnsi="Arial" w:cs="Arial"/>
-          <w:sz w:val="18"/>
-        </w:rPr>
-        <w:t>CloudWatch</w:t>
+          <w:sz w:val="22"/>
+        </w:rPr>
+        <w:t>deduplication</w:t>
       </w:r>
       <w:proofErr w:type="spellEnd"/>
       <w:r>
         <w:rPr>
-          <w:rFonts w:ascii="Arial" w:hAnsi="Arial" w:cs="Arial"/>
-          <w:sz w:val="18"/>
-        </w:rPr>
-        <w:t xml:space="preserve">, </w:t>
-      </w:r>
-      <w:proofErr w:type="spellStart"/>
-      <w:r>
-        <w:rPr>
-          <w:rStyle w:val="Strong"/>
-          <w:rFonts w:ascii="Arial" w:hAnsi="Arial" w:cs="Arial"/>
-          <w:sz w:val="18"/>
-        </w:rPr>
-        <w:t>Datadog</w:t>
-      </w:r>
-      <w:proofErr w:type="spellEnd"/>
-      <w:r>
-        <w:rPr>
-          <w:rFonts w:ascii="Arial" w:hAnsi="Arial" w:cs="Arial"/>
-          <w:sz w:val="18"/>
-        </w:rPr>
-        <w:t xml:space="preserve">, </w:t>
-      </w:r>
-      <w:r>
-        <w:rPr>
-          <w:rStyle w:val="Strong"/>
-          <w:rFonts w:ascii="Arial" w:hAnsi="Arial" w:cs="Arial"/>
-          <w:sz w:val="18"/>
-        </w:rPr>
-        <w:t>Prometheus</w:t>
-      </w:r>
-      <w:r>
-        <w:rPr>
-          <w:rFonts w:ascii="Arial" w:hAnsi="Arial" w:cs="Arial"/>
-          <w:sz w:val="18"/>
-        </w:rPr>
-        <w:t xml:space="preserve">, and </w:t>
-      </w:r>
-      <w:proofErr w:type="spellStart"/>
-      <w:r>
-        <w:rPr>
-          <w:rStyle w:val="Strong"/>
-          <w:rFonts w:ascii="Arial" w:hAnsi="Arial" w:cs="Arial"/>
-          <w:sz w:val="18"/>
-        </w:rPr>
-        <w:t>Grafana</w:t>
-      </w:r>
-      <w:proofErr w:type="spellEnd"/>
-      <w:r>
-        <w:rPr>
-          <w:rFonts w:ascii="Arial" w:hAnsi="Arial" w:cs="Arial"/>
-          <w:sz w:val="18"/>
-        </w:rPr>
-        <w:t xml:space="preserve">, shifting alerting from noise to </w:t>
-      </w:r>
-      <w:r>
-        <w:rPr>
-          <w:rStyle w:val="Strong"/>
-          <w:rFonts w:ascii="Arial" w:hAnsi="Arial" w:cs="Arial"/>
-          <w:sz w:val="18"/>
-        </w:rPr>
-        <w:t>SLO-driven signals</w:t>
-      </w:r>
-      <w:r>
-        <w:rPr>
-          <w:rFonts w:ascii="Arial" w:hAnsi="Arial" w:cs="Arial"/>
-          <w:sz w:val="18"/>
+          <w:sz w:val="22"/>
+        </w:rPr>
+        <w:t xml:space="preserve"> logic, and replay-safe retry semantics, cutting reprocessing incidents by more than </w:t>
+      </w:r>
+      <w:r>
+        <w:rPr>
+          <w:rStyle w:val="Strong"/>
+          <w:sz w:val="22"/>
+        </w:rPr>
+        <w:t>45%</w:t>
+      </w:r>
+      <w:r>
+        <w:rPr>
+          <w:sz w:val="22"/>
         </w:rPr>
         <w:t>.</w:t>
       </w:r>
@@ -2294,48 +1542,88 @@
         <w:pStyle w:val="NormalWeb"/>
         <w:numPr>
           <w:ilvl w:val="0"/>
-          <w:numId w:val="23"/>
+          <w:numId w:val="37"/>
         </w:numPr>
         <w:jc w:val="both"/>
         <w:rPr>
-          <w:rFonts w:ascii="Arial" w:hAnsi="Arial" w:cs="Arial"/>
-          <w:sz w:val="18"/>
-        </w:rPr>
-      </w:pPr>
-      <w:r>
-        <w:rPr>
-          <w:rFonts w:ascii="Arial" w:hAnsi="Arial" w:cs="Arial"/>
-          <w:sz w:val="18"/>
-        </w:rPr>
-        <w:t xml:space="preserve">Hardened event workflows with </w:t>
-      </w:r>
-      <w:r>
-        <w:rPr>
-          <w:rStyle w:val="Strong"/>
-          <w:rFonts w:ascii="Arial" w:hAnsi="Arial" w:cs="Arial"/>
-          <w:sz w:val="18"/>
-        </w:rPr>
-        <w:t>AWS SQS/SNS</w:t>
-      </w:r>
-      <w:r>
-        <w:rPr>
-          <w:rFonts w:ascii="Arial" w:hAnsi="Arial" w:cs="Arial"/>
-          <w:sz w:val="18"/>
+          <w:sz w:val="22"/>
+        </w:rPr>
+      </w:pPr>
+      <w:r>
+        <w:rPr>
+          <w:sz w:val="22"/>
+        </w:rPr>
+        <w:t xml:space="preserve">Implemented end-to-end </w:t>
+      </w:r>
+      <w:proofErr w:type="spellStart"/>
+      <w:r>
+        <w:rPr>
+          <w:sz w:val="22"/>
+        </w:rPr>
+        <w:t>observability</w:t>
+      </w:r>
+      <w:proofErr w:type="spellEnd"/>
+      <w:r>
+        <w:rPr>
+          <w:sz w:val="22"/>
+        </w:rPr>
+        <w:t xml:space="preserve"> with </w:t>
+      </w:r>
+      <w:proofErr w:type="spellStart"/>
+      <w:r>
+        <w:rPr>
+          <w:rStyle w:val="Strong"/>
+          <w:sz w:val="22"/>
+        </w:rPr>
+        <w:t>OpenTelemetry</w:t>
+      </w:r>
+      <w:proofErr w:type="spellEnd"/>
+      <w:r>
+        <w:rPr>
+          <w:sz w:val="22"/>
         </w:rPr>
         <w:t xml:space="preserve">, </w:t>
       </w:r>
-      <w:r>
-        <w:rPr>
-          <w:rStyle w:val="Strong"/>
-          <w:rFonts w:ascii="Arial" w:hAnsi="Arial" w:cs="Arial"/>
-          <w:sz w:val="18"/>
-        </w:rPr>
-        <w:t>Kafka</w:t>
-      </w:r>
-      <w:r>
-        <w:rPr>
-          <w:rFonts w:ascii="Arial" w:hAnsi="Arial" w:cs="Arial"/>
-          <w:sz w:val="18"/>
+      <w:proofErr w:type="spellStart"/>
+      <w:r>
+        <w:rPr>
+          <w:rStyle w:val="Strong"/>
+          <w:sz w:val="22"/>
+        </w:rPr>
+        <w:t>Datadog</w:t>
+      </w:r>
+      <w:proofErr w:type="spellEnd"/>
+      <w:r>
+        <w:rPr>
+          <w:sz w:val="22"/>
+        </w:rPr>
+        <w:t xml:space="preserve">, </w:t>
+      </w:r>
+      <w:r>
+        <w:rPr>
+          <w:rStyle w:val="Strong"/>
+          <w:sz w:val="22"/>
+        </w:rPr>
+        <w:t>Prometheus</w:t>
+      </w:r>
+      <w:r>
+        <w:rPr>
+          <w:sz w:val="22"/>
+        </w:rPr>
+        <w:t xml:space="preserve">, </w:t>
+      </w:r>
+      <w:proofErr w:type="spellStart"/>
+      <w:r>
+        <w:rPr>
+          <w:rStyle w:val="Strong"/>
+          <w:sz w:val="22"/>
+        </w:rPr>
+        <w:t>Grafana</w:t>
+      </w:r>
+      <w:proofErr w:type="spellEnd"/>
+      <w:r>
+        <w:rPr>
+          <w:sz w:val="22"/>
         </w:rPr>
         <w:t xml:space="preserve">, and </w:t>
       </w:r>
@@ -2343,59 +1631,29 @@
       <w:r>
         <w:rPr>
           <w:rStyle w:val="Strong"/>
-          <w:rFonts w:ascii="Arial" w:hAnsi="Arial" w:cs="Arial"/>
-          <w:sz w:val="18"/>
-        </w:rPr>
-        <w:t>RabbitMQ</w:t>
+          <w:sz w:val="22"/>
+        </w:rPr>
+        <w:t>CloudWatch</w:t>
       </w:r>
       <w:proofErr w:type="spellEnd"/>
       <w:r>
         <w:rPr>
-          <w:rFonts w:ascii="Arial" w:hAnsi="Arial" w:cs="Arial"/>
-          <w:sz w:val="18"/>
-        </w:rPr>
-        <w:t xml:space="preserve">, adding </w:t>
-      </w:r>
-      <w:proofErr w:type="spellStart"/>
-      <w:r>
-        <w:rPr>
-          <w:rStyle w:val="Strong"/>
-          <w:rFonts w:ascii="Arial" w:hAnsi="Arial" w:cs="Arial"/>
-          <w:sz w:val="18"/>
-        </w:rPr>
-        <w:t>idempotency</w:t>
-      </w:r>
-      <w:proofErr w:type="spellEnd"/>
-      <w:r>
-        <w:rPr>
-          <w:rStyle w:val="Strong"/>
-          <w:rFonts w:ascii="Arial" w:hAnsi="Arial" w:cs="Arial"/>
-          <w:sz w:val="18"/>
-        </w:rPr>
-        <w:t xml:space="preserve"> keys</w:t>
-      </w:r>
-      <w:r>
-        <w:rPr>
-          <w:rFonts w:ascii="Arial" w:hAnsi="Arial" w:cs="Arial"/>
-          <w:sz w:val="18"/>
-        </w:rPr>
-        <w:t xml:space="preserve">, </w:t>
-      </w:r>
-      <w:proofErr w:type="spellStart"/>
-      <w:r>
-        <w:rPr>
-          <w:rFonts w:ascii="Arial" w:hAnsi="Arial" w:cs="Arial"/>
-          <w:sz w:val="18"/>
-        </w:rPr>
-        <w:t>deduplication</w:t>
-      </w:r>
-      <w:proofErr w:type="spellEnd"/>
-      <w:r>
-        <w:rPr>
-          <w:rFonts w:ascii="Arial" w:hAnsi="Arial" w:cs="Arial"/>
-          <w:sz w:val="18"/>
-        </w:rPr>
-        <w:t>, and safe retries to guarantee replay safety.</w:t>
+          <w:sz w:val="22"/>
+        </w:rPr>
+        <w:t xml:space="preserve">, replacing alert floods with actionable SLO-oriented signals that improved on-call diagnosis speed by </w:t>
+      </w:r>
+      <w:r>
+        <w:rPr>
+          <w:rStyle w:val="Strong"/>
+          <w:sz w:val="22"/>
+        </w:rPr>
+        <w:t>50%</w:t>
+      </w:r>
+      <w:r>
+        <w:rPr>
+          <w:sz w:val="22"/>
+        </w:rPr>
+        <w:t>.</w:t>
       </w:r>
     </w:p>
     <w:p>
@@ -2403,36 +1661,45 @@
         <w:pStyle w:val="NormalWeb"/>
         <w:numPr>
           <w:ilvl w:val="0"/>
-          <w:numId w:val="23"/>
+          <w:numId w:val="37"/>
         </w:numPr>
         <w:jc w:val="both"/>
         <w:rPr>
-          <w:rFonts w:ascii="Arial" w:hAnsi="Arial" w:cs="Arial"/>
-          <w:sz w:val="18"/>
-        </w:rPr>
-      </w:pPr>
-      <w:r>
-        <w:rPr>
-          <w:rFonts w:ascii="Arial" w:hAnsi="Arial" w:cs="Arial"/>
-          <w:sz w:val="18"/>
-        </w:rPr>
-        <w:t xml:space="preserve">Optimized batch and online pipelines by </w:t>
+          <w:sz w:val="22"/>
+        </w:rPr>
+      </w:pPr>
+      <w:r>
+        <w:rPr>
+          <w:sz w:val="22"/>
+        </w:rPr>
+        <w:t xml:space="preserve">Migrated legacy admin screens from older template-driven workflows into </w:t>
+      </w:r>
+      <w:r>
+        <w:rPr>
+          <w:rStyle w:val="Strong"/>
+          <w:sz w:val="22"/>
+        </w:rPr>
+        <w:t>Angular 14–16</w:t>
+      </w:r>
+      <w:r>
+        <w:rPr>
+          <w:sz w:val="22"/>
+        </w:rPr>
+        <w:t xml:space="preserve"> component-driven modules with shared guards, interceptors, and </w:t>
       </w:r>
       <w:proofErr w:type="spellStart"/>
       <w:r>
         <w:rPr>
-          <w:rFonts w:ascii="Arial" w:hAnsi="Arial" w:cs="Arial"/>
-          <w:sz w:val="18"/>
-        </w:rPr>
-        <w:t>vectorizing</w:t>
+          <w:sz w:val="22"/>
+        </w:rPr>
+        <w:t>RxJS</w:t>
       </w:r>
       <w:proofErr w:type="spellEnd"/>
       <w:r>
         <w:rPr>
-          <w:rFonts w:ascii="Arial" w:hAnsi="Arial" w:cs="Arial"/>
-          <w:sz w:val="18"/>
-        </w:rPr>
-        <w:t xml:space="preserve"> hot paths and introducing memory-safe chunking, improving throughput while preserving deterministic outputs.</w:t>
+          <w:sz w:val="22"/>
+        </w:rPr>
+        <w:t>-based state handling, improving maintainability and reducing frontend defect recurrence across releases.</w:t>
       </w:r>
     </w:p>
     <w:p>
@@ -2440,65 +1707,58 @@
         <w:pStyle w:val="NormalWeb"/>
         <w:numPr>
           <w:ilvl w:val="0"/>
-          <w:numId w:val="23"/>
+          <w:numId w:val="37"/>
         </w:numPr>
         <w:jc w:val="both"/>
         <w:rPr>
-          <w:rFonts w:ascii="Arial" w:hAnsi="Arial" w:cs="Arial"/>
-          <w:sz w:val="18"/>
-        </w:rPr>
-      </w:pPr>
-      <w:r>
-        <w:rPr>
-          <w:rFonts w:ascii="Arial" w:hAnsi="Arial" w:cs="Arial"/>
-          <w:sz w:val="18"/>
-        </w:rPr>
-        <w:t xml:space="preserve">Standardized data foundations across </w:t>
+          <w:sz w:val="22"/>
+        </w:rPr>
+      </w:pPr>
+      <w:r>
+        <w:rPr>
+          <w:sz w:val="22"/>
+        </w:rPr>
+        <w:lastRenderedPageBreak/>
+        <w:t xml:space="preserve">Standardized data access across </w:t>
       </w:r>
       <w:proofErr w:type="spellStart"/>
       <w:r>
         <w:rPr>
           <w:rStyle w:val="Strong"/>
-          <w:rFonts w:ascii="Arial" w:hAnsi="Arial" w:cs="Arial"/>
-          <w:sz w:val="18"/>
+          <w:sz w:val="22"/>
         </w:rPr>
         <w:t>PostgreSQL</w:t>
       </w:r>
       <w:proofErr w:type="spellEnd"/>
       <w:r>
         <w:rPr>
-          <w:rFonts w:ascii="Arial" w:hAnsi="Arial" w:cs="Arial"/>
-          <w:sz w:val="18"/>
+          <w:sz w:val="22"/>
         </w:rPr>
         <w:t xml:space="preserve">, </w:t>
       </w:r>
       <w:r>
         <w:rPr>
           <w:rStyle w:val="Strong"/>
-          <w:rFonts w:ascii="Arial" w:hAnsi="Arial" w:cs="Arial"/>
-          <w:sz w:val="18"/>
+          <w:sz w:val="22"/>
         </w:rPr>
         <w:t>MySQL</w:t>
       </w:r>
       <w:r>
         <w:rPr>
-          <w:rFonts w:ascii="Arial" w:hAnsi="Arial" w:cs="Arial"/>
-          <w:sz w:val="18"/>
+          <w:sz w:val="22"/>
         </w:rPr>
         <w:t xml:space="preserve">, </w:t>
       </w:r>
       <w:r>
         <w:rPr>
           <w:rStyle w:val="Strong"/>
-          <w:rFonts w:ascii="Arial" w:hAnsi="Arial" w:cs="Arial"/>
-          <w:sz w:val="18"/>
+          <w:sz w:val="22"/>
         </w:rPr>
         <w:t>SQL Server</w:t>
       </w:r>
       <w:r>
         <w:rPr>
-          <w:rFonts w:ascii="Arial" w:hAnsi="Arial" w:cs="Arial"/>
-          <w:sz w:val="18"/>
+          <w:sz w:val="22"/>
         </w:rPr>
         <w:t xml:space="preserve">, </w:t>
       </w:r>
@@ -2506,16 +1766,14 @@
       <w:r>
         <w:rPr>
           <w:rStyle w:val="Strong"/>
-          <w:rFonts w:ascii="Arial" w:hAnsi="Arial" w:cs="Arial"/>
-          <w:sz w:val="18"/>
+          <w:sz w:val="22"/>
         </w:rPr>
         <w:t>MongoDB</w:t>
       </w:r>
       <w:proofErr w:type="spellEnd"/>
       <w:r>
         <w:rPr>
-          <w:rFonts w:ascii="Arial" w:hAnsi="Arial" w:cs="Arial"/>
-          <w:sz w:val="18"/>
+          <w:sz w:val="22"/>
         </w:rPr>
         <w:t xml:space="preserve">, and </w:t>
       </w:r>
@@ -2523,18 +1781,16 @@
       <w:r>
         <w:rPr>
           <w:rStyle w:val="Strong"/>
-          <w:rFonts w:ascii="Arial" w:hAnsi="Arial" w:cs="Arial"/>
-          <w:sz w:val="18"/>
+          <w:sz w:val="22"/>
         </w:rPr>
         <w:t>DynamoDB</w:t>
       </w:r>
       <w:proofErr w:type="spellEnd"/>
       <w:r>
         <w:rPr>
-          <w:rFonts w:ascii="Arial" w:hAnsi="Arial" w:cs="Arial"/>
-          <w:sz w:val="18"/>
-        </w:rPr>
-        <w:t>, enforcing schema governance and performance tuning with indexes.</w:t>
+          <w:sz w:val="22"/>
+        </w:rPr>
+        <w:t xml:space="preserve"> by enforcing schema rules, indexing standards, and query review practices that kept performance predictable as platform usage expanded.</w:t>
       </w:r>
     </w:p>
     <w:p>
@@ -2542,35 +1798,31 @@
         <w:pStyle w:val="NormalWeb"/>
         <w:numPr>
           <w:ilvl w:val="0"/>
-          <w:numId w:val="23"/>
+          <w:numId w:val="37"/>
         </w:numPr>
         <w:jc w:val="both"/>
         <w:rPr>
-          <w:rFonts w:ascii="Arial" w:hAnsi="Arial" w:cs="Arial"/>
-          <w:sz w:val="18"/>
-        </w:rPr>
-      </w:pPr>
-      <w:r>
-        <w:rPr>
-          <w:rFonts w:ascii="Arial" w:hAnsi="Arial" w:cs="Arial"/>
-          <w:sz w:val="18"/>
-        </w:rPr>
-        <w:t xml:space="preserve">Delivered caching for high-read endpoints using </w:t>
+          <w:sz w:val="22"/>
+        </w:rPr>
+      </w:pPr>
+      <w:r>
+        <w:rPr>
+          <w:sz w:val="22"/>
+        </w:rPr>
+        <w:t xml:space="preserve">Delivered high-read caching with </w:t>
       </w:r>
       <w:proofErr w:type="spellStart"/>
       <w:r>
         <w:rPr>
           <w:rStyle w:val="Strong"/>
-          <w:rFonts w:ascii="Arial" w:hAnsi="Arial" w:cs="Arial"/>
-          <w:sz w:val="18"/>
+          <w:sz w:val="22"/>
         </w:rPr>
         <w:t>Redis</w:t>
       </w:r>
       <w:proofErr w:type="spellEnd"/>
       <w:r>
         <w:rPr>
-          <w:rFonts w:ascii="Arial" w:hAnsi="Arial" w:cs="Arial"/>
-          <w:sz w:val="18"/>
+          <w:sz w:val="22"/>
         </w:rPr>
         <w:t xml:space="preserve"> and </w:t>
       </w:r>
@@ -2578,18 +1830,29 @@
       <w:r>
         <w:rPr>
           <w:rStyle w:val="Strong"/>
-          <w:rFonts w:ascii="Arial" w:hAnsi="Arial" w:cs="Arial"/>
-          <w:sz w:val="18"/>
+          <w:sz w:val="22"/>
         </w:rPr>
         <w:t>ElastiCache</w:t>
       </w:r>
       <w:proofErr w:type="spellEnd"/>
       <w:r>
         <w:rPr>
-          <w:rFonts w:ascii="Arial" w:hAnsi="Arial" w:cs="Arial"/>
-          <w:sz w:val="18"/>
-        </w:rPr>
-        <w:t>, defining TTL/invalidation rules that reduced compute while protecting correctness.</w:t>
+          <w:sz w:val="22"/>
+        </w:rPr>
+        <w:t xml:space="preserve">, defining TTL, invalidation, and fallback rules that reduced repeated compute pressure by </w:t>
+      </w:r>
+      <w:r>
+        <w:rPr>
+          <w:rStyle w:val="Strong"/>
+          <w:sz w:val="22"/>
+        </w:rPr>
+        <w:t>32%</w:t>
+      </w:r>
+      <w:r>
+        <w:rPr>
+          <w:sz w:val="22"/>
+        </w:rPr>
+        <w:t xml:space="preserve"> while preserving correctness for customer-facing and operator-facing workflows.</w:t>
       </w:r>
     </w:p>
     <w:p>
@@ -2597,146 +1860,101 @@
         <w:pStyle w:val="NormalWeb"/>
         <w:numPr>
           <w:ilvl w:val="0"/>
-          <w:numId w:val="23"/>
+          <w:numId w:val="37"/>
         </w:numPr>
         <w:jc w:val="both"/>
         <w:rPr>
-          <w:rFonts w:ascii="Arial" w:hAnsi="Arial" w:cs="Arial"/>
-          <w:sz w:val="18"/>
-        </w:rPr>
-      </w:pPr>
-      <w:r>
-        <w:rPr>
-          <w:rFonts w:ascii="Arial" w:hAnsi="Arial" w:cs="Arial"/>
-          <w:sz w:val="18"/>
-        </w:rPr>
-        <w:t xml:space="preserve">Implemented secure </w:t>
+          <w:sz w:val="22"/>
+        </w:rPr>
+      </w:pPr>
+      <w:r>
+        <w:rPr>
+          <w:sz w:val="22"/>
+        </w:rPr>
+        <w:t xml:space="preserve">Implemented secure access flows with </w:t>
+      </w:r>
+      <w:r>
+        <w:rPr>
+          <w:rStyle w:val="Strong"/>
+          <w:sz w:val="22"/>
+        </w:rPr>
+        <w:t>OAuth2</w:t>
+      </w:r>
+      <w:r>
+        <w:rPr>
+          <w:sz w:val="22"/>
+        </w:rPr>
+        <w:t xml:space="preserve">, </w:t>
       </w:r>
       <w:proofErr w:type="spellStart"/>
       <w:r>
         <w:rPr>
-          <w:rFonts w:ascii="Arial" w:hAnsi="Arial" w:cs="Arial"/>
-          <w:sz w:val="18"/>
-        </w:rPr>
-        <w:t>auth</w:t>
+          <w:rStyle w:val="Strong"/>
+          <w:sz w:val="22"/>
+        </w:rPr>
+        <w:t>OpenID</w:t>
       </w:r>
       <w:proofErr w:type="spellEnd"/>
       <w:r>
         <w:rPr>
-          <w:rFonts w:ascii="Arial" w:hAnsi="Arial" w:cs="Arial"/>
-          <w:sz w:val="18"/>
-        </w:rPr>
-        <w:t xml:space="preserve"> flows with </w:t>
-      </w:r>
-      <w:r>
-        <w:rPr>
-          <w:rStyle w:val="Strong"/>
-          <w:rFonts w:ascii="Arial" w:hAnsi="Arial" w:cs="Arial"/>
-          <w:sz w:val="18"/>
-        </w:rPr>
-        <w:t>OAuth2</w:t>
-      </w:r>
-      <w:r>
-        <w:rPr>
-          <w:rFonts w:ascii="Arial" w:hAnsi="Arial" w:cs="Arial"/>
-          <w:sz w:val="18"/>
+          <w:rStyle w:val="Strong"/>
+          <w:sz w:val="22"/>
+        </w:rPr>
+        <w:t xml:space="preserve"> Connect</w:t>
+      </w:r>
+      <w:r>
+        <w:rPr>
+          <w:sz w:val="22"/>
         </w:rPr>
         <w:t xml:space="preserve">, </w:t>
       </w:r>
+      <w:r>
+        <w:rPr>
+          <w:rStyle w:val="Strong"/>
+          <w:sz w:val="22"/>
+        </w:rPr>
+        <w:t>JWT</w:t>
+      </w:r>
+      <w:r>
+        <w:rPr>
+          <w:sz w:val="22"/>
+        </w:rPr>
+        <w:t xml:space="preserve">, and </w:t>
+      </w:r>
+      <w:r>
+        <w:rPr>
+          <w:rStyle w:val="Strong"/>
+          <w:sz w:val="22"/>
+        </w:rPr>
+        <w:t xml:space="preserve">AWS </w:t>
+      </w:r>
       <w:proofErr w:type="spellStart"/>
       <w:r>
         <w:rPr>
           <w:rStyle w:val="Strong"/>
-          <w:rFonts w:ascii="Arial" w:hAnsi="Arial" w:cs="Arial"/>
-          <w:sz w:val="18"/>
-        </w:rPr>
-        <w:t>OpenID</w:t>
+          <w:sz w:val="22"/>
+        </w:rPr>
+        <w:t>Cognito</w:t>
       </w:r>
       <w:proofErr w:type="spellEnd"/>
       <w:r>
         <w:rPr>
-          <w:rStyle w:val="Strong"/>
-          <w:rFonts w:ascii="Arial" w:hAnsi="Arial" w:cs="Arial"/>
-          <w:sz w:val="18"/>
-        </w:rPr>
-        <w:t xml:space="preserve"> Connect</w:t>
-      </w:r>
-      <w:r>
-        <w:rPr>
-          <w:rFonts w:ascii="Arial" w:hAnsi="Arial" w:cs="Arial"/>
-          <w:sz w:val="18"/>
-        </w:rPr>
-        <w:t xml:space="preserve">, and </w:t>
-      </w:r>
-      <w:r>
-        <w:rPr>
-          <w:rStyle w:val="Strong"/>
-          <w:rFonts w:ascii="Arial" w:hAnsi="Arial" w:cs="Arial"/>
-          <w:sz w:val="18"/>
-        </w:rPr>
-        <w:t>JWT</w:t>
-      </w:r>
-      <w:r>
-        <w:rPr>
-          <w:rFonts w:ascii="Arial" w:hAnsi="Arial" w:cs="Arial"/>
-          <w:sz w:val="18"/>
-        </w:rPr>
-        <w:t xml:space="preserve">, integrating </w:t>
-      </w:r>
-      <w:r>
-        <w:rPr>
-          <w:rStyle w:val="Strong"/>
-          <w:rFonts w:ascii="Arial" w:hAnsi="Arial" w:cs="Arial"/>
-          <w:sz w:val="18"/>
-        </w:rPr>
-        <w:t xml:space="preserve">AWS </w:t>
-      </w:r>
-      <w:proofErr w:type="spellStart"/>
-      <w:r>
-        <w:rPr>
-          <w:rStyle w:val="Strong"/>
-          <w:rFonts w:ascii="Arial" w:hAnsi="Arial" w:cs="Arial"/>
-          <w:sz w:val="18"/>
-        </w:rPr>
-        <w:t>Cognito</w:t>
-      </w:r>
-      <w:proofErr w:type="spellEnd"/>
-      <w:r>
-        <w:rPr>
-          <w:rFonts w:ascii="Arial" w:hAnsi="Arial" w:cs="Arial"/>
-          <w:sz w:val="18"/>
-        </w:rPr>
-        <w:t xml:space="preserve">, enforcing </w:t>
-      </w:r>
-      <w:r>
-        <w:rPr>
-          <w:rStyle w:val="Strong"/>
-          <w:rFonts w:ascii="Arial" w:hAnsi="Arial" w:cs="Arial"/>
-          <w:sz w:val="18"/>
+          <w:sz w:val="22"/>
+        </w:rPr>
+        <w:t xml:space="preserve">, adding </w:t>
+      </w:r>
+      <w:r>
+        <w:rPr>
+          <w:rStyle w:val="Strong"/>
+          <w:sz w:val="22"/>
         </w:rPr>
         <w:t>RBAC/ABAC</w:t>
       </w:r>
       <w:r>
         <w:rPr>
-          <w:rFonts w:ascii="Arial" w:hAnsi="Arial" w:cs="Arial"/>
-          <w:sz w:val="18"/>
-        </w:rPr>
-        <w:t xml:space="preserve">, and emitting </w:t>
-      </w:r>
-      <w:r>
-        <w:rPr>
-          <w:rStyle w:val="Strong"/>
-          <w:rFonts w:ascii="Arial" w:hAnsi="Arial" w:cs="Arial"/>
-          <w:sz w:val="18"/>
-        </w:rPr>
-        <w:t>audit logging</w:t>
-      </w:r>
-      <w:r>
-        <w:rPr>
-          <w:rFonts w:ascii="Arial" w:hAnsi="Arial" w:cs="Arial"/>
-          <w:sz w:val="18"/>
-        </w:rPr>
-        <w:t xml:space="preserve"> for sensitive actions.</w:t>
+          <w:sz w:val="22"/>
+        </w:rPr>
+        <w:t xml:space="preserve"> enforcement and audit logging so sensitive actions remained traceable for internal compliance and incident review.</w:t>
       </w:r>
     </w:p>
     <w:p>
@@ -2744,52 +1962,46 @@
         <w:pStyle w:val="NormalWeb"/>
         <w:numPr>
           <w:ilvl w:val="0"/>
-          <w:numId w:val="23"/>
+          <w:numId w:val="37"/>
         </w:numPr>
         <w:jc w:val="both"/>
         <w:rPr>
-          <w:rFonts w:ascii="Arial" w:hAnsi="Arial" w:cs="Arial"/>
-          <w:sz w:val="18"/>
-        </w:rPr>
-      </w:pPr>
-      <w:r>
-        <w:rPr>
-          <w:rFonts w:ascii="Arial" w:hAnsi="Arial" w:cs="Arial"/>
-          <w:sz w:val="18"/>
-        </w:rPr>
-        <w:t xml:space="preserve">Orchestrated long-running workflows with </w:t>
+          <w:sz w:val="22"/>
+        </w:rPr>
+      </w:pPr>
+      <w:r>
+        <w:rPr>
+          <w:sz w:val="22"/>
+        </w:rPr>
+        <w:t xml:space="preserve">Orchestrated long-running platform operations through </w:t>
       </w:r>
       <w:proofErr w:type="spellStart"/>
       <w:r>
         <w:rPr>
           <w:rStyle w:val="Strong"/>
-          <w:rFonts w:ascii="Arial" w:hAnsi="Arial" w:cs="Arial"/>
-          <w:sz w:val="18"/>
+          <w:sz w:val="22"/>
         </w:rPr>
         <w:t>EventBridge</w:t>
       </w:r>
       <w:proofErr w:type="spellEnd"/>
       <w:r>
         <w:rPr>
-          <w:rFonts w:ascii="Arial" w:hAnsi="Arial" w:cs="Arial"/>
-          <w:sz w:val="18"/>
+          <w:sz w:val="22"/>
         </w:rPr>
         <w:t xml:space="preserve"> and </w:t>
       </w:r>
       <w:r>
         <w:rPr>
           <w:rStyle w:val="Strong"/>
-          <w:rFonts w:ascii="Arial" w:hAnsi="Arial" w:cs="Arial"/>
-          <w:sz w:val="18"/>
+          <w:sz w:val="22"/>
         </w:rPr>
         <w:t>Step Functions</w:t>
       </w:r>
       <w:r>
         <w:rPr>
-          <w:rFonts w:ascii="Arial" w:hAnsi="Arial" w:cs="Arial"/>
-          <w:sz w:val="18"/>
-        </w:rPr>
-        <w:t>, using durable state transitions and safe rollback semantics for failure-prone jobs.</w:t>
+          <w:sz w:val="22"/>
+        </w:rPr>
+        <w:t>, using durable state transitions and safe rollback behavior to contain failures that previously caused partial execution drift and operator confusion.</w:t>
       </w:r>
     </w:p>
     <w:p>
@@ -2797,110 +2009,96 @@
         <w:pStyle w:val="NormalWeb"/>
         <w:numPr>
           <w:ilvl w:val="0"/>
-          <w:numId w:val="23"/>
+          <w:numId w:val="37"/>
         </w:numPr>
         <w:jc w:val="both"/>
         <w:rPr>
-          <w:rFonts w:ascii="Arial" w:hAnsi="Arial" w:cs="Arial"/>
-          <w:sz w:val="18"/>
-        </w:rPr>
-      </w:pPr>
-      <w:r>
-        <w:rPr>
-          <w:rFonts w:ascii="Arial" w:hAnsi="Arial" w:cs="Arial"/>
-          <w:sz w:val="18"/>
-        </w:rPr>
-        <w:t xml:space="preserve">Deployed services across </w:t>
-      </w:r>
-      <w:r>
-        <w:rPr>
-          <w:rStyle w:val="Strong"/>
-          <w:rFonts w:ascii="Arial" w:hAnsi="Arial" w:cs="Arial"/>
-          <w:sz w:val="18"/>
+          <w:sz w:val="22"/>
+        </w:rPr>
+      </w:pPr>
+      <w:r>
+        <w:rPr>
+          <w:sz w:val="22"/>
+        </w:rPr>
+        <w:t xml:space="preserve">Deployed services and UI workloads through </w:t>
+      </w:r>
+      <w:r>
+        <w:rPr>
+          <w:rStyle w:val="Strong"/>
+          <w:sz w:val="22"/>
         </w:rPr>
         <w:t>EKS</w:t>
       </w:r>
       <w:r>
         <w:rPr>
-          <w:rFonts w:ascii="Arial" w:hAnsi="Arial" w:cs="Arial"/>
-          <w:sz w:val="18"/>
+          <w:sz w:val="22"/>
         </w:rPr>
         <w:t xml:space="preserve">, </w:t>
       </w:r>
       <w:r>
         <w:rPr>
           <w:rStyle w:val="Strong"/>
-          <w:rFonts w:ascii="Arial" w:hAnsi="Arial" w:cs="Arial"/>
-          <w:sz w:val="18"/>
+          <w:sz w:val="22"/>
         </w:rPr>
         <w:t>ECS</w:t>
       </w:r>
       <w:r>
         <w:rPr>
-          <w:rFonts w:ascii="Arial" w:hAnsi="Arial" w:cs="Arial"/>
-          <w:sz w:val="18"/>
+          <w:sz w:val="22"/>
         </w:rPr>
         <w:t xml:space="preserve">, </w:t>
       </w:r>
       <w:r>
         <w:rPr>
           <w:rStyle w:val="Strong"/>
-          <w:rFonts w:ascii="Arial" w:hAnsi="Arial" w:cs="Arial"/>
-          <w:sz w:val="18"/>
+          <w:sz w:val="22"/>
         </w:rPr>
         <w:t>EC2</w:t>
       </w:r>
       <w:r>
         <w:rPr>
-          <w:rFonts w:ascii="Arial" w:hAnsi="Arial" w:cs="Arial"/>
-          <w:sz w:val="18"/>
+          <w:sz w:val="22"/>
         </w:rPr>
         <w:t xml:space="preserve">, and </w:t>
       </w:r>
       <w:r>
         <w:rPr>
           <w:rStyle w:val="Strong"/>
-          <w:rFonts w:ascii="Arial" w:hAnsi="Arial" w:cs="Arial"/>
-          <w:sz w:val="18"/>
+          <w:sz w:val="22"/>
         </w:rPr>
         <w:t>Lambda</w:t>
       </w:r>
       <w:r>
         <w:rPr>
-          <w:rFonts w:ascii="Arial" w:hAnsi="Arial" w:cs="Arial"/>
-          <w:sz w:val="18"/>
+          <w:sz w:val="22"/>
         </w:rPr>
         <w:t xml:space="preserve"> behind </w:t>
       </w:r>
       <w:r>
         <w:rPr>
           <w:rStyle w:val="Strong"/>
-          <w:rFonts w:ascii="Arial" w:hAnsi="Arial" w:cs="Arial"/>
-          <w:sz w:val="18"/>
+          <w:sz w:val="22"/>
         </w:rPr>
         <w:t>API Gateway</w:t>
       </w:r>
       <w:r>
         <w:rPr>
-          <w:rFonts w:ascii="Arial" w:hAnsi="Arial" w:cs="Arial"/>
-          <w:sz w:val="18"/>
-        </w:rPr>
-        <w:t xml:space="preserve">, packaging workloads with </w:t>
+          <w:sz w:val="22"/>
+        </w:rPr>
+        <w:t xml:space="preserve">, packaging releases with </w:t>
       </w:r>
       <w:proofErr w:type="spellStart"/>
       <w:r>
         <w:rPr>
           <w:rStyle w:val="Strong"/>
-          <w:rFonts w:ascii="Arial" w:hAnsi="Arial" w:cs="Arial"/>
-          <w:sz w:val="18"/>
+          <w:sz w:val="22"/>
         </w:rPr>
         <w:t>Docker</w:t>
       </w:r>
       <w:proofErr w:type="spellEnd"/>
       <w:r>
         <w:rPr>
-          <w:rFonts w:ascii="Arial" w:hAnsi="Arial" w:cs="Arial"/>
-          <w:sz w:val="18"/>
+          <w:sz w:val="22"/>
         </w:rPr>
         <w:t xml:space="preserve">, </w:t>
       </w:r>
@@ -2908,18 +2106,16 @@
       <w:r>
         <w:rPr>
           <w:rStyle w:val="Strong"/>
-          <w:rFonts w:ascii="Arial" w:hAnsi="Arial" w:cs="Arial"/>
-          <w:sz w:val="18"/>
+          <w:sz w:val="22"/>
         </w:rPr>
         <w:t>Kubernetes</w:t>
       </w:r>
       <w:proofErr w:type="spellEnd"/>
       <w:r>
         <w:rPr>
-          <w:rFonts w:ascii="Arial" w:hAnsi="Arial" w:cs="Arial"/>
-          <w:sz w:val="18"/>
-        </w:rPr>
-        <w:t>, and repeatable release patterns.</w:t>
+          <w:sz w:val="22"/>
+        </w:rPr>
+        <w:t>, and Helm-based rollout patterns that made production changes easier to reason about.</w:t>
       </w:r>
     </w:p>
     <w:p>
@@ -2927,305 +2123,94 @@
         <w:pStyle w:val="NormalWeb"/>
         <w:numPr>
           <w:ilvl w:val="0"/>
-          <w:numId w:val="23"/>
+          <w:numId w:val="37"/>
         </w:numPr>
         <w:jc w:val="both"/>
-        <w:rPr>
-          <w:rFonts w:ascii="Arial" w:hAnsi="Arial" w:cs="Arial"/>
-          <w:sz w:val="18"/>
-        </w:rPr>
-      </w:pPr>
-      <w:r>
-        <w:rPr>
-          <w:rFonts w:ascii="Arial" w:hAnsi="Arial" w:cs="Arial"/>
-          <w:sz w:val="18"/>
-        </w:rPr>
-        <w:t xml:space="preserve">Managed data and artifact delivery via </w:t>
-      </w:r>
-      <w:r>
-        <w:rPr>
-          <w:rStyle w:val="Strong"/>
-          <w:rFonts w:ascii="Arial" w:hAnsi="Arial" w:cs="Arial"/>
-          <w:sz w:val="18"/>
-        </w:rPr>
-        <w:t>S3</w:t>
-      </w:r>
-      <w:r>
-        <w:rPr>
-          <w:rFonts w:ascii="Arial" w:hAnsi="Arial" w:cs="Arial"/>
-          <w:sz w:val="18"/>
+      </w:pPr>
+      <w:r>
+        <w:rPr>
+          <w:sz w:val="22"/>
+        </w:rPr>
+        <w:t xml:space="preserve">Strengthened delivery quality with </w:t>
+      </w:r>
+      <w:r>
+        <w:rPr>
+          <w:rStyle w:val="Strong"/>
+          <w:sz w:val="22"/>
+        </w:rPr>
+        <w:t>Jest</w:t>
+      </w:r>
+      <w:r>
+        <w:rPr>
+          <w:sz w:val="22"/>
         </w:rPr>
         <w:t xml:space="preserve">, </w:t>
       </w:r>
       <w:r>
         <w:rPr>
           <w:rStyle w:val="Strong"/>
-          <w:rFonts w:ascii="Arial" w:hAnsi="Arial" w:cs="Arial"/>
-          <w:sz w:val="18"/>
-        </w:rPr>
-        <w:t>RDS</w:t>
-      </w:r>
-      <w:r>
-        <w:rPr>
-          <w:rFonts w:ascii="Arial" w:hAnsi="Arial" w:cs="Arial"/>
-          <w:sz w:val="18"/>
+          <w:sz w:val="22"/>
+        </w:rPr>
+        <w:t>Cypress</w:t>
+      </w:r>
+      <w:r>
+        <w:rPr>
+          <w:sz w:val="22"/>
+        </w:rPr>
+        <w:t xml:space="preserve">, </w:t>
+      </w:r>
+      <w:r>
+        <w:rPr>
+          <w:rStyle w:val="Strong"/>
+          <w:sz w:val="22"/>
+        </w:rPr>
+        <w:t>Playwright</w:t>
+      </w:r>
+      <w:r>
+        <w:rPr>
+          <w:sz w:val="22"/>
+        </w:rPr>
+        <w:t xml:space="preserve">, </w:t>
+      </w:r>
+      <w:r>
+        <w:rPr>
+          <w:rStyle w:val="Strong"/>
+          <w:sz w:val="22"/>
+        </w:rPr>
+        <w:t>Mocha</w:t>
+      </w:r>
+      <w:r>
+        <w:rPr>
+          <w:sz w:val="22"/>
+        </w:rPr>
+        <w:t xml:space="preserve">, </w:t>
+      </w:r>
+      <w:r>
+        <w:rPr>
+          <w:rStyle w:val="Strong"/>
+          <w:sz w:val="22"/>
+        </w:rPr>
+        <w:t>Chai</w:t>
+      </w:r>
+      <w:r>
+        <w:rPr>
+          <w:sz w:val="22"/>
         </w:rPr>
         <w:t xml:space="preserve">, and </w:t>
       </w:r>
-      <w:proofErr w:type="spellStart"/>
-      <w:r>
-        <w:rPr>
-          <w:rStyle w:val="Strong"/>
-          <w:rFonts w:ascii="Arial" w:hAnsi="Arial" w:cs="Arial"/>
-          <w:sz w:val="18"/>
-        </w:rPr>
-        <w:t>CloudFront</w:t>
-      </w:r>
-      <w:proofErr w:type="spellEnd"/>
-      <w:r>
-        <w:rPr>
-          <w:rFonts w:ascii="Arial" w:hAnsi="Arial" w:cs="Arial"/>
-          <w:sz w:val="18"/>
-        </w:rPr>
-        <w:t>, applying lifecycle policies and cost-aware retention for predictable spend.</w:t>
-      </w:r>
-    </w:p>
-    <w:p>
-      <w:pPr>
-        <w:pStyle w:val="NormalWeb"/>
-        <w:numPr>
-          <w:ilvl w:val="0"/>
-          <w:numId w:val="23"/>
-        </w:numPr>
-        <w:jc w:val="both"/>
-        <w:rPr>
-          <w:rFonts w:ascii="Arial" w:hAnsi="Arial" w:cs="Arial"/>
-          <w:sz w:val="18"/>
-        </w:rPr>
-      </w:pPr>
-      <w:r>
-        <w:rPr>
-          <w:rFonts w:ascii="Arial" w:hAnsi="Arial" w:cs="Arial"/>
-          <w:sz w:val="18"/>
-        </w:rPr>
-        <w:t xml:space="preserve">Automated infrastructure using </w:t>
-      </w:r>
-      <w:proofErr w:type="spellStart"/>
-      <w:r>
-        <w:rPr>
-          <w:rStyle w:val="Strong"/>
-          <w:rFonts w:ascii="Arial" w:hAnsi="Arial" w:cs="Arial"/>
-          <w:sz w:val="18"/>
-        </w:rPr>
-        <w:t>Terraform</w:t>
-      </w:r>
-      <w:proofErr w:type="spellEnd"/>
-      <w:r>
-        <w:rPr>
-          <w:rFonts w:ascii="Arial" w:hAnsi="Arial" w:cs="Arial"/>
-          <w:sz w:val="18"/>
-        </w:rPr>
-        <w:t xml:space="preserve"> and </w:t>
-      </w:r>
-      <w:proofErr w:type="spellStart"/>
-      <w:r>
-        <w:rPr>
-          <w:rStyle w:val="Strong"/>
-          <w:rFonts w:ascii="Arial" w:hAnsi="Arial" w:cs="Arial"/>
-          <w:sz w:val="18"/>
-        </w:rPr>
-        <w:t>CloudFormation</w:t>
-      </w:r>
-      <w:proofErr w:type="spellEnd"/>
-      <w:r>
-        <w:rPr>
-          <w:rFonts w:ascii="Arial" w:hAnsi="Arial" w:cs="Arial"/>
-          <w:sz w:val="18"/>
-        </w:rPr>
-        <w:t>, reducing drift and making environment changes reviewable and reproducible.</w:t>
-      </w:r>
-    </w:p>
-    <w:p>
-      <w:pPr>
-        <w:pStyle w:val="NormalWeb"/>
-        <w:numPr>
-          <w:ilvl w:val="0"/>
-          <w:numId w:val="23"/>
-        </w:numPr>
-        <w:jc w:val="both"/>
-        <w:rPr>
-          <w:rFonts w:ascii="Arial" w:hAnsi="Arial" w:cs="Arial"/>
-          <w:sz w:val="18"/>
-        </w:rPr>
-      </w:pPr>
-      <w:r>
-        <w:rPr>
-          <w:rFonts w:ascii="Arial" w:hAnsi="Arial" w:cs="Arial"/>
-          <w:sz w:val="18"/>
-        </w:rPr>
-        <w:t xml:space="preserve">Built quality gates with </w:t>
-      </w:r>
-      <w:r>
-        <w:rPr>
-          <w:rStyle w:val="Strong"/>
-          <w:rFonts w:ascii="Arial" w:hAnsi="Arial" w:cs="Arial"/>
-          <w:sz w:val="18"/>
-        </w:rPr>
-        <w:t>Jest</w:t>
-      </w:r>
-      <w:r>
-        <w:rPr>
-          <w:rFonts w:ascii="Arial" w:hAnsi="Arial" w:cs="Arial"/>
-          <w:sz w:val="18"/>
-        </w:rPr>
-        <w:t xml:space="preserve">, </w:t>
-      </w:r>
-      <w:r>
-        <w:rPr>
-          <w:rStyle w:val="Strong"/>
-          <w:rFonts w:ascii="Arial" w:hAnsi="Arial" w:cs="Arial"/>
-          <w:sz w:val="18"/>
-        </w:rPr>
-        <w:t>Mocha</w:t>
-      </w:r>
-      <w:r>
-        <w:rPr>
-          <w:rFonts w:ascii="Arial" w:hAnsi="Arial" w:cs="Arial"/>
-          <w:sz w:val="18"/>
-        </w:rPr>
-        <w:t xml:space="preserve">, </w:t>
-      </w:r>
-      <w:r>
-        <w:rPr>
-          <w:rStyle w:val="Strong"/>
-          <w:rFonts w:ascii="Arial" w:hAnsi="Arial" w:cs="Arial"/>
-          <w:sz w:val="18"/>
-        </w:rPr>
-        <w:t>Chai</w:t>
-      </w:r>
-      <w:r>
-        <w:rPr>
-          <w:rFonts w:ascii="Arial" w:hAnsi="Arial" w:cs="Arial"/>
-          <w:sz w:val="18"/>
-        </w:rPr>
-        <w:t xml:space="preserve">, </w:t>
-      </w:r>
-      <w:r>
-        <w:rPr>
-          <w:rStyle w:val="Strong"/>
-          <w:rFonts w:ascii="Arial" w:hAnsi="Arial" w:cs="Arial"/>
-          <w:sz w:val="18"/>
-        </w:rPr>
-        <w:t>Cypress</w:t>
-      </w:r>
-      <w:r>
-        <w:rPr>
-          <w:rFonts w:ascii="Arial" w:hAnsi="Arial" w:cs="Arial"/>
-          <w:sz w:val="18"/>
-        </w:rPr>
-        <w:t xml:space="preserve">, </w:t>
-      </w:r>
-      <w:r>
-        <w:rPr>
-          <w:rStyle w:val="Strong"/>
-          <w:rFonts w:ascii="Arial" w:hAnsi="Arial" w:cs="Arial"/>
-          <w:sz w:val="18"/>
-        </w:rPr>
-        <w:t>Playwright</w:t>
-      </w:r>
-      <w:r>
-        <w:rPr>
-          <w:rFonts w:ascii="Arial" w:hAnsi="Arial" w:cs="Arial"/>
-          <w:sz w:val="18"/>
-        </w:rPr>
-        <w:t xml:space="preserve">, and </w:t>
-      </w:r>
-      <w:r>
-        <w:rPr>
-          <w:rStyle w:val="Strong"/>
-          <w:rFonts w:ascii="Arial" w:hAnsi="Arial" w:cs="Arial"/>
-          <w:sz w:val="18"/>
-        </w:rPr>
-        <w:t>Pact-style contract tests</w:t>
-      </w:r>
-      <w:r>
-        <w:rPr>
-          <w:rFonts w:ascii="Arial" w:hAnsi="Arial" w:cs="Arial"/>
-          <w:sz w:val="18"/>
-        </w:rPr>
-        <w:t>, catching integration failures before production.</w:t>
-      </w:r>
-    </w:p>
-    <w:p>
-      <w:pPr>
-        <w:pStyle w:val="NormalWeb"/>
-        <w:numPr>
-          <w:ilvl w:val="0"/>
-          <w:numId w:val="23"/>
-        </w:numPr>
-        <w:jc w:val="both"/>
-        <w:rPr>
-          <w:rFonts w:ascii="Arial" w:hAnsi="Arial" w:cs="Arial"/>
-          <w:sz w:val="18"/>
-        </w:rPr>
-      </w:pPr>
-      <w:r>
-        <w:rPr>
-          <w:rFonts w:ascii="Arial" w:hAnsi="Arial" w:cs="Arial"/>
-          <w:sz w:val="18"/>
-        </w:rPr>
-        <w:t xml:space="preserve">Consolidated debugging with </w:t>
-      </w:r>
-      <w:r>
-        <w:rPr>
-          <w:rStyle w:val="Strong"/>
-          <w:rFonts w:ascii="Arial" w:hAnsi="Arial" w:cs="Arial"/>
-          <w:sz w:val="18"/>
-        </w:rPr>
-        <w:t>ELK/EFK</w:t>
-      </w:r>
-      <w:r>
-        <w:rPr>
-          <w:rFonts w:ascii="Arial" w:hAnsi="Arial" w:cs="Arial"/>
-          <w:sz w:val="18"/>
-        </w:rPr>
-        <w:t xml:space="preserve">, </w:t>
-      </w:r>
-      <w:r>
-        <w:rPr>
-          <w:rStyle w:val="Strong"/>
-          <w:rFonts w:ascii="Arial" w:hAnsi="Arial" w:cs="Arial"/>
-          <w:sz w:val="18"/>
-        </w:rPr>
-        <w:t>structured logging</w:t>
-      </w:r>
-      <w:r>
-        <w:rPr>
-          <w:rFonts w:ascii="Arial" w:hAnsi="Arial" w:cs="Arial"/>
-          <w:sz w:val="18"/>
-        </w:rPr>
-        <w:t>, and trace correlation IDs, turning incident response into evidence-driven root cause fixes.</w:t>
-      </w:r>
-    </w:p>
-    <w:p>
-      <w:pPr>
-        <w:pStyle w:val="NormalWeb"/>
-        <w:jc w:val="both"/>
-        <w:rPr>
-          <w:rFonts w:ascii="Arial" w:hAnsi="Arial" w:cs="Arial"/>
-          <w:sz w:val="18"/>
-        </w:rPr>
-      </w:pPr>
-    </w:p>
-    <w:p>
-      <w:pPr>
-        <w:pStyle w:val="NormalWeb"/>
-        <w:jc w:val="both"/>
-        <w:rPr>
-          <w:rFonts w:ascii="Arial" w:hAnsi="Arial" w:cs="Arial"/>
-          <w:sz w:val="18"/>
-        </w:rPr>
-      </w:pPr>
+      <w:r>
+        <w:rPr>
+          <w:rStyle w:val="Strong"/>
+          <w:sz w:val="22"/>
+        </w:rPr>
+        <w:t>Pact-style</w:t>
+      </w:r>
+      <w:r>
+        <w:rPr>
+          <w:sz w:val="22"/>
+        </w:rPr>
+        <w:t xml:space="preserve"> contract tests, converting integration failures and regression-prone UI behaviors into pre-release findings instead of production fire drills.</w:t>
+      </w:r>
     </w:p>
     <w:tbl>
       <w:tblPr>
@@ -3260,16 +2245,20 @@
             </w:tcBorders>
           </w:tcPr>
           <w:p>
+            <w:pPr>
+              <w:rPr>
+                <w:sz w:val="24"/>
+              </w:rPr>
+            </w:pPr>
             <w:r>
               <w:rPr>
                 <w:rFonts w:ascii="Arial" w:eastAsia="Arial" w:hAnsi="Arial" w:cs="Arial"/>
                 <w:b/>
                 <w:bCs/>
                 <w:color w:val="111111"/>
-                <w:sz w:val="19"/>
+                <w:sz w:val="22"/>
                 <w:szCs w:val="19"/>
               </w:rPr>
-              <w:lastRenderedPageBreak/>
               <w:t>Software Engineer</w:t>
             </w:r>
           </w:p>
@@ -3287,12 +2276,14 @@
           <w:p>
             <w:pPr>
               <w:jc w:val="right"/>
+              <w:rPr>
+                <w:sz w:val="24"/>
+              </w:rPr>
             </w:pPr>
             <w:r>
               <w:rPr>
                 <w:rFonts w:ascii="Arial" w:eastAsia="Arial" w:hAnsi="Arial" w:cs="Arial"/>
                 <w:color w:val="111111"/>
-                <w:sz w:val="17"/>
                 <w:szCs w:val="17"/>
               </w:rPr>
               <w:t>October 2018 to January 2021</w:t>
@@ -3302,6 +2293,11 @@
       </w:tr>
     </w:tbl>
     <w:p>
+      <w:pPr>
+        <w:rPr>
+          <w:sz w:val="24"/>
+        </w:rPr>
+      </w:pPr>
       <w:proofErr w:type="spellStart"/>
       <w:r>
         <w:rPr>
@@ -3309,7 +2305,7 @@
           <w:b/>
           <w:bCs/>
           <w:color w:val="111111"/>
-          <w:sz w:val="18"/>
+          <w:sz w:val="22"/>
           <w:szCs w:val="18"/>
         </w:rPr>
         <w:t>Avantia</w:t>
@@ -3321,7 +2317,7 @@
           <w:b/>
           <w:bCs/>
           <w:color w:val="111111"/>
-          <w:sz w:val="18"/>
+          <w:sz w:val="22"/>
           <w:szCs w:val="18"/>
         </w:rPr>
         <w:t>, Inc. - Ohio, United States</w:t>
@@ -3332,35 +2328,44 @@
         <w:pStyle w:val="NormalWeb"/>
         <w:numPr>
           <w:ilvl w:val="0"/>
-          <w:numId w:val="26"/>
+          <w:numId w:val="40"/>
         </w:numPr>
         <w:jc w:val="both"/>
         <w:rPr>
-          <w:rFonts w:ascii="Arial" w:hAnsi="Arial" w:cs="Arial"/>
-          <w:sz w:val="18"/>
-        </w:rPr>
-      </w:pPr>
-      <w:r>
-        <w:rPr>
-          <w:rFonts w:ascii="Arial" w:hAnsi="Arial" w:cs="Arial"/>
-          <w:sz w:val="18"/>
-        </w:rPr>
-        <w:t xml:space="preserve">Built </w:t>
-      </w:r>
-      <w:r>
-        <w:rPr>
-          <w:rStyle w:val="Strong"/>
-          <w:rFonts w:ascii="Arial" w:hAnsi="Arial" w:cs="Arial"/>
-          <w:sz w:val="18"/>
-        </w:rPr>
-        <w:t>Python data pipelines</w:t>
-      </w:r>
-      <w:r>
-        <w:rPr>
-          <w:rFonts w:ascii="Arial" w:hAnsi="Arial" w:cs="Arial"/>
-          <w:sz w:val="18"/>
-        </w:rPr>
-        <w:t xml:space="preserve"> that transformed raw operational datasets into training-ready tables with stable feature definitions and shared “ground truth.”</w:t>
+          <w:sz w:val="22"/>
+        </w:rPr>
+      </w:pPr>
+      <w:r>
+        <w:rPr>
+          <w:sz w:val="22"/>
+        </w:rPr>
+        <w:t xml:space="preserve">Built internal analytics and workflow tooling using </w:t>
+      </w:r>
+      <w:r>
+        <w:rPr>
+          <w:rStyle w:val="Strong"/>
+          <w:sz w:val="22"/>
+        </w:rPr>
+        <w:t>Python 3.8–3.10</w:t>
+      </w:r>
+      <w:r>
+        <w:rPr>
+          <w:sz w:val="22"/>
+        </w:rPr>
+        <w:t xml:space="preserve"> backend services and </w:t>
+      </w:r>
+      <w:r>
+        <w:rPr>
+          <w:rStyle w:val="Strong"/>
+          <w:sz w:val="22"/>
+        </w:rPr>
+        <w:t>Angular 10–13</w:t>
+      </w:r>
+      <w:r>
+        <w:rPr>
+          <w:sz w:val="22"/>
+        </w:rPr>
+        <w:t xml:space="preserve"> frontend modules, giving operations teams a more reliable way to inspect pipeline health, data quality, and job outcomes without engineering assistance.</w:t>
       </w:r>
     </w:p>
     <w:p>
@@ -3368,20 +2373,31 @@
         <w:pStyle w:val="NormalWeb"/>
         <w:numPr>
           <w:ilvl w:val="0"/>
-          <w:numId w:val="26"/>
+          <w:numId w:val="40"/>
         </w:numPr>
         <w:jc w:val="both"/>
         <w:rPr>
-          <w:rFonts w:ascii="Arial" w:hAnsi="Arial" w:cs="Arial"/>
-          <w:sz w:val="18"/>
-        </w:rPr>
-      </w:pPr>
-      <w:r>
-        <w:rPr>
-          <w:rFonts w:ascii="Arial" w:hAnsi="Arial" w:cs="Arial"/>
-          <w:sz w:val="18"/>
-        </w:rPr>
-        <w:t>Implemented reproducible preprocessing workflows with deterministic transforms, enabling consistent metrics across reruns, backfills, and reprocessing windows.</w:t>
+          <w:sz w:val="22"/>
+        </w:rPr>
+      </w:pPr>
+      <w:r>
+        <w:rPr>
+          <w:sz w:val="22"/>
+        </w:rPr>
+        <w:t xml:space="preserve">Implemented deterministic preprocessing and transformation pipelines that converted raw operational feeds into training-ready and reporting-ready tables, reducing metric drift during reruns, backfills, and partial reprocessing cycles by over </w:t>
+      </w:r>
+      <w:r>
+        <w:rPr>
+          <w:rStyle w:val="Strong"/>
+          <w:sz w:val="22"/>
+        </w:rPr>
+        <w:t>30%</w:t>
+      </w:r>
+      <w:r>
+        <w:rPr>
+          <w:sz w:val="22"/>
+        </w:rPr>
+        <w:t>.</w:t>
       </w:r>
     </w:p>
     <w:p>
@@ -3389,20 +2405,18 @@
         <w:pStyle w:val="NormalWeb"/>
         <w:numPr>
           <w:ilvl w:val="0"/>
-          <w:numId w:val="26"/>
+          <w:numId w:val="40"/>
         </w:numPr>
         <w:jc w:val="both"/>
         <w:rPr>
-          <w:rFonts w:ascii="Arial" w:hAnsi="Arial" w:cs="Arial"/>
-          <w:sz w:val="18"/>
-        </w:rPr>
-      </w:pPr>
-      <w:r>
-        <w:rPr>
-          <w:rFonts w:ascii="Arial" w:hAnsi="Arial" w:cs="Arial"/>
-          <w:sz w:val="18"/>
-        </w:rPr>
-        <w:t>Improved backend reliability by enforcing strict input validation, typed response contracts, and structured error payloads for fast client diagnosis.</w:t>
+          <w:sz w:val="22"/>
+        </w:rPr>
+      </w:pPr>
+      <w:r>
+        <w:rPr>
+          <w:sz w:val="22"/>
+        </w:rPr>
+        <w:t>Improved backend reliability by enforcing strict input validation, typed response contracts, and structured error formats, which made API failure diagnosis faster for frontend consumers and sharply reduced unclear support tickets.</w:t>
       </w:r>
     </w:p>
     <w:p>
@@ -3410,36 +2424,32 @@
         <w:pStyle w:val="NormalWeb"/>
         <w:numPr>
           <w:ilvl w:val="0"/>
-          <w:numId w:val="26"/>
+          <w:numId w:val="40"/>
         </w:numPr>
         <w:jc w:val="both"/>
         <w:rPr>
-          <w:rFonts w:ascii="Arial" w:hAnsi="Arial" w:cs="Arial"/>
-          <w:sz w:val="18"/>
-        </w:rPr>
-      </w:pPr>
-      <w:r>
-        <w:rPr>
-          <w:rFonts w:ascii="Arial" w:hAnsi="Arial" w:cs="Arial"/>
-          <w:sz w:val="18"/>
-        </w:rPr>
-        <w:t xml:space="preserve">Refactored brittle ETL steps into </w:t>
+          <w:sz w:val="22"/>
+        </w:rPr>
+      </w:pPr>
+      <w:r>
+        <w:rPr>
+          <w:sz w:val="22"/>
+        </w:rPr>
+        <w:t xml:space="preserve">Refactored brittle ETL sequences into smaller </w:t>
       </w:r>
       <w:proofErr w:type="spellStart"/>
       <w:r>
         <w:rPr>
-          <w:rFonts w:ascii="Arial" w:hAnsi="Arial" w:cs="Arial"/>
-          <w:sz w:val="18"/>
+          <w:sz w:val="22"/>
         </w:rPr>
         <w:t>composable</w:t>
       </w:r>
       <w:proofErr w:type="spellEnd"/>
       <w:r>
         <w:rPr>
-          <w:rFonts w:ascii="Arial" w:hAnsi="Arial" w:cs="Arial"/>
-          <w:sz w:val="18"/>
-        </w:rPr>
-        <w:t xml:space="preserve"> units with safe reprocessing controls, shrinking blast radius during partial failures.</w:t>
+          <w:sz w:val="22"/>
+        </w:rPr>
+        <w:t xml:space="preserve"> services and queue-driven worker steps, shrinking the blast radius of partial failures and making recovery workflows safer during high-volume ingestion periods.</w:t>
       </w:r>
     </w:p>
     <w:p>
@@ -3447,36 +2457,31 @@
         <w:pStyle w:val="NormalWeb"/>
         <w:numPr>
           <w:ilvl w:val="0"/>
-          <w:numId w:val="26"/>
+          <w:numId w:val="40"/>
         </w:numPr>
         <w:jc w:val="both"/>
         <w:rPr>
-          <w:rFonts w:ascii="Arial" w:hAnsi="Arial" w:cs="Arial"/>
-          <w:sz w:val="18"/>
-        </w:rPr>
-      </w:pPr>
-      <w:r>
-        <w:rPr>
-          <w:rFonts w:ascii="Arial" w:hAnsi="Arial" w:cs="Arial"/>
-          <w:sz w:val="18"/>
-        </w:rPr>
-        <w:t xml:space="preserve">Introduced performance profiling and removed hotspots via </w:t>
-      </w:r>
-      <w:proofErr w:type="spellStart"/>
-      <w:r>
-        <w:rPr>
-          <w:rFonts w:ascii="Arial" w:hAnsi="Arial" w:cs="Arial"/>
-          <w:sz w:val="18"/>
-        </w:rPr>
-        <w:t>vectorization</w:t>
-      </w:r>
-      <w:proofErr w:type="spellEnd"/>
-      <w:r>
-        <w:rPr>
-          <w:rFonts w:ascii="Arial" w:hAnsi="Arial" w:cs="Arial"/>
-          <w:sz w:val="18"/>
-        </w:rPr>
-        <w:t xml:space="preserve"> and chunking, keeping batch windows predictable as volume grew.</w:t>
+          <w:sz w:val="22"/>
+        </w:rPr>
+      </w:pPr>
+      <w:r>
+        <w:rPr>
+          <w:sz w:val="22"/>
+        </w:rPr>
+        <w:t xml:space="preserve">Introduced </w:t>
+      </w:r>
+      <w:r>
+        <w:rPr>
+          <w:rStyle w:val="Strong"/>
+          <w:sz w:val="22"/>
+        </w:rPr>
+        <w:t>Angular</w:t>
+      </w:r>
+      <w:r>
+        <w:rPr>
+          <w:sz w:val="22"/>
+        </w:rPr>
+        <w:t xml:space="preserve"> dashboards with reusable tables, filters, and status indicators that replaced spreadsheet-based monitoring, helping stakeholders identify stuck jobs, missing exports, and schema mismatches much earlier in the release cycle.</w:t>
       </w:r>
     </w:p>
     <w:p>
@@ -3484,67 +2489,32 @@
         <w:pStyle w:val="NormalWeb"/>
         <w:numPr>
           <w:ilvl w:val="0"/>
-          <w:numId w:val="26"/>
+          <w:numId w:val="40"/>
         </w:numPr>
         <w:jc w:val="both"/>
         <w:rPr>
-          <w:rFonts w:ascii="Arial" w:hAnsi="Arial" w:cs="Arial"/>
-          <w:sz w:val="18"/>
-        </w:rPr>
-      </w:pPr>
-      <w:r>
-        <w:rPr>
-          <w:rFonts w:ascii="Arial" w:hAnsi="Arial" w:cs="Arial"/>
-          <w:sz w:val="18"/>
-        </w:rPr>
-        <w:t xml:space="preserve">Operated long-running jobs with scheduling and worker patterns using </w:t>
-      </w:r>
-      <w:r>
-        <w:rPr>
-          <w:rStyle w:val="Strong"/>
-          <w:rFonts w:ascii="Arial" w:hAnsi="Arial" w:cs="Arial"/>
-          <w:sz w:val="18"/>
-        </w:rPr>
-        <w:t>AWS SQS/SNS</w:t>
-      </w:r>
-      <w:r>
-        <w:rPr>
-          <w:rFonts w:ascii="Arial" w:hAnsi="Arial" w:cs="Arial"/>
-          <w:sz w:val="18"/>
-        </w:rPr>
-        <w:t xml:space="preserve"> and queue-based execution, implementing retries/</w:t>
+          <w:sz w:val="22"/>
+        </w:rPr>
+      </w:pPr>
+      <w:r>
+        <w:rPr>
+          <w:sz w:val="22"/>
+        </w:rPr>
+        <w:t xml:space="preserve">Fixed an intermittent data duplication issue caused by overlapping scheduler triggers and retry behavior by adding queue guards, </w:t>
       </w:r>
       <w:proofErr w:type="spellStart"/>
       <w:r>
         <w:rPr>
-          <w:rFonts w:ascii="Arial" w:hAnsi="Arial" w:cs="Arial"/>
-          <w:sz w:val="18"/>
-        </w:rPr>
-        <w:t>backoff</w:t>
+          <w:sz w:val="22"/>
+        </w:rPr>
+        <w:t>deduplication</w:t>
       </w:r>
       <w:proofErr w:type="spellEnd"/>
       <w:r>
         <w:rPr>
-          <w:rFonts w:ascii="Arial" w:hAnsi="Arial" w:cs="Arial"/>
-          <w:sz w:val="18"/>
-        </w:rPr>
-        <w:t xml:space="preserve"> and </w:t>
-      </w:r>
-      <w:proofErr w:type="spellStart"/>
-      <w:r>
-        <w:rPr>
-          <w:rFonts w:ascii="Arial" w:hAnsi="Arial" w:cs="Arial"/>
-          <w:sz w:val="18"/>
-        </w:rPr>
-        <w:t>deduplication</w:t>
-      </w:r>
-      <w:proofErr w:type="spellEnd"/>
-      <w:r>
-        <w:rPr>
-          <w:rFonts w:ascii="Arial" w:hAnsi="Arial" w:cs="Arial"/>
-          <w:sz w:val="18"/>
-        </w:rPr>
-        <w:t>.</w:t>
+          <w:sz w:val="22"/>
+        </w:rPr>
+        <w:t xml:space="preserve"> checks, and execution markers, which stabilized downstream reporting and customer-facing summaries.</w:t>
       </w:r>
     </w:p>
     <w:p>
@@ -3552,39 +2522,33 @@
         <w:pStyle w:val="NormalWeb"/>
         <w:numPr>
           <w:ilvl w:val="0"/>
-          <w:numId w:val="26"/>
+          <w:numId w:val="40"/>
         </w:numPr>
         <w:jc w:val="both"/>
         <w:rPr>
-          <w:rFonts w:ascii="Arial" w:hAnsi="Arial" w:cs="Arial"/>
-          <w:sz w:val="18"/>
-        </w:rPr>
-      </w:pPr>
-      <w:r>
-        <w:rPr>
-          <w:rFonts w:ascii="Arial" w:hAnsi="Arial" w:cs="Arial"/>
-          <w:sz w:val="18"/>
-        </w:rPr>
-        <w:t xml:space="preserve">Implemented pragmatic caching strategies using </w:t>
+          <w:sz w:val="22"/>
+        </w:rPr>
+      </w:pPr>
+      <w:r>
+        <w:rPr>
+          <w:sz w:val="22"/>
+        </w:rPr>
+        <w:t xml:space="preserve">Implemented pragmatic caching with </w:t>
       </w:r>
       <w:proofErr w:type="spellStart"/>
-      <w:proofErr w:type="gramStart"/>
-      <w:r>
-        <w:rPr>
-          <w:rStyle w:val="Strong"/>
-          <w:rFonts w:ascii="Arial" w:hAnsi="Arial" w:cs="Arial"/>
-          <w:sz w:val="18"/>
+      <w:r>
+        <w:rPr>
+          <w:rStyle w:val="Strong"/>
+          <w:sz w:val="22"/>
         </w:rPr>
         <w:t>Redis</w:t>
       </w:r>
       <w:proofErr w:type="spellEnd"/>
-      <w:proofErr w:type="gramEnd"/>
-      <w:r>
-        <w:rPr>
-          <w:rFonts w:ascii="Arial" w:hAnsi="Arial" w:cs="Arial"/>
-          <w:sz w:val="18"/>
-        </w:rPr>
-        <w:t>, reducing repeated reads and stabilizing latency under spiky access patterns.</w:t>
+      <w:r>
+        <w:rPr>
+          <w:sz w:val="22"/>
+        </w:rPr>
+        <w:t xml:space="preserve"> and query optimization patterns that reduced repeated reads and improved latency under spiky access patterns, especially during end-of-cycle processing and internal audit reviews.</w:t>
       </w:r>
     </w:p>
     <w:p>
@@ -3592,35 +2556,59 @@
         <w:pStyle w:val="NormalWeb"/>
         <w:numPr>
           <w:ilvl w:val="0"/>
-          <w:numId w:val="26"/>
+          <w:numId w:val="40"/>
         </w:numPr>
         <w:jc w:val="both"/>
         <w:rPr>
-          <w:rFonts w:ascii="Arial" w:hAnsi="Arial" w:cs="Arial"/>
-          <w:sz w:val="18"/>
-        </w:rPr>
-      </w:pPr>
-      <w:r>
-        <w:rPr>
-          <w:rFonts w:ascii="Arial" w:hAnsi="Arial" w:cs="Arial"/>
-          <w:sz w:val="18"/>
-        </w:rPr>
-        <w:t xml:space="preserve">Strengthened secrets handling with IAM-aligned access and vault-style workflows, including exposure to </w:t>
-      </w:r>
-      <w:r>
-        <w:rPr>
-          <w:rStyle w:val="Strong"/>
-          <w:rFonts w:ascii="Arial" w:hAnsi="Arial" w:cs="Arial"/>
-          <w:sz w:val="18"/>
-        </w:rPr>
-        <w:t>Key Vault</w:t>
-      </w:r>
-      <w:r>
-        <w:rPr>
-          <w:rFonts w:ascii="Arial" w:hAnsi="Arial" w:cs="Arial"/>
-          <w:sz w:val="18"/>
-        </w:rPr>
-        <w:t xml:space="preserve"> patterns for managed credentials.</w:t>
+          <w:sz w:val="22"/>
+        </w:rPr>
+      </w:pPr>
+      <w:r>
+        <w:rPr>
+          <w:sz w:val="22"/>
+        </w:rPr>
+        <w:t xml:space="preserve">Supported multi-cloud export and analytics integrations across </w:t>
+      </w:r>
+      <w:r>
+        <w:rPr>
+          <w:rStyle w:val="Strong"/>
+          <w:sz w:val="22"/>
+        </w:rPr>
+        <w:t>Azure</w:t>
+      </w:r>
+      <w:r>
+        <w:rPr>
+          <w:sz w:val="22"/>
+        </w:rPr>
+        <w:t xml:space="preserve">, </w:t>
+      </w:r>
+      <w:r>
+        <w:rPr>
+          <w:rStyle w:val="Strong"/>
+          <w:sz w:val="22"/>
+        </w:rPr>
+        <w:t>GCP</w:t>
+      </w:r>
+      <w:r>
+        <w:rPr>
+          <w:sz w:val="22"/>
+        </w:rPr>
+        <w:t xml:space="preserve">, and AWS destinations, wiring delivery flows into </w:t>
+      </w:r>
+      <w:proofErr w:type="spellStart"/>
+      <w:r>
+        <w:rPr>
+          <w:rStyle w:val="Strong"/>
+          <w:sz w:val="22"/>
+        </w:rPr>
+        <w:t>BigQuery</w:t>
+      </w:r>
+      <w:proofErr w:type="spellEnd"/>
+      <w:r>
+        <w:rPr>
+          <w:sz w:val="22"/>
+        </w:rPr>
+        <w:t>, storage endpoints, and service adapters while keeping contracts consistent for consumers.</w:t>
       </w:r>
     </w:p>
     <w:p>
@@ -3628,37 +2616,61 @@
         <w:pStyle w:val="NormalWeb"/>
         <w:numPr>
           <w:ilvl w:val="0"/>
-          <w:numId w:val="26"/>
+          <w:numId w:val="40"/>
         </w:numPr>
         <w:jc w:val="both"/>
         <w:rPr>
-          <w:rFonts w:ascii="Arial" w:hAnsi="Arial" w:cs="Arial"/>
-          <w:sz w:val="18"/>
-        </w:rPr>
-      </w:pPr>
-      <w:r>
-        <w:rPr>
-          <w:rFonts w:ascii="Arial" w:hAnsi="Arial" w:cs="Arial"/>
-          <w:sz w:val="18"/>
-        </w:rPr>
-        <w:t xml:space="preserve">Supported multi-cloud integrations by wiring exports to Azure/GCP storage and analytics endpoints, including </w:t>
+          <w:sz w:val="22"/>
+        </w:rPr>
+      </w:pPr>
+      <w:r>
+        <w:rPr>
+          <w:sz w:val="22"/>
+        </w:rPr>
+        <w:t xml:space="preserve">Built metrics-oriented dashboards and alerting with </w:t>
+      </w:r>
+      <w:r>
+        <w:rPr>
+          <w:rStyle w:val="Strong"/>
+          <w:sz w:val="22"/>
+        </w:rPr>
+        <w:t>Prometheus</w:t>
+      </w:r>
+      <w:r>
+        <w:rPr>
+          <w:sz w:val="22"/>
+        </w:rPr>
+        <w:t xml:space="preserve">, </w:t>
       </w:r>
       <w:proofErr w:type="spellStart"/>
       <w:r>
         <w:rPr>
           <w:rStyle w:val="Strong"/>
-          <w:rFonts w:ascii="Arial" w:hAnsi="Arial" w:cs="Arial"/>
-          <w:sz w:val="18"/>
-        </w:rPr>
-        <w:t>BigQuery</w:t>
+          <w:sz w:val="22"/>
+        </w:rPr>
+        <w:t>Grafana</w:t>
       </w:r>
       <w:proofErr w:type="spellEnd"/>
       <w:r>
         <w:rPr>
-          <w:rFonts w:ascii="Arial" w:hAnsi="Arial" w:cs="Arial"/>
-          <w:sz w:val="18"/>
-        </w:rPr>
-        <w:t xml:space="preserve"> as a consumer destination.</w:t>
+          <w:sz w:val="22"/>
+        </w:rPr>
+        <w:t xml:space="preserve">, and </w:t>
+      </w:r>
+      <w:proofErr w:type="spellStart"/>
+      <w:r>
+        <w:rPr>
+          <w:rStyle w:val="Strong"/>
+          <w:sz w:val="22"/>
+        </w:rPr>
+        <w:t>CloudWatch</w:t>
+      </w:r>
+      <w:proofErr w:type="spellEnd"/>
+      <w:r>
+        <w:rPr>
+          <w:sz w:val="22"/>
+        </w:rPr>
+        <w:t>, creating faster visibility into pipeline lag, backlog growth, and resource pressure that previously took manual investigation to confirm.</w:t>
       </w:r>
     </w:p>
     <w:p>
@@ -3666,62 +2678,68 @@
         <w:pStyle w:val="NormalWeb"/>
         <w:numPr>
           <w:ilvl w:val="0"/>
-          <w:numId w:val="26"/>
+          <w:numId w:val="40"/>
         </w:numPr>
         <w:jc w:val="both"/>
         <w:rPr>
-          <w:rFonts w:ascii="Arial" w:hAnsi="Arial" w:cs="Arial"/>
-          <w:sz w:val="18"/>
-        </w:rPr>
-      </w:pPr>
-      <w:r>
-        <w:rPr>
-          <w:rFonts w:ascii="Arial" w:hAnsi="Arial" w:cs="Arial"/>
-          <w:sz w:val="18"/>
-        </w:rPr>
-        <w:t xml:space="preserve">Built dashboards and alerting with metrics-first practices (including </w:t>
-      </w:r>
-      <w:r>
-        <w:rPr>
-          <w:rStyle w:val="Strong"/>
-          <w:rFonts w:ascii="Arial" w:hAnsi="Arial" w:cs="Arial"/>
-          <w:sz w:val="18"/>
-        </w:rPr>
-        <w:t>Prometheus/</w:t>
+          <w:sz w:val="22"/>
+        </w:rPr>
+      </w:pPr>
+      <w:r>
+        <w:rPr>
+          <w:sz w:val="22"/>
+        </w:rPr>
+        <w:t xml:space="preserve">Standardized local development and CI behavior with </w:t>
       </w:r>
       <w:proofErr w:type="spellStart"/>
       <w:r>
         <w:rPr>
           <w:rStyle w:val="Strong"/>
-          <w:rFonts w:ascii="Arial" w:hAnsi="Arial" w:cs="Arial"/>
-          <w:sz w:val="18"/>
-        </w:rPr>
-        <w:t>Grafana</w:t>
+          <w:sz w:val="22"/>
+        </w:rPr>
+        <w:t>Docker</w:t>
       </w:r>
       <w:proofErr w:type="spellEnd"/>
       <w:r>
         <w:rPr>
-          <w:rFonts w:ascii="Arial" w:hAnsi="Arial" w:cs="Arial"/>
-          <w:sz w:val="18"/>
-        </w:rPr>
-        <w:t xml:space="preserve"> and </w:t>
+          <w:sz w:val="22"/>
+        </w:rPr>
+        <w:t xml:space="preserve">, </w:t>
       </w:r>
       <w:proofErr w:type="spellStart"/>
       <w:r>
         <w:rPr>
           <w:rStyle w:val="Strong"/>
-          <w:rFonts w:ascii="Arial" w:hAnsi="Arial" w:cs="Arial"/>
-          <w:sz w:val="18"/>
-        </w:rPr>
-        <w:t>CloudWatch</w:t>
+          <w:sz w:val="22"/>
+        </w:rPr>
+        <w:t>GitHub</w:t>
       </w:r>
       <w:proofErr w:type="spellEnd"/>
       <w:r>
         <w:rPr>
-          <w:rFonts w:ascii="Arial" w:hAnsi="Arial" w:cs="Arial"/>
-          <w:sz w:val="18"/>
-        </w:rPr>
-        <w:t xml:space="preserve"> patterns), improving detection and recovery time.</w:t>
+          <w:rStyle w:val="Strong"/>
+          <w:sz w:val="22"/>
+        </w:rPr>
+        <w:t xml:space="preserve"> Actions</w:t>
+      </w:r>
+      <w:r>
+        <w:rPr>
+          <w:sz w:val="22"/>
+        </w:rPr>
+        <w:t xml:space="preserve">, </w:t>
+      </w:r>
+      <w:r>
+        <w:rPr>
+          <w:rStyle w:val="Strong"/>
+          <w:sz w:val="22"/>
+        </w:rPr>
+        <w:t>Jenkins</w:t>
+      </w:r>
+      <w:r>
+        <w:rPr>
+          <w:sz w:val="22"/>
+        </w:rPr>
+        <w:t>, and reviewable build steps, reducing environment drift and making frontend and backend changes easier to validate before deployment.</w:t>
       </w:r>
     </w:p>
     <w:p>
@@ -3729,119 +2747,15 @@
         <w:pStyle w:val="NormalWeb"/>
         <w:numPr>
           <w:ilvl w:val="0"/>
-          <w:numId w:val="26"/>
+          <w:numId w:val="40"/>
         </w:numPr>
         <w:jc w:val="both"/>
-        <w:rPr>
-          <w:rFonts w:ascii="Arial" w:hAnsi="Arial" w:cs="Arial"/>
-          <w:sz w:val="18"/>
-        </w:rPr>
-      </w:pPr>
-      <w:r>
-        <w:rPr>
-          <w:rFonts w:ascii="Arial" w:hAnsi="Arial" w:cs="Arial"/>
-          <w:sz w:val="18"/>
-        </w:rPr>
-        <w:t xml:space="preserve">Standardized local development and CI behavior using </w:t>
-      </w:r>
-      <w:proofErr w:type="spellStart"/>
-      <w:r>
-        <w:rPr>
-          <w:rStyle w:val="Strong"/>
-          <w:rFonts w:ascii="Arial" w:hAnsi="Arial" w:cs="Arial"/>
-          <w:sz w:val="18"/>
-        </w:rPr>
-        <w:t>Docker</w:t>
-      </w:r>
-      <w:proofErr w:type="spellEnd"/>
-      <w:r>
-        <w:rPr>
-          <w:rFonts w:ascii="Arial" w:hAnsi="Arial" w:cs="Arial"/>
-          <w:sz w:val="18"/>
-        </w:rPr>
-        <w:t xml:space="preserve"> and CI pipelines such as </w:t>
-      </w:r>
-      <w:proofErr w:type="spellStart"/>
-      <w:r>
-        <w:rPr>
-          <w:rStyle w:val="Strong"/>
-          <w:rFonts w:ascii="Arial" w:hAnsi="Arial" w:cs="Arial"/>
-          <w:sz w:val="18"/>
-        </w:rPr>
-        <w:t>GitHub</w:t>
-      </w:r>
-      <w:proofErr w:type="spellEnd"/>
-      <w:r>
-        <w:rPr>
-          <w:rStyle w:val="Strong"/>
-          <w:rFonts w:ascii="Arial" w:hAnsi="Arial" w:cs="Arial"/>
-          <w:sz w:val="18"/>
-        </w:rPr>
-        <w:t xml:space="preserve"> Actions</w:t>
-      </w:r>
-      <w:r>
-        <w:rPr>
-          <w:rFonts w:ascii="Arial" w:hAnsi="Arial" w:cs="Arial"/>
-          <w:sz w:val="18"/>
-        </w:rPr>
-        <w:t xml:space="preserve"> and </w:t>
-      </w:r>
-      <w:r>
-        <w:rPr>
-          <w:rStyle w:val="Strong"/>
-          <w:rFonts w:ascii="Arial" w:hAnsi="Arial" w:cs="Arial"/>
-          <w:sz w:val="18"/>
-        </w:rPr>
-        <w:t>Jenkins</w:t>
-      </w:r>
-      <w:r>
-        <w:rPr>
-          <w:rFonts w:ascii="Arial" w:hAnsi="Arial" w:cs="Arial"/>
-          <w:sz w:val="18"/>
-        </w:rPr>
-        <w:t>, reducing environment drift.</w:t>
-      </w:r>
-    </w:p>
-    <w:p>
-      <w:pPr>
-        <w:pStyle w:val="NormalWeb"/>
-        <w:numPr>
-          <w:ilvl w:val="0"/>
-          <w:numId w:val="26"/>
-        </w:numPr>
-        <w:jc w:val="both"/>
-        <w:rPr>
-          <w:rFonts w:ascii="Arial" w:hAnsi="Arial" w:cs="Arial"/>
-          <w:sz w:val="18"/>
-        </w:rPr>
-      </w:pPr>
-      <w:r>
-        <w:rPr>
-          <w:rFonts w:ascii="Arial" w:hAnsi="Arial" w:cs="Arial"/>
-          <w:sz w:val="18"/>
-        </w:rPr>
-        <w:t>Added integration coverage around key transforms and export contracts, preventing silent schema drift from breaking downstream consumers.</w:t>
-      </w:r>
-    </w:p>
-    <w:p>
-      <w:pPr>
-        <w:pStyle w:val="NormalWeb"/>
-        <w:numPr>
-          <w:ilvl w:val="0"/>
-          <w:numId w:val="26"/>
-        </w:numPr>
-        <w:jc w:val="both"/>
-        <w:rPr>
-          <w:rFonts w:ascii="Arial" w:hAnsi="Arial" w:cs="Arial"/>
-          <w:sz w:val="18"/>
-        </w:rPr>
-      </w:pPr>
-      <w:r>
-        <w:rPr>
-          <w:rFonts w:ascii="Arial" w:hAnsi="Arial" w:cs="Arial"/>
-          <w:sz w:val="18"/>
-        </w:rPr>
-        <w:t>Delivered incremental value through demos, explicit tradeoffs, and measurable acceptance checks, keeping stakeholders aligned while shipping frequently.</w:t>
+      </w:pPr>
+      <w:r>
+        <w:rPr>
+          <w:sz w:val="22"/>
+        </w:rPr>
+        <w:t>Delivered incremental platform improvements through demos, tradeoff discussions, and measurable acceptance checks, which kept stakeholders aligned while allowing the team to add new features without destabilizing core workflows.</w:t>
       </w:r>
     </w:p>
     <w:tbl>
@@ -3877,15 +2791,21 @@
             </w:tcBorders>
           </w:tcPr>
           <w:p>
+            <w:pPr>
+              <w:rPr>
+                <w:sz w:val="24"/>
+              </w:rPr>
+            </w:pPr>
             <w:r>
               <w:rPr>
                 <w:rFonts w:ascii="Arial" w:eastAsia="Arial" w:hAnsi="Arial" w:cs="Arial"/>
                 <w:b/>
                 <w:bCs/>
                 <w:color w:val="111111"/>
-                <w:sz w:val="19"/>
+                <w:sz w:val="22"/>
                 <w:szCs w:val="19"/>
               </w:rPr>
+              <w:lastRenderedPageBreak/>
               <w:t>Software Developer</w:t>
             </w:r>
           </w:p>
@@ -3903,12 +2823,14 @@
           <w:p>
             <w:pPr>
               <w:jc w:val="right"/>
+              <w:rPr>
+                <w:sz w:val="24"/>
+              </w:rPr>
             </w:pPr>
             <w:r>
               <w:rPr>
                 <w:rFonts w:ascii="Arial" w:eastAsia="Arial" w:hAnsi="Arial" w:cs="Arial"/>
                 <w:color w:val="111111"/>
-                <w:sz w:val="17"/>
                 <w:szCs w:val="17"/>
               </w:rPr>
               <w:t>March 2016 to September 2018</w:t>
@@ -3918,6 +2840,11 @@
       </w:tr>
     </w:tbl>
     <w:p>
+      <w:pPr>
+        <w:rPr>
+          <w:sz w:val="24"/>
+        </w:rPr>
+      </w:pPr>
       <w:proofErr w:type="spellStart"/>
       <w:r>
         <w:rPr>
@@ -3925,7 +2852,7 @@
           <w:b/>
           <w:bCs/>
           <w:color w:val="111111"/>
-          <w:sz w:val="18"/>
+          <w:sz w:val="22"/>
           <w:szCs w:val="18"/>
         </w:rPr>
         <w:t>ArnAmy</w:t>
@@ -3937,7 +2864,7 @@
           <w:b/>
           <w:bCs/>
           <w:color w:val="111111"/>
-          <w:sz w:val="18"/>
+          <w:sz w:val="22"/>
           <w:szCs w:val="18"/>
         </w:rPr>
         <w:t>, Inc. - Florida, United States</w:t>
@@ -3948,35 +2875,31 @@
         <w:pStyle w:val="NormalWeb"/>
         <w:numPr>
           <w:ilvl w:val="0"/>
-          <w:numId w:val="10"/>
+          <w:numId w:val="41"/>
         </w:numPr>
         <w:jc w:val="both"/>
         <w:rPr>
-          <w:rFonts w:ascii="Arial" w:hAnsi="Arial" w:cs="Arial"/>
-          <w:sz w:val="18"/>
-        </w:rPr>
-      </w:pPr>
-      <w:r>
-        <w:rPr>
-          <w:rFonts w:ascii="Arial" w:hAnsi="Arial" w:cs="Arial"/>
-          <w:sz w:val="18"/>
+          <w:sz w:val="22"/>
+        </w:rPr>
+      </w:pPr>
+      <w:r>
+        <w:rPr>
+          <w:sz w:val="22"/>
         </w:rPr>
         <w:t xml:space="preserve">Developed </w:t>
       </w:r>
       <w:r>
         <w:rPr>
           <w:rStyle w:val="Strong"/>
-          <w:rFonts w:ascii="Arial" w:hAnsi="Arial" w:cs="Arial"/>
-          <w:sz w:val="18"/>
-        </w:rPr>
-        <w:t>Python</w:t>
-      </w:r>
-      <w:r>
-        <w:rPr>
-          <w:rFonts w:ascii="Arial" w:hAnsi="Arial" w:cs="Arial"/>
-          <w:sz w:val="18"/>
-        </w:rPr>
-        <w:t xml:space="preserve"> ETL jobs normalizing event data across sources, enforcing consistent identifiers and timestamps so downstream consumers agreed on the same reality.</w:t>
+          <w:sz w:val="22"/>
+        </w:rPr>
+        <w:t>Python 3.6–3.8</w:t>
+      </w:r>
+      <w:r>
+        <w:rPr>
+          <w:sz w:val="22"/>
+        </w:rPr>
+        <w:t xml:space="preserve"> ETL jobs that normalized operational and event data across multiple sources, enforcing consistent identifiers and timestamps so reporting, exports, and downstream systems worked from the same trusted baseline.</w:t>
       </w:r>
     </w:p>
     <w:p>
@@ -3984,20 +2907,18 @@
         <w:pStyle w:val="NormalWeb"/>
         <w:numPr>
           <w:ilvl w:val="0"/>
-          <w:numId w:val="10"/>
+          <w:numId w:val="41"/>
         </w:numPr>
         <w:jc w:val="both"/>
         <w:rPr>
-          <w:rFonts w:ascii="Arial" w:hAnsi="Arial" w:cs="Arial"/>
-          <w:sz w:val="18"/>
-        </w:rPr>
-      </w:pPr>
-      <w:r>
-        <w:rPr>
-          <w:rFonts w:ascii="Arial" w:hAnsi="Arial" w:cs="Arial"/>
-          <w:sz w:val="18"/>
-        </w:rPr>
-        <w:t>Built early predictive scoring prototypes and packaging scripts that kept experiments reproducible beyond a single machine, enabling shared review and iteration.</w:t>
+          <w:sz w:val="22"/>
+        </w:rPr>
+      </w:pPr>
+      <w:r>
+        <w:rPr>
+          <w:sz w:val="22"/>
+        </w:rPr>
+        <w:t>Built early predictive scoring utilities and experiment-packaging scripts that allowed shared review beyond a single developer machine, making model exploration and iteration more repeatable for the team’s evolving analytics work.</w:t>
       </w:r>
     </w:p>
     <w:p>
@@ -4005,35 +2926,18 @@
         <w:pStyle w:val="NormalWeb"/>
         <w:numPr>
           <w:ilvl w:val="0"/>
-          <w:numId w:val="10"/>
+          <w:numId w:val="41"/>
         </w:numPr>
         <w:jc w:val="both"/>
         <w:rPr>
-          <w:rFonts w:ascii="Arial" w:hAnsi="Arial" w:cs="Arial"/>
-          <w:sz w:val="18"/>
-        </w:rPr>
-      </w:pPr>
-      <w:r>
-        <w:rPr>
-          <w:rFonts w:ascii="Arial" w:hAnsi="Arial" w:cs="Arial"/>
-          <w:sz w:val="18"/>
-        </w:rPr>
-        <w:t xml:space="preserve">Created </w:t>
-      </w:r>
-      <w:r>
-        <w:rPr>
-          <w:rStyle w:val="Strong"/>
-          <w:rFonts w:ascii="Arial" w:hAnsi="Arial" w:cs="Arial"/>
-          <w:sz w:val="18"/>
-        </w:rPr>
-        <w:t>REST</w:t>
-      </w:r>
-      <w:r>
-        <w:rPr>
-          <w:rFonts w:ascii="Arial" w:hAnsi="Arial" w:cs="Arial"/>
-          <w:sz w:val="18"/>
-        </w:rPr>
-        <w:t xml:space="preserve"> endpoints exposing curated datasets with clear pagination and filtering, preventing clients from overwhelming services while maintaining backward compatibility.</w:t>
+          <w:sz w:val="22"/>
+        </w:rPr>
+      </w:pPr>
+      <w:r>
+        <w:rPr>
+          <w:sz w:val="22"/>
+        </w:rPr>
+        <w:t>Created REST endpoints for curated datasets with stable pagination, filtering, and response conventions, which prevented clients from overloading services while preserving backward compatibility during frequent feature expansion.</w:t>
       </w:r>
     </w:p>
     <w:p>
@@ -4041,20 +2945,18 @@
         <w:pStyle w:val="NormalWeb"/>
         <w:numPr>
           <w:ilvl w:val="0"/>
-          <w:numId w:val="10"/>
+          <w:numId w:val="41"/>
         </w:numPr>
         <w:jc w:val="both"/>
         <w:rPr>
-          <w:rFonts w:ascii="Arial" w:hAnsi="Arial" w:cs="Arial"/>
-          <w:sz w:val="18"/>
-        </w:rPr>
-      </w:pPr>
-      <w:r>
-        <w:rPr>
-          <w:rFonts w:ascii="Arial" w:hAnsi="Arial" w:cs="Arial"/>
-          <w:sz w:val="18"/>
-        </w:rPr>
-        <w:t>Implemented reconciliation routines comparing source-of-truth feeds to derived tables, surfacing mismatches as actionable reports instead of vague “numbers look off” incidents.</w:t>
+          <w:sz w:val="22"/>
+        </w:rPr>
+      </w:pPr>
+      <w:r>
+        <w:rPr>
+          <w:sz w:val="22"/>
+        </w:rPr>
+        <w:t>Implemented reconciliation routines comparing source-of-truth feeds to derived tables, turning vague “numbers look wrong” complaints into actionable discrepancy reports that shortened debugging cycles and improved business trust.</w:t>
       </w:r>
     </w:p>
     <w:p>
@@ -4062,20 +2964,18 @@
         <w:pStyle w:val="NormalWeb"/>
         <w:numPr>
           <w:ilvl w:val="0"/>
-          <w:numId w:val="10"/>
+          <w:numId w:val="41"/>
         </w:numPr>
         <w:jc w:val="both"/>
         <w:rPr>
-          <w:rFonts w:ascii="Arial" w:hAnsi="Arial" w:cs="Arial"/>
-          <w:sz w:val="18"/>
-        </w:rPr>
-      </w:pPr>
-      <w:r>
-        <w:rPr>
-          <w:rFonts w:ascii="Arial" w:hAnsi="Arial" w:cs="Arial"/>
-          <w:sz w:val="18"/>
-        </w:rPr>
-        <w:t>Automated recurring backfills and validations with guardrails that prevented duplicate ingestion and protected summary aggregates from accidental reruns.</w:t>
+          <w:sz w:val="22"/>
+        </w:rPr>
+      </w:pPr>
+      <w:r>
+        <w:rPr>
+          <w:sz w:val="22"/>
+        </w:rPr>
+        <w:t>Automated recurring backfills and validation flows with protective guardrails that blocked duplicate ingestion, protected summary aggregates, and reduced the risk of silent data corruption during reruns and ad hoc recovery tasks.</w:t>
       </w:r>
     </w:p>
     <w:p>
@@ -4083,20 +2983,18 @@
         <w:pStyle w:val="NormalWeb"/>
         <w:numPr>
           <w:ilvl w:val="0"/>
-          <w:numId w:val="10"/>
+          <w:numId w:val="41"/>
         </w:numPr>
         <w:jc w:val="both"/>
         <w:rPr>
-          <w:rFonts w:ascii="Arial" w:hAnsi="Arial" w:cs="Arial"/>
-          <w:sz w:val="18"/>
-        </w:rPr>
-      </w:pPr>
-      <w:r>
-        <w:rPr>
-          <w:rFonts w:ascii="Arial" w:hAnsi="Arial" w:cs="Arial"/>
-          <w:sz w:val="18"/>
-        </w:rPr>
-        <w:t>Improved database performance using indexing and query rewrites in relational stores, keeping response times stable as event volumes increased.</w:t>
+          <w:sz w:val="22"/>
+        </w:rPr>
+      </w:pPr>
+      <w:r>
+        <w:rPr>
+          <w:sz w:val="22"/>
+        </w:rPr>
+        <w:t>Improved relational database performance through indexing changes, query rewrites, and more disciplined access patterns, keeping response times steady even as data volumes and customer usage increased across the platform.</w:t>
       </w:r>
     </w:p>
     <w:p>
@@ -4104,20 +3002,18 @@
         <w:pStyle w:val="NormalWeb"/>
         <w:numPr>
           <w:ilvl w:val="0"/>
-          <w:numId w:val="10"/>
+          <w:numId w:val="41"/>
         </w:numPr>
         <w:jc w:val="both"/>
         <w:rPr>
-          <w:rFonts w:ascii="Arial" w:hAnsi="Arial" w:cs="Arial"/>
-          <w:sz w:val="18"/>
-        </w:rPr>
-      </w:pPr>
-      <w:r>
-        <w:rPr>
-          <w:rFonts w:ascii="Arial" w:hAnsi="Arial" w:cs="Arial"/>
-          <w:sz w:val="18"/>
-        </w:rPr>
-        <w:t>Added pragmatic logging and error context to long-running jobs, making failures diagnosable from traces and structured logs rather than debugger-only investigation.</w:t>
+          <w:sz w:val="22"/>
+        </w:rPr>
+      </w:pPr>
+      <w:r>
+        <w:rPr>
+          <w:sz w:val="22"/>
+        </w:rPr>
+        <w:t>Added structured logging, practical error context, and failure annotations to long-running services, making production issues diagnosable from logs and traces instead of relying on local debugging and tribal knowledge.</w:t>
       </w:r>
     </w:p>
     <w:p>
@@ -4125,35 +3021,40 @@
         <w:pStyle w:val="NormalWeb"/>
         <w:numPr>
           <w:ilvl w:val="0"/>
-          <w:numId w:val="10"/>
+          <w:numId w:val="41"/>
         </w:numPr>
         <w:jc w:val="both"/>
         <w:rPr>
-          <w:rFonts w:ascii="Arial" w:hAnsi="Arial" w:cs="Arial"/>
-          <w:sz w:val="18"/>
-        </w:rPr>
-      </w:pPr>
-      <w:r>
-        <w:rPr>
-          <w:rFonts w:ascii="Arial" w:hAnsi="Arial" w:cs="Arial"/>
-          <w:sz w:val="18"/>
-        </w:rPr>
-        <w:t xml:space="preserve">Built small </w:t>
-      </w:r>
-      <w:r>
-        <w:rPr>
-          <w:rStyle w:val="Strong"/>
-          <w:rFonts w:ascii="Arial" w:hAnsi="Arial" w:cs="Arial"/>
-          <w:sz w:val="18"/>
-        </w:rPr>
-        <w:t>React</w:t>
-      </w:r>
-      <w:r>
-        <w:rPr>
-          <w:rFonts w:ascii="Arial" w:hAnsi="Arial" w:cs="Arial"/>
-          <w:sz w:val="18"/>
-        </w:rPr>
-        <w:t xml:space="preserve"> pages for operational visibility and data review, reducing context switching by centralizing outputs and health signals.</w:t>
+          <w:sz w:val="22"/>
+        </w:rPr>
+      </w:pPr>
+      <w:r>
+        <w:rPr>
+          <w:sz w:val="22"/>
+        </w:rPr>
+        <w:t xml:space="preserve">Built small but useful </w:t>
+      </w:r>
+      <w:proofErr w:type="spellStart"/>
+      <w:r>
+        <w:rPr>
+          <w:rStyle w:val="Strong"/>
+          <w:sz w:val="22"/>
+        </w:rPr>
+        <w:t>AngularJS</w:t>
+      </w:r>
+      <w:proofErr w:type="spellEnd"/>
+      <w:r>
+        <w:rPr>
+          <w:rStyle w:val="Strong"/>
+          <w:sz w:val="22"/>
+        </w:rPr>
+        <w:t xml:space="preserve"> to Angular 8–10</w:t>
+      </w:r>
+      <w:r>
+        <w:rPr>
+          <w:sz w:val="22"/>
+        </w:rPr>
+        <w:t xml:space="preserve"> transition screens for operational review and data verification, helping the team start modernizing legacy frontend flows without forcing a risky all-at-once rewrite.</w:t>
       </w:r>
     </w:p>
     <w:p>
@@ -4161,20 +3062,18 @@
         <w:pStyle w:val="NormalWeb"/>
         <w:numPr>
           <w:ilvl w:val="0"/>
-          <w:numId w:val="10"/>
+          <w:numId w:val="41"/>
         </w:numPr>
         <w:jc w:val="both"/>
         <w:rPr>
-          <w:rFonts w:ascii="Arial" w:hAnsi="Arial" w:cs="Arial"/>
-          <w:sz w:val="18"/>
-        </w:rPr>
-      </w:pPr>
-      <w:r>
-        <w:rPr>
-          <w:rFonts w:ascii="Arial" w:hAnsi="Arial" w:cs="Arial"/>
-          <w:sz w:val="18"/>
-        </w:rPr>
-        <w:t>Stabilized brittle integrations with timeouts, retries, and safe limits, preventing transient upstream failures from cascading into prolonged outages.</w:t>
+          <w:sz w:val="22"/>
+        </w:rPr>
+      </w:pPr>
+      <w:r>
+        <w:rPr>
+          <w:sz w:val="22"/>
+        </w:rPr>
+        <w:t>Stabilized brittle third-party and internal integrations with timeouts, retries, and safe execution limits, preventing transient upstream failures from cascading into longer outages and repeated operator intervention.</w:t>
       </w:r>
     </w:p>
     <w:p>
@@ -4182,18 +3081,13 @@
         <w:pStyle w:val="NormalWeb"/>
         <w:numPr>
           <w:ilvl w:val="0"/>
-          <w:numId w:val="10"/>
+          <w:numId w:val="41"/>
         </w:numPr>
         <w:jc w:val="both"/>
-        <w:rPr>
-          <w:rFonts w:ascii="Arial" w:hAnsi="Arial" w:cs="Arial"/>
-          <w:sz w:val="18"/>
-        </w:rPr>
-      </w:pPr>
-      <w:r>
-        <w:rPr>
-          <w:rFonts w:ascii="Arial" w:hAnsi="Arial" w:cs="Arial"/>
-          <w:sz w:val="18"/>
+      </w:pPr>
+      <w:r>
+        <w:rPr>
+          <w:sz w:val="22"/>
         </w:rPr>
         <w:t xml:space="preserve">Introduced containerized workflows using </w:t>
       </w:r>
@@ -4201,80 +3095,30 @@
       <w:r>
         <w:rPr>
           <w:rStyle w:val="Strong"/>
-          <w:rFonts w:ascii="Arial" w:hAnsi="Arial" w:cs="Arial"/>
-          <w:sz w:val="18"/>
+          <w:sz w:val="22"/>
         </w:rPr>
         <w:t>Docker</w:t>
       </w:r>
       <w:proofErr w:type="spellEnd"/>
       <w:r>
         <w:rPr>
-          <w:rFonts w:ascii="Arial" w:hAnsi="Arial" w:cs="Arial"/>
-          <w:sz w:val="18"/>
-        </w:rPr>
-        <w:t xml:space="preserve"> and deployment scripting discipline, reducing environment drift across </w:t>
+          <w:sz w:val="22"/>
+        </w:rPr>
+        <w:t xml:space="preserve"> and repeatable deployment scripts, reducing </w:t>
       </w:r>
       <w:proofErr w:type="spellStart"/>
       <w:r>
         <w:rPr>
-          <w:rFonts w:ascii="Arial" w:hAnsi="Arial" w:cs="Arial"/>
-          <w:sz w:val="18"/>
+          <w:sz w:val="22"/>
         </w:rPr>
         <w:t>dev</w:t>
       </w:r>
       <w:proofErr w:type="spellEnd"/>
       <w:r>
         <w:rPr>
-          <w:rFonts w:ascii="Arial" w:hAnsi="Arial" w:cs="Arial"/>
-          <w:sz w:val="18"/>
-        </w:rPr>
-        <w:t>/test environments.</w:t>
-      </w:r>
-    </w:p>
-    <w:p>
-      <w:pPr>
-        <w:pStyle w:val="NormalWeb"/>
-        <w:numPr>
-          <w:ilvl w:val="0"/>
-          <w:numId w:val="10"/>
-        </w:numPr>
-        <w:jc w:val="both"/>
-        <w:rPr>
-          <w:rFonts w:ascii="Arial" w:hAnsi="Arial" w:cs="Arial"/>
-          <w:sz w:val="18"/>
-        </w:rPr>
-      </w:pPr>
-      <w:r>
-        <w:rPr>
-          <w:rFonts w:ascii="Arial" w:hAnsi="Arial" w:cs="Arial"/>
-          <w:sz w:val="18"/>
-        </w:rPr>
-        <w:t xml:space="preserve">Supported early search and analytics needs by preparing export-friendly datasets and integrating patterns compatible with </w:t>
-      </w:r>
-      <w:proofErr w:type="spellStart"/>
-      <w:r>
-        <w:rPr>
-          <w:rStyle w:val="Strong"/>
-          <w:rFonts w:ascii="Arial" w:hAnsi="Arial" w:cs="Arial"/>
-          <w:sz w:val="18"/>
-        </w:rPr>
-        <w:t>Elasticsearch</w:t>
-      </w:r>
-      <w:proofErr w:type="spellEnd"/>
-      <w:r>
-        <w:rPr>
-          <w:rStyle w:val="Strong"/>
-          <w:rFonts w:ascii="Arial" w:hAnsi="Arial" w:cs="Arial"/>
-          <w:sz w:val="18"/>
-        </w:rPr>
-        <w:t>/OpenSearch</w:t>
-      </w:r>
-      <w:r>
-        <w:rPr>
-          <w:rFonts w:ascii="Arial" w:hAnsi="Arial" w:cs="Arial"/>
-          <w:sz w:val="18"/>
-        </w:rPr>
-        <w:t>-style indexing.</w:t>
+          <w:sz w:val="22"/>
+        </w:rPr>
+        <w:t>-to-test inconsistencies and making it easier to validate new features and bug fixes before handoff.</w:t>
       </w:r>
     </w:p>
     <w:tbl>
@@ -4310,13 +3154,18 @@
             </w:tcBorders>
           </w:tcPr>
           <w:p>
+            <w:pPr>
+              <w:rPr>
+                <w:sz w:val="24"/>
+              </w:rPr>
+            </w:pPr>
             <w:r>
               <w:rPr>
                 <w:rFonts w:ascii="Arial" w:eastAsia="Arial" w:hAnsi="Arial" w:cs="Arial"/>
                 <w:b/>
                 <w:bCs/>
                 <w:color w:val="111111"/>
-                <w:sz w:val="19"/>
+                <w:sz w:val="22"/>
                 <w:szCs w:val="19"/>
               </w:rPr>
               <w:t>Junior Software Developer</w:t>
@@ -4336,12 +3185,14 @@
           <w:p>
             <w:pPr>
               <w:jc w:val="right"/>
+              <w:rPr>
+                <w:sz w:val="24"/>
+              </w:rPr>
             </w:pPr>
             <w:r>
               <w:rPr>
                 <w:rFonts w:ascii="Arial" w:eastAsia="Arial" w:hAnsi="Arial" w:cs="Arial"/>
                 <w:color w:val="111111"/>
-                <w:sz w:val="17"/>
                 <w:szCs w:val="17"/>
               </w:rPr>
               <w:t>October 2014 to February 2016</w:t>
@@ -4351,13 +3202,18 @@
       </w:tr>
     </w:tbl>
     <w:p>
+      <w:pPr>
+        <w:rPr>
+          <w:sz w:val="24"/>
+        </w:rPr>
+      </w:pPr>
       <w:r>
         <w:rPr>
           <w:rFonts w:ascii="Arial" w:eastAsia="Arial" w:hAnsi="Arial" w:cs="Arial"/>
           <w:b/>
           <w:bCs/>
           <w:color w:val="111111"/>
-          <w:sz w:val="18"/>
+          <w:sz w:val="22"/>
           <w:szCs w:val="18"/>
         </w:rPr>
         <w:t>Centric Tech Inc. - New Jersey, United States</w:t>
@@ -4368,35 +3224,31 @@
         <w:pStyle w:val="NormalWeb"/>
         <w:numPr>
           <w:ilvl w:val="0"/>
-          <w:numId w:val="27"/>
+          <w:numId w:val="42"/>
         </w:numPr>
         <w:jc w:val="both"/>
         <w:rPr>
-          <w:rFonts w:ascii="Arial" w:hAnsi="Arial" w:cs="Arial"/>
-          <w:sz w:val="18"/>
-        </w:rPr>
-      </w:pPr>
-      <w:r>
-        <w:rPr>
-          <w:rFonts w:ascii="Arial" w:hAnsi="Arial" w:cs="Arial"/>
-          <w:sz w:val="18"/>
+          <w:sz w:val="22"/>
+        </w:rPr>
+      </w:pPr>
+      <w:r>
+        <w:rPr>
+          <w:sz w:val="22"/>
         </w:rPr>
         <w:t xml:space="preserve">Delivered </w:t>
       </w:r>
       <w:r>
         <w:rPr>
           <w:rStyle w:val="Strong"/>
-          <w:rFonts w:ascii="Arial" w:hAnsi="Arial" w:cs="Arial"/>
-          <w:sz w:val="18"/>
-        </w:rPr>
-        <w:t>Python</w:t>
-      </w:r>
-      <w:r>
-        <w:rPr>
-          <w:rFonts w:ascii="Arial" w:hAnsi="Arial" w:cs="Arial"/>
-          <w:sz w:val="18"/>
-        </w:rPr>
-        <w:t xml:space="preserve"> scripts to clean, validate, and reconcile messy datasets, reducing manual spreadsheet firefighting with repeatable checks.</w:t>
+          <w:sz w:val="22"/>
+        </w:rPr>
+        <w:t>Python 2.7–3.x</w:t>
+      </w:r>
+      <w:r>
+        <w:rPr>
+          <w:sz w:val="22"/>
+        </w:rPr>
+        <w:t xml:space="preserve"> scripts to clean, validate, and reconcile messy operational datasets, replacing manual spreadsheet-heavy work with repeatable checks that improved consistency and reduced avoidable human error.</w:t>
       </w:r>
     </w:p>
     <w:p>
@@ -4404,20 +3256,18 @@
         <w:pStyle w:val="NormalWeb"/>
         <w:numPr>
           <w:ilvl w:val="0"/>
-          <w:numId w:val="27"/>
+          <w:numId w:val="42"/>
         </w:numPr>
         <w:jc w:val="both"/>
         <w:rPr>
-          <w:rFonts w:ascii="Arial" w:hAnsi="Arial" w:cs="Arial"/>
-          <w:sz w:val="18"/>
-        </w:rPr>
-      </w:pPr>
-      <w:r>
-        <w:rPr>
-          <w:rFonts w:ascii="Arial" w:hAnsi="Arial" w:cs="Arial"/>
-          <w:sz w:val="18"/>
-        </w:rPr>
-        <w:t>Built internal utilities to standardize identifiers and timestamp semantics, preventing downstream mismatches and inconsistent reporting.</w:t>
+          <w:sz w:val="22"/>
+        </w:rPr>
+      </w:pPr>
+      <w:r>
+        <w:rPr>
+          <w:sz w:val="22"/>
+        </w:rPr>
+        <w:t>Built internal utilities to standardize identifiers, timestamp formatting, and file validation rules, which prevented downstream mismatches and gave more senior engineers a cleaner foundation for reporting and automation work.</w:t>
       </w:r>
     </w:p>
     <w:p>
@@ -4425,20 +3275,18 @@
         <w:pStyle w:val="NormalWeb"/>
         <w:numPr>
           <w:ilvl w:val="0"/>
-          <w:numId w:val="27"/>
+          <w:numId w:val="42"/>
         </w:numPr>
         <w:jc w:val="both"/>
         <w:rPr>
-          <w:rFonts w:ascii="Arial" w:hAnsi="Arial" w:cs="Arial"/>
-          <w:sz w:val="18"/>
-        </w:rPr>
-      </w:pPr>
-      <w:r>
-        <w:rPr>
-          <w:rFonts w:ascii="Arial" w:hAnsi="Arial" w:cs="Arial"/>
-          <w:sz w:val="18"/>
-        </w:rPr>
-        <w:t>Improved reliability with defensive parsing and explicit error messages, surfacing data issues early rather than failing silently.</w:t>
+          <w:sz w:val="22"/>
+        </w:rPr>
+      </w:pPr>
+      <w:r>
+        <w:rPr>
+          <w:sz w:val="22"/>
+        </w:rPr>
+        <w:t>Improved reliability by adding defensive parsing, explicit failure messages, and boundary checks to small services and scripts, surfacing data issues earlier instead of allowing silent failures to spread through workflows.</w:t>
       </w:r>
     </w:p>
     <w:p>
@@ -4446,20 +3294,18 @@
         <w:pStyle w:val="NormalWeb"/>
         <w:numPr>
           <w:ilvl w:val="0"/>
-          <w:numId w:val="27"/>
+          <w:numId w:val="42"/>
         </w:numPr>
         <w:jc w:val="both"/>
         <w:rPr>
-          <w:rFonts w:ascii="Arial" w:hAnsi="Arial" w:cs="Arial"/>
-          <w:sz w:val="18"/>
-        </w:rPr>
-      </w:pPr>
-      <w:r>
-        <w:rPr>
-          <w:rFonts w:ascii="Arial" w:hAnsi="Arial" w:cs="Arial"/>
-          <w:sz w:val="18"/>
-        </w:rPr>
-        <w:t>Assisted with early service integrations by adding timeouts and safe retries, reducing failures from transient network conditions.</w:t>
+          <w:sz w:val="22"/>
+        </w:rPr>
+      </w:pPr>
+      <w:r>
+        <w:rPr>
+          <w:sz w:val="22"/>
+        </w:rPr>
+        <w:t>Assisted with service integrations by implementing timeouts, safe retries, and basic connection safeguards, reducing the impact of transient network problems that previously caused avoidable job failures and reruns.</w:t>
       </w:r>
     </w:p>
     <w:p>
@@ -4467,20 +3313,18 @@
         <w:pStyle w:val="NormalWeb"/>
         <w:numPr>
           <w:ilvl w:val="0"/>
-          <w:numId w:val="27"/>
+          <w:numId w:val="42"/>
         </w:numPr>
         <w:jc w:val="both"/>
         <w:rPr>
-          <w:rFonts w:ascii="Arial" w:hAnsi="Arial" w:cs="Arial"/>
-          <w:sz w:val="18"/>
-        </w:rPr>
-      </w:pPr>
-      <w:r>
-        <w:rPr>
-          <w:rFonts w:ascii="Arial" w:hAnsi="Arial" w:cs="Arial"/>
-          <w:sz w:val="18"/>
-        </w:rPr>
-        <w:t>Supported baseline validation for releases by comparing outputs to known-good samples and sanity checks, catching regressions early.</w:t>
+          <w:sz w:val="22"/>
+        </w:rPr>
+      </w:pPr>
+      <w:r>
+        <w:rPr>
+          <w:sz w:val="22"/>
+        </w:rPr>
+        <w:t>Supported release validation by comparing outputs to known-good samples, expected row counts, and sanity thresholds, helping the team catch regressions before users noticed inconsistencies in operational results.</w:t>
       </w:r>
     </w:p>
     <w:p>
@@ -4488,20 +3332,18 @@
         <w:pStyle w:val="NormalWeb"/>
         <w:numPr>
           <w:ilvl w:val="0"/>
-          <w:numId w:val="27"/>
+          <w:numId w:val="42"/>
         </w:numPr>
         <w:jc w:val="both"/>
         <w:rPr>
-          <w:rFonts w:ascii="Arial" w:hAnsi="Arial" w:cs="Arial"/>
-          <w:sz w:val="18"/>
-        </w:rPr>
-      </w:pPr>
-      <w:r>
-        <w:rPr>
-          <w:rFonts w:ascii="Arial" w:hAnsi="Arial" w:cs="Arial"/>
-          <w:sz w:val="18"/>
-        </w:rPr>
-        <w:t>Contributed to CI habits via scripted checks and lightweight pipeline steps, improving consistency across environments and handoffs.</w:t>
+          <w:sz w:val="22"/>
+        </w:rPr>
+      </w:pPr>
+      <w:r>
+        <w:rPr>
+          <w:sz w:val="22"/>
+        </w:rPr>
+        <w:t>Contributed to early CI discipline through scripted validation steps and lightweight pipeline automation, making team handoffs more consistent and helping reduce “works on my machine” problems during shared development.</w:t>
       </w:r>
     </w:p>
     <w:p>
@@ -4509,21 +3351,18 @@
         <w:pStyle w:val="NormalWeb"/>
         <w:numPr>
           <w:ilvl w:val="0"/>
-          <w:numId w:val="27"/>
+          <w:numId w:val="42"/>
         </w:numPr>
         <w:jc w:val="both"/>
         <w:rPr>
-          <w:rFonts w:ascii="Arial" w:hAnsi="Arial" w:cs="Arial"/>
-          <w:sz w:val="18"/>
-        </w:rPr>
-      </w:pPr>
-      <w:r>
-        <w:rPr>
-          <w:rFonts w:ascii="Arial" w:hAnsi="Arial" w:cs="Arial"/>
-          <w:sz w:val="18"/>
-        </w:rPr>
-        <w:lastRenderedPageBreak/>
-        <w:t>Helped troubleshoot production issues through structured logs and query inspection, learning practical bottleneck isolation techniques.</w:t>
+          <w:sz w:val="22"/>
+        </w:rPr>
+      </w:pPr>
+      <w:r>
+        <w:rPr>
+          <w:sz w:val="22"/>
+        </w:rPr>
+        <w:t>Helped troubleshoot production issues through structured logs, query inspection, and careful reproduction steps, gaining experience in isolating bottlenecks and distinguishing bad input data from real system defects.</w:t>
       </w:r>
     </w:p>
     <w:p>
@@ -4531,20 +3370,18 @@
         <w:pStyle w:val="NormalWeb"/>
         <w:numPr>
           <w:ilvl w:val="0"/>
-          <w:numId w:val="27"/>
+          <w:numId w:val="42"/>
         </w:numPr>
         <w:jc w:val="both"/>
         <w:rPr>
-          <w:rFonts w:ascii="Arial" w:hAnsi="Arial" w:cs="Arial"/>
-          <w:sz w:val="18"/>
-        </w:rPr>
-      </w:pPr>
-      <w:r>
-        <w:rPr>
-          <w:rFonts w:ascii="Arial" w:hAnsi="Arial" w:cs="Arial"/>
-          <w:sz w:val="18"/>
-        </w:rPr>
-        <w:t>Documented expected inputs/outputs for small utilities and jobs, making changes reviewable and easier to maintain.</w:t>
+          <w:sz w:val="22"/>
+        </w:rPr>
+      </w:pPr>
+      <w:r>
+        <w:rPr>
+          <w:sz w:val="22"/>
+        </w:rPr>
+        <w:t>Documented expected inputs, outputs, and operational assumptions for small utilities and jobs, which made future changes easier to review and reduced the maintenance burden on more senior team members.</w:t>
       </w:r>
     </w:p>
     <w:p>
@@ -4552,20 +3389,19 @@
         <w:pStyle w:val="NormalWeb"/>
         <w:numPr>
           <w:ilvl w:val="0"/>
-          <w:numId w:val="27"/>
+          <w:numId w:val="42"/>
         </w:numPr>
         <w:jc w:val="both"/>
         <w:rPr>
-          <w:rFonts w:ascii="Arial" w:hAnsi="Arial" w:cs="Arial"/>
-          <w:sz w:val="18"/>
-        </w:rPr>
-      </w:pPr>
-      <w:r>
-        <w:rPr>
-          <w:rFonts w:ascii="Arial" w:hAnsi="Arial" w:cs="Arial"/>
-          <w:sz w:val="18"/>
-        </w:rPr>
-        <w:t>Collaborated closely with senior engineers to break vague requests into concrete tasks with clear acceptance criteria and ownership.</w:t>
+          <w:sz w:val="22"/>
+        </w:rPr>
+      </w:pPr>
+      <w:r>
+        <w:rPr>
+          <w:sz w:val="22"/>
+        </w:rPr>
+        <w:lastRenderedPageBreak/>
+        <w:t>Collaborated closely with senior engineers to break vague requests into concrete implementation tasks, building a practical foundation in ownership, estimation, and disciplined delivery that carried into later full-stack roles.</w:t>
       </w:r>
     </w:p>
     <w:p>
@@ -4574,13 +3410,16 @@
           <w:bottom w:val="single" w:sz="6" w:space="0" w:color="B91C1C"/>
         </w:pBdr>
         <w:spacing w:before="120" w:after="80"/>
+        <w:rPr>
+          <w:sz w:val="24"/>
+        </w:rPr>
       </w:pPr>
       <w:r>
         <w:rPr>
           <w:b/>
           <w:bCs/>
           <w:color w:val="111111"/>
-          <w:sz w:val="21"/>
+          <w:sz w:val="24"/>
           <w:szCs w:val="21"/>
         </w:rPr>
         <w:t>EDUCATION</w:t>
@@ -4619,13 +3458,18 @@
             </w:tcBorders>
           </w:tcPr>
           <w:p>
+            <w:pPr>
+              <w:rPr>
+                <w:sz w:val="24"/>
+              </w:rPr>
+            </w:pPr>
             <w:r>
               <w:rPr>
                 <w:rFonts w:ascii="Arial" w:eastAsia="Arial" w:hAnsi="Arial" w:cs="Arial"/>
                 <w:b/>
                 <w:bCs/>
                 <w:color w:val="111111"/>
-                <w:sz w:val="19"/>
+                <w:sz w:val="22"/>
                 <w:szCs w:val="19"/>
               </w:rPr>
               <w:t>Bachelor’s degree in Computer Science</w:t>
@@ -4645,12 +3489,14 @@
           <w:p>
             <w:pPr>
               <w:jc w:val="right"/>
+              <w:rPr>
+                <w:sz w:val="24"/>
+              </w:rPr>
             </w:pPr>
             <w:r>
               <w:rPr>
                 <w:rFonts w:ascii="Arial" w:eastAsia="Arial" w:hAnsi="Arial" w:cs="Arial"/>
                 <w:color w:val="111111"/>
-                <w:sz w:val="17"/>
                 <w:szCs w:val="17"/>
               </w:rPr>
               <w:t>2010 to 2014</w:t>
@@ -4666,7 +3512,7 @@
           <w:b/>
           <w:bCs/>
           <w:color w:val="111111"/>
-          <w:sz w:val="18"/>
+          <w:sz w:val="22"/>
           <w:szCs w:val="18"/>
         </w:rPr>
       </w:pPr>
@@ -4676,791 +3522,28 @@
           <w:b/>
           <w:bCs/>
           <w:color w:val="111111"/>
-          <w:sz w:val="18"/>
+          <w:sz w:val="22"/>
           <w:szCs w:val="18"/>
         </w:rPr>
         <w:t>Stanford University Department of Computer Science</w:t>
       </w:r>
-    </w:p>
-    <w:p>
-      <w:pPr>
-        <w:rPr>
-          <w:rFonts w:ascii="Arial" w:eastAsia="Arial" w:hAnsi="Arial" w:cs="Arial"/>
-          <w:b/>
-          <w:bCs/>
-          <w:color w:val="111111"/>
-          <w:sz w:val="18"/>
-          <w:szCs w:val="18"/>
-        </w:rPr>
-      </w:pPr>
     </w:p>
     <w:p>
       <w:pPr>
         <w:pStyle w:val="ListParagraph"/>
         <w:numPr>
           <w:ilvl w:val="0"/>
-          <w:numId w:val="17"/>
+          <w:numId w:val="35"/>
         </w:numPr>
-        <w:jc w:val="both"/>
-        <w:rPr>
-          <w:rFonts w:ascii="Arial" w:hAnsi="Arial" w:cs="Arial"/>
-          <w:sz w:val="18"/>
-        </w:rPr>
-      </w:pPr>
-      <w:bookmarkStart w:id="0" w:name="_GoBack"/>
-      <w:r>
-        <w:rPr>
-          <w:rFonts w:ascii="Arial" w:hAnsi="Arial" w:cs="Arial"/>
-          <w:sz w:val="18"/>
-        </w:rPr>
-        <w:t xml:space="preserve">Focused on strong CS fundamentals and applied systems work, building a durable base for </w:t>
-      </w:r>
-      <w:r>
-        <w:rPr>
-          <w:rStyle w:val="Strong"/>
-          <w:rFonts w:ascii="Arial" w:hAnsi="Arial" w:cs="Arial"/>
-          <w:sz w:val="18"/>
-        </w:rPr>
-        <w:t>distributed services</w:t>
-      </w:r>
-      <w:r>
-        <w:rPr>
-          <w:rFonts w:ascii="Arial" w:hAnsi="Arial" w:cs="Arial"/>
-          <w:sz w:val="18"/>
-        </w:rPr>
-        <w:t xml:space="preserve">, </w:t>
-      </w:r>
-      <w:r>
-        <w:rPr>
-          <w:rStyle w:val="Strong"/>
-          <w:rFonts w:ascii="Arial" w:hAnsi="Arial" w:cs="Arial"/>
-          <w:sz w:val="18"/>
-        </w:rPr>
-        <w:t>data modeling</w:t>
-      </w:r>
-      <w:r>
-        <w:rPr>
-          <w:rFonts w:ascii="Arial" w:hAnsi="Arial" w:cs="Arial"/>
-          <w:sz w:val="18"/>
-        </w:rPr>
-        <w:t>, and production engineering practices.</w:t>
-      </w:r>
-    </w:p>
-    <w:bookmarkEnd w:id="0"/>
-    <w:p>
-      <w:pPr>
-        <w:pBdr>
-          <w:bottom w:val="single" w:sz="6" w:space="0" w:color="B91C1C"/>
-        </w:pBdr>
-        <w:spacing w:before="120" w:after="80"/>
-      </w:pPr>
-      <w:r>
-        <w:rPr>
-          <w:b/>
-          <w:bCs/>
-          <w:color w:val="111111"/>
-          <w:sz w:val="21"/>
-          <w:szCs w:val="21"/>
-        </w:rPr>
-        <w:t>PROJECTS</w:t>
-      </w:r>
-    </w:p>
-    <w:p>
-      <w:pPr>
-        <w:pStyle w:val="NormalWeb"/>
-        <w:spacing w:before="0" w:beforeAutospacing="0" w:after="0" w:afterAutospacing="0"/>
-        <w:jc w:val="both"/>
-        <w:rPr>
-          <w:rFonts w:ascii="Arial" w:hAnsi="Arial" w:cs="Arial"/>
-          <w:sz w:val="18"/>
-        </w:rPr>
-      </w:pPr>
-      <w:r>
-        <w:rPr>
-          <w:rStyle w:val="Strong"/>
-          <w:rFonts w:ascii="Arial" w:hAnsi="Arial" w:cs="Arial"/>
-          <w:sz w:val="18"/>
-        </w:rPr>
-        <w:t>Python Backend Platform (API + Workers)</w:t>
-      </w:r>
-    </w:p>
-    <w:p>
-      <w:pPr>
-        <w:pStyle w:val="NormalWeb"/>
-        <w:numPr>
-          <w:ilvl w:val="0"/>
-          <w:numId w:val="31"/>
-        </w:numPr>
-        <w:spacing w:before="0" w:beforeAutospacing="0" w:after="0" w:afterAutospacing="0"/>
-        <w:jc w:val="both"/>
-        <w:rPr>
-          <w:rFonts w:ascii="Arial" w:hAnsi="Arial" w:cs="Arial"/>
-          <w:sz w:val="18"/>
-        </w:rPr>
-      </w:pPr>
-      <w:r>
-        <w:rPr>
-          <w:rFonts w:ascii="Arial" w:hAnsi="Arial" w:cs="Arial"/>
-          <w:sz w:val="18"/>
-        </w:rPr>
-        <w:t xml:space="preserve">Built </w:t>
-      </w:r>
-      <w:r>
-        <w:rPr>
-          <w:rStyle w:val="Strong"/>
-          <w:rFonts w:ascii="Arial" w:hAnsi="Arial" w:cs="Arial"/>
-          <w:sz w:val="18"/>
-        </w:rPr>
-        <w:t xml:space="preserve">Python </w:t>
-      </w:r>
-      <w:proofErr w:type="spellStart"/>
-      <w:r>
-        <w:rPr>
-          <w:rStyle w:val="Strong"/>
-          <w:rFonts w:ascii="Arial" w:hAnsi="Arial" w:cs="Arial"/>
-          <w:sz w:val="18"/>
-        </w:rPr>
-        <w:t>FastAPI</w:t>
-      </w:r>
-      <w:proofErr w:type="spellEnd"/>
-      <w:r>
-        <w:rPr>
-          <w:rStyle w:val="Strong"/>
-          <w:rFonts w:ascii="Arial" w:hAnsi="Arial" w:cs="Arial"/>
-          <w:sz w:val="18"/>
-        </w:rPr>
-        <w:t>-style services</w:t>
-      </w:r>
-      <w:r>
-        <w:rPr>
-          <w:rFonts w:ascii="Arial" w:hAnsi="Arial" w:cs="Arial"/>
-          <w:sz w:val="18"/>
-        </w:rPr>
-        <w:t xml:space="preserve"> for core domain workflows with </w:t>
-      </w:r>
-      <w:r>
-        <w:rPr>
-          <w:rStyle w:val="Strong"/>
-          <w:rFonts w:ascii="Arial" w:hAnsi="Arial" w:cs="Arial"/>
-          <w:sz w:val="18"/>
-        </w:rPr>
-        <w:t>REST APIs</w:t>
-      </w:r>
-      <w:r>
-        <w:rPr>
-          <w:rFonts w:ascii="Arial" w:hAnsi="Arial" w:cs="Arial"/>
-          <w:sz w:val="18"/>
-        </w:rPr>
-        <w:t>, strict validation, and consistent error contracts for client stability.</w:t>
-      </w:r>
-    </w:p>
-    <w:p>
-      <w:pPr>
-        <w:pStyle w:val="NormalWeb"/>
-        <w:numPr>
-          <w:ilvl w:val="0"/>
-          <w:numId w:val="31"/>
-        </w:numPr>
-        <w:spacing w:before="0" w:beforeAutospacing="0" w:after="0" w:afterAutospacing="0"/>
-        <w:jc w:val="both"/>
-        <w:rPr>
-          <w:rFonts w:ascii="Arial" w:hAnsi="Arial" w:cs="Arial"/>
-          <w:sz w:val="18"/>
-        </w:rPr>
-      </w:pPr>
-      <w:r>
-        <w:rPr>
-          <w:rFonts w:ascii="Arial" w:hAnsi="Arial" w:cs="Arial"/>
-          <w:sz w:val="18"/>
-        </w:rPr>
-        <w:t xml:space="preserve">Implemented </w:t>
-      </w:r>
-      <w:proofErr w:type="spellStart"/>
-      <w:r>
-        <w:rPr>
-          <w:rStyle w:val="Strong"/>
-          <w:rFonts w:ascii="Arial" w:hAnsi="Arial" w:cs="Arial"/>
-          <w:sz w:val="18"/>
-        </w:rPr>
-        <w:t>async</w:t>
-      </w:r>
-      <w:proofErr w:type="spellEnd"/>
-      <w:r>
-        <w:rPr>
-          <w:rStyle w:val="Strong"/>
-          <w:rFonts w:ascii="Arial" w:hAnsi="Arial" w:cs="Arial"/>
-          <w:sz w:val="18"/>
-        </w:rPr>
-        <w:t xml:space="preserve"> worker pipelines</w:t>
-      </w:r>
-      <w:r>
-        <w:rPr>
-          <w:rFonts w:ascii="Arial" w:hAnsi="Arial" w:cs="Arial"/>
-          <w:sz w:val="18"/>
-        </w:rPr>
-        <w:t xml:space="preserve"> using </w:t>
-      </w:r>
-      <w:r>
-        <w:rPr>
-          <w:rStyle w:val="Strong"/>
-          <w:rFonts w:ascii="Arial" w:hAnsi="Arial" w:cs="Arial"/>
-          <w:sz w:val="18"/>
-        </w:rPr>
-        <w:t>AWS SQS/SNS</w:t>
-      </w:r>
-      <w:r>
-        <w:rPr>
-          <w:rFonts w:ascii="Arial" w:hAnsi="Arial" w:cs="Arial"/>
-          <w:sz w:val="18"/>
-        </w:rPr>
-        <w:t xml:space="preserve"> and </w:t>
-      </w:r>
-      <w:r>
-        <w:rPr>
-          <w:rStyle w:val="Strong"/>
-          <w:rFonts w:ascii="Arial" w:hAnsi="Arial" w:cs="Arial"/>
-          <w:sz w:val="18"/>
-        </w:rPr>
-        <w:t>Kafka/</w:t>
-      </w:r>
-      <w:proofErr w:type="spellStart"/>
-      <w:r>
-        <w:rPr>
-          <w:rStyle w:val="Strong"/>
-          <w:rFonts w:ascii="Arial" w:hAnsi="Arial" w:cs="Arial"/>
-          <w:sz w:val="18"/>
-        </w:rPr>
-        <w:t>RabbitMQ</w:t>
-      </w:r>
-      <w:proofErr w:type="spellEnd"/>
-      <w:r>
-        <w:rPr>
-          <w:rFonts w:ascii="Arial" w:hAnsi="Arial" w:cs="Arial"/>
-          <w:sz w:val="18"/>
-        </w:rPr>
-        <w:t xml:space="preserve">, adding </w:t>
-      </w:r>
-      <w:proofErr w:type="spellStart"/>
-      <w:r>
-        <w:rPr>
-          <w:rStyle w:val="Strong"/>
-          <w:rFonts w:ascii="Arial" w:hAnsi="Arial" w:cs="Arial"/>
-          <w:sz w:val="18"/>
-        </w:rPr>
-        <w:t>idempotency</w:t>
-      </w:r>
-      <w:proofErr w:type="spellEnd"/>
-      <w:r>
-        <w:rPr>
-          <w:rFonts w:ascii="Arial" w:hAnsi="Arial" w:cs="Arial"/>
-          <w:sz w:val="18"/>
-        </w:rPr>
-        <w:t xml:space="preserve">, </w:t>
-      </w:r>
-      <w:proofErr w:type="spellStart"/>
-      <w:r>
-        <w:rPr>
-          <w:rFonts w:ascii="Arial" w:hAnsi="Arial" w:cs="Arial"/>
-          <w:sz w:val="18"/>
-        </w:rPr>
-        <w:t>deduplication</w:t>
-      </w:r>
-      <w:proofErr w:type="spellEnd"/>
-      <w:r>
-        <w:rPr>
-          <w:rFonts w:ascii="Arial" w:hAnsi="Arial" w:cs="Arial"/>
-          <w:sz w:val="18"/>
-        </w:rPr>
-        <w:t>, and replay-safe retries.</w:t>
-      </w:r>
-    </w:p>
-    <w:p>
-      <w:pPr>
-        <w:pStyle w:val="NormalWeb"/>
-        <w:numPr>
-          <w:ilvl w:val="0"/>
-          <w:numId w:val="31"/>
-        </w:numPr>
-        <w:spacing w:before="0" w:beforeAutospacing="0" w:after="0" w:afterAutospacing="0"/>
-        <w:jc w:val="both"/>
-        <w:rPr>
-          <w:rFonts w:ascii="Arial" w:hAnsi="Arial" w:cs="Arial"/>
-          <w:sz w:val="18"/>
-        </w:rPr>
-      </w:pPr>
-      <w:r>
-        <w:rPr>
-          <w:rFonts w:ascii="Arial" w:hAnsi="Arial" w:cs="Arial"/>
-          <w:sz w:val="18"/>
-        </w:rPr>
-        <w:t xml:space="preserve">Designed data access layers across </w:t>
-      </w:r>
-      <w:proofErr w:type="spellStart"/>
-      <w:r>
-        <w:rPr>
-          <w:rStyle w:val="Strong"/>
-          <w:rFonts w:ascii="Arial" w:hAnsi="Arial" w:cs="Arial"/>
-          <w:sz w:val="18"/>
-        </w:rPr>
-        <w:t>PostgreSQL</w:t>
-      </w:r>
-      <w:proofErr w:type="spellEnd"/>
-      <w:r>
-        <w:rPr>
-          <w:rFonts w:ascii="Arial" w:hAnsi="Arial" w:cs="Arial"/>
-          <w:sz w:val="18"/>
-        </w:rPr>
-        <w:t xml:space="preserve">, </w:t>
-      </w:r>
-      <w:proofErr w:type="spellStart"/>
-      <w:r>
-        <w:rPr>
-          <w:rStyle w:val="Strong"/>
-          <w:rFonts w:ascii="Arial" w:hAnsi="Arial" w:cs="Arial"/>
-          <w:sz w:val="18"/>
-        </w:rPr>
-        <w:t>DynamoDB</w:t>
-      </w:r>
-      <w:proofErr w:type="spellEnd"/>
-      <w:r>
-        <w:rPr>
-          <w:rFonts w:ascii="Arial" w:hAnsi="Arial" w:cs="Arial"/>
-          <w:sz w:val="18"/>
-        </w:rPr>
-        <w:t xml:space="preserve">, and </w:t>
-      </w:r>
-      <w:proofErr w:type="spellStart"/>
-      <w:r>
-        <w:rPr>
-          <w:rStyle w:val="Strong"/>
-          <w:rFonts w:ascii="Arial" w:hAnsi="Arial" w:cs="Arial"/>
-          <w:sz w:val="18"/>
-        </w:rPr>
-        <w:t>Redis</w:t>
-      </w:r>
-      <w:proofErr w:type="spellEnd"/>
-      <w:r>
-        <w:rPr>
-          <w:rStyle w:val="Strong"/>
-          <w:rFonts w:ascii="Arial" w:hAnsi="Arial" w:cs="Arial"/>
-          <w:sz w:val="18"/>
-        </w:rPr>
-        <w:t>/</w:t>
-      </w:r>
-      <w:proofErr w:type="spellStart"/>
-      <w:r>
-        <w:rPr>
-          <w:rStyle w:val="Strong"/>
-          <w:rFonts w:ascii="Arial" w:hAnsi="Arial" w:cs="Arial"/>
-          <w:sz w:val="18"/>
-        </w:rPr>
-        <w:t>ElastiCache</w:t>
-      </w:r>
-      <w:proofErr w:type="spellEnd"/>
-      <w:r>
-        <w:rPr>
-          <w:rFonts w:ascii="Arial" w:hAnsi="Arial" w:cs="Arial"/>
-          <w:sz w:val="18"/>
-        </w:rPr>
-        <w:t>, applying indexing, caching TTLs, and transactional boundaries for correctness.</w:t>
-      </w:r>
-    </w:p>
-    <w:p>
-      <w:pPr>
-        <w:pStyle w:val="NormalWeb"/>
-        <w:numPr>
-          <w:ilvl w:val="0"/>
-          <w:numId w:val="31"/>
-        </w:numPr>
-        <w:spacing w:before="0" w:beforeAutospacing="0" w:after="0" w:afterAutospacing="0"/>
-        <w:jc w:val="both"/>
-        <w:rPr>
-          <w:rFonts w:ascii="Arial" w:hAnsi="Arial" w:cs="Arial"/>
-          <w:sz w:val="18"/>
-        </w:rPr>
-      </w:pPr>
-      <w:r>
-        <w:rPr>
-          <w:rFonts w:ascii="Arial" w:hAnsi="Arial" w:cs="Arial"/>
-          <w:sz w:val="18"/>
-        </w:rPr>
-        <w:t xml:space="preserve">Added production </w:t>
-      </w:r>
-      <w:proofErr w:type="spellStart"/>
-      <w:r>
-        <w:rPr>
-          <w:rFonts w:ascii="Arial" w:hAnsi="Arial" w:cs="Arial"/>
-          <w:sz w:val="18"/>
-        </w:rPr>
-        <w:t>observability</w:t>
-      </w:r>
-      <w:proofErr w:type="spellEnd"/>
-      <w:r>
-        <w:rPr>
-          <w:rFonts w:ascii="Arial" w:hAnsi="Arial" w:cs="Arial"/>
-          <w:sz w:val="18"/>
-        </w:rPr>
-        <w:t xml:space="preserve"> with </w:t>
-      </w:r>
-      <w:proofErr w:type="spellStart"/>
-      <w:r>
-        <w:rPr>
-          <w:rStyle w:val="Strong"/>
-          <w:rFonts w:ascii="Arial" w:hAnsi="Arial" w:cs="Arial"/>
-          <w:sz w:val="18"/>
-        </w:rPr>
-        <w:t>OpenTelemetry</w:t>
-      </w:r>
-      <w:proofErr w:type="spellEnd"/>
-      <w:r>
-        <w:rPr>
-          <w:rFonts w:ascii="Arial" w:hAnsi="Arial" w:cs="Arial"/>
-          <w:sz w:val="18"/>
-        </w:rPr>
-        <w:t xml:space="preserve"> traces + </w:t>
-      </w:r>
-      <w:r>
-        <w:rPr>
-          <w:rStyle w:val="Strong"/>
-          <w:rFonts w:ascii="Arial" w:hAnsi="Arial" w:cs="Arial"/>
-          <w:sz w:val="18"/>
-        </w:rPr>
-        <w:t>structured logging</w:t>
-      </w:r>
-      <w:r>
-        <w:rPr>
-          <w:rFonts w:ascii="Arial" w:hAnsi="Arial" w:cs="Arial"/>
-          <w:sz w:val="18"/>
-        </w:rPr>
-        <w:t xml:space="preserve"> into </w:t>
-      </w:r>
-      <w:proofErr w:type="spellStart"/>
-      <w:r>
-        <w:rPr>
-          <w:rStyle w:val="Strong"/>
-          <w:rFonts w:ascii="Arial" w:hAnsi="Arial" w:cs="Arial"/>
-          <w:sz w:val="18"/>
-        </w:rPr>
-        <w:t>Datadog</w:t>
-      </w:r>
-      <w:proofErr w:type="spellEnd"/>
-      <w:r>
-        <w:rPr>
-          <w:rStyle w:val="Strong"/>
-          <w:rFonts w:ascii="Arial" w:hAnsi="Arial" w:cs="Arial"/>
-          <w:sz w:val="18"/>
-        </w:rPr>
-        <w:t>/</w:t>
-      </w:r>
-      <w:proofErr w:type="spellStart"/>
-      <w:r>
-        <w:rPr>
-          <w:rStyle w:val="Strong"/>
-          <w:rFonts w:ascii="Arial" w:hAnsi="Arial" w:cs="Arial"/>
-          <w:sz w:val="18"/>
-        </w:rPr>
-        <w:t>CloudWatch</w:t>
-      </w:r>
-      <w:proofErr w:type="spellEnd"/>
-      <w:r>
-        <w:rPr>
-          <w:rFonts w:ascii="Arial" w:hAnsi="Arial" w:cs="Arial"/>
-          <w:sz w:val="18"/>
-        </w:rPr>
-        <w:t xml:space="preserve"> and dashboards in </w:t>
-      </w:r>
-      <w:proofErr w:type="spellStart"/>
-      <w:r>
-        <w:rPr>
-          <w:rStyle w:val="Strong"/>
-          <w:rFonts w:ascii="Arial" w:hAnsi="Arial" w:cs="Arial"/>
-          <w:sz w:val="18"/>
-        </w:rPr>
-        <w:t>Grafana</w:t>
-      </w:r>
-      <w:proofErr w:type="spellEnd"/>
-      <w:r>
-        <w:rPr>
-          <w:rStyle w:val="Strong"/>
-          <w:rFonts w:ascii="Arial" w:hAnsi="Arial" w:cs="Arial"/>
-          <w:sz w:val="18"/>
-        </w:rPr>
-        <w:t>/Prometheus</w:t>
-      </w:r>
-      <w:r>
-        <w:rPr>
-          <w:rFonts w:ascii="Arial" w:hAnsi="Arial" w:cs="Arial"/>
-          <w:sz w:val="18"/>
-        </w:rPr>
-        <w:t>.</w:t>
-      </w:r>
-    </w:p>
-    <w:p>
-      <w:pPr>
-        <w:pStyle w:val="NormalWeb"/>
-        <w:numPr>
-          <w:ilvl w:val="0"/>
-          <w:numId w:val="31"/>
-        </w:numPr>
-        <w:spacing w:before="0" w:beforeAutospacing="0" w:after="0" w:afterAutospacing="0"/>
-        <w:jc w:val="both"/>
-        <w:rPr>
-          <w:rFonts w:ascii="Arial" w:hAnsi="Arial" w:cs="Arial"/>
-          <w:sz w:val="18"/>
-        </w:rPr>
-      </w:pPr>
-      <w:r>
-        <w:rPr>
-          <w:rFonts w:ascii="Arial" w:hAnsi="Arial" w:cs="Arial"/>
-          <w:sz w:val="18"/>
-        </w:rPr>
-        <w:t xml:space="preserve">Deployed on </w:t>
-      </w:r>
-      <w:r>
-        <w:rPr>
-          <w:rStyle w:val="Strong"/>
-          <w:rFonts w:ascii="Arial" w:hAnsi="Arial" w:cs="Arial"/>
-          <w:sz w:val="18"/>
-        </w:rPr>
-        <w:t>AWS EKS/ECS/Lambda</w:t>
-      </w:r>
-      <w:r>
-        <w:rPr>
-          <w:rFonts w:ascii="Arial" w:hAnsi="Arial" w:cs="Arial"/>
-          <w:sz w:val="18"/>
-        </w:rPr>
-        <w:t xml:space="preserve"> behind </w:t>
-      </w:r>
-      <w:r>
-        <w:rPr>
-          <w:rStyle w:val="Strong"/>
-          <w:rFonts w:ascii="Arial" w:hAnsi="Arial" w:cs="Arial"/>
-          <w:sz w:val="18"/>
-        </w:rPr>
-        <w:t>API Gateway</w:t>
-      </w:r>
-      <w:r>
-        <w:rPr>
-          <w:rFonts w:ascii="Arial" w:hAnsi="Arial" w:cs="Arial"/>
-          <w:sz w:val="18"/>
-        </w:rPr>
-        <w:t xml:space="preserve">, using </w:t>
-      </w:r>
-      <w:proofErr w:type="spellStart"/>
-      <w:r>
-        <w:rPr>
-          <w:rStyle w:val="Strong"/>
-          <w:rFonts w:ascii="Arial" w:hAnsi="Arial" w:cs="Arial"/>
-          <w:sz w:val="18"/>
-        </w:rPr>
-        <w:t>Docker</w:t>
-      </w:r>
-      <w:proofErr w:type="spellEnd"/>
-      <w:r>
-        <w:rPr>
-          <w:rStyle w:val="Strong"/>
-          <w:rFonts w:ascii="Arial" w:hAnsi="Arial" w:cs="Arial"/>
-          <w:sz w:val="18"/>
-        </w:rPr>
-        <w:t>/</w:t>
-      </w:r>
-      <w:proofErr w:type="spellStart"/>
-      <w:r>
-        <w:rPr>
-          <w:rStyle w:val="Strong"/>
-          <w:rFonts w:ascii="Arial" w:hAnsi="Arial" w:cs="Arial"/>
-          <w:sz w:val="18"/>
-        </w:rPr>
-        <w:t>Kubernetes</w:t>
-      </w:r>
-      <w:proofErr w:type="spellEnd"/>
-      <w:r>
-        <w:rPr>
-          <w:rStyle w:val="Strong"/>
-          <w:rFonts w:ascii="Arial" w:hAnsi="Arial" w:cs="Arial"/>
-          <w:sz w:val="18"/>
-        </w:rPr>
-        <w:t>/Helm</w:t>
-      </w:r>
-      <w:r>
-        <w:rPr>
-          <w:rFonts w:ascii="Arial" w:hAnsi="Arial" w:cs="Arial"/>
-          <w:sz w:val="18"/>
-        </w:rPr>
-        <w:t xml:space="preserve"> and </w:t>
-      </w:r>
-      <w:proofErr w:type="spellStart"/>
-      <w:r>
-        <w:rPr>
-          <w:rFonts w:ascii="Arial" w:hAnsi="Arial" w:cs="Arial"/>
-          <w:sz w:val="18"/>
-        </w:rPr>
-        <w:t>IaC</w:t>
-      </w:r>
-      <w:proofErr w:type="spellEnd"/>
-      <w:r>
-        <w:rPr>
-          <w:rFonts w:ascii="Arial" w:hAnsi="Arial" w:cs="Arial"/>
-          <w:sz w:val="18"/>
-        </w:rPr>
-        <w:t xml:space="preserve"> with </w:t>
-      </w:r>
-      <w:proofErr w:type="spellStart"/>
-      <w:r>
-        <w:rPr>
-          <w:rStyle w:val="Strong"/>
-          <w:rFonts w:ascii="Arial" w:hAnsi="Arial" w:cs="Arial"/>
-          <w:sz w:val="18"/>
-        </w:rPr>
-        <w:t>Terraform</w:t>
-      </w:r>
-      <w:proofErr w:type="spellEnd"/>
-      <w:r>
-        <w:rPr>
-          <w:rStyle w:val="Strong"/>
-          <w:rFonts w:ascii="Arial" w:hAnsi="Arial" w:cs="Arial"/>
-          <w:sz w:val="18"/>
-        </w:rPr>
-        <w:t>/</w:t>
-      </w:r>
-      <w:proofErr w:type="spellStart"/>
-      <w:r>
-        <w:rPr>
-          <w:rStyle w:val="Strong"/>
-          <w:rFonts w:ascii="Arial" w:hAnsi="Arial" w:cs="Arial"/>
-          <w:sz w:val="18"/>
-        </w:rPr>
-        <w:t>CloudFormation</w:t>
-      </w:r>
-      <w:proofErr w:type="spellEnd"/>
-      <w:r>
-        <w:rPr>
-          <w:rFonts w:ascii="Arial" w:hAnsi="Arial" w:cs="Arial"/>
-          <w:sz w:val="18"/>
-        </w:rPr>
-        <w:t xml:space="preserve"> for repeatable releases.</w:t>
-      </w:r>
-    </w:p>
-    <w:p>
-      <w:pPr>
-        <w:pStyle w:val="Heading3"/>
-        <w:jc w:val="both"/>
-        <w:rPr>
-          <w:rFonts w:ascii="Arial" w:hAnsi="Arial" w:cs="Arial"/>
-          <w:color w:val="auto"/>
-          <w:sz w:val="18"/>
-        </w:rPr>
-      </w:pPr>
-      <w:r>
-        <w:rPr>
-          <w:rStyle w:val="Strong"/>
-          <w:rFonts w:ascii="Arial" w:hAnsi="Arial" w:cs="Arial"/>
-          <w:bCs w:val="0"/>
-          <w:color w:val="auto"/>
-          <w:sz w:val="18"/>
-        </w:rPr>
-        <w:t>Search &amp; Analytics Export Pipeline</w:t>
-      </w:r>
-    </w:p>
-    <w:p>
-      <w:pPr>
-        <w:pStyle w:val="NormalWeb"/>
-        <w:numPr>
-          <w:ilvl w:val="0"/>
-          <w:numId w:val="31"/>
-        </w:numPr>
-        <w:spacing w:before="0" w:beforeAutospacing="0" w:after="0" w:afterAutospacing="0"/>
-        <w:jc w:val="both"/>
-        <w:rPr>
-          <w:rFonts w:ascii="Arial" w:hAnsi="Arial" w:cs="Arial"/>
-          <w:sz w:val="18"/>
-        </w:rPr>
-      </w:pPr>
-      <w:r>
-        <w:rPr>
-          <w:rFonts w:ascii="Arial" w:hAnsi="Arial" w:cs="Arial"/>
-          <w:sz w:val="18"/>
-        </w:rPr>
-        <w:t xml:space="preserve">Implemented export workflows that indexed operational records into </w:t>
-      </w:r>
-      <w:proofErr w:type="spellStart"/>
-      <w:r>
-        <w:rPr>
-          <w:rStyle w:val="Strong"/>
-          <w:rFonts w:ascii="Arial" w:hAnsi="Arial" w:cs="Arial"/>
-          <w:sz w:val="18"/>
-        </w:rPr>
-        <w:t>Elasticsearch</w:t>
-      </w:r>
-      <w:proofErr w:type="spellEnd"/>
-      <w:r>
-        <w:rPr>
-          <w:rStyle w:val="Strong"/>
-          <w:rFonts w:ascii="Arial" w:hAnsi="Arial" w:cs="Arial"/>
-          <w:sz w:val="18"/>
-        </w:rPr>
-        <w:t>/OpenSearch</w:t>
-      </w:r>
-      <w:r>
-        <w:rPr>
-          <w:rFonts w:ascii="Arial" w:hAnsi="Arial" w:cs="Arial"/>
-          <w:sz w:val="18"/>
-        </w:rPr>
-        <w:t xml:space="preserve"> and delivered analytics-ready datasets for </w:t>
-      </w:r>
-      <w:r>
-        <w:rPr>
-          <w:rStyle w:val="Strong"/>
-          <w:rFonts w:ascii="Arial" w:hAnsi="Arial" w:cs="Arial"/>
-          <w:sz w:val="18"/>
-        </w:rPr>
-        <w:t>Redshift</w:t>
-      </w:r>
-      <w:r>
-        <w:rPr>
-          <w:rFonts w:ascii="Arial" w:hAnsi="Arial" w:cs="Arial"/>
-          <w:sz w:val="18"/>
-        </w:rPr>
-        <w:t xml:space="preserve"> and </w:t>
-      </w:r>
-      <w:proofErr w:type="spellStart"/>
-      <w:r>
-        <w:rPr>
-          <w:rStyle w:val="Strong"/>
-          <w:rFonts w:ascii="Arial" w:hAnsi="Arial" w:cs="Arial"/>
-          <w:sz w:val="18"/>
-        </w:rPr>
-        <w:t>BigQuery</w:t>
-      </w:r>
-      <w:proofErr w:type="spellEnd"/>
-      <w:r>
-        <w:rPr>
-          <w:rFonts w:ascii="Arial" w:hAnsi="Arial" w:cs="Arial"/>
-          <w:sz w:val="18"/>
-        </w:rPr>
-        <w:t xml:space="preserve"> consumers via schema-governed batch jobs.</w:t>
-      </w:r>
-    </w:p>
-    <w:p>
-      <w:pPr>
-        <w:pStyle w:val="NormalWeb"/>
-        <w:numPr>
-          <w:ilvl w:val="0"/>
-          <w:numId w:val="31"/>
-        </w:numPr>
-        <w:spacing w:before="0" w:beforeAutospacing="0" w:after="0" w:afterAutospacing="0"/>
-        <w:jc w:val="both"/>
-        <w:rPr>
-          <w:rFonts w:ascii="Arial" w:hAnsi="Arial" w:cs="Arial"/>
-          <w:sz w:val="18"/>
-        </w:rPr>
-      </w:pPr>
-      <w:r>
-        <w:rPr>
-          <w:rFonts w:ascii="Arial" w:hAnsi="Arial" w:cs="Arial"/>
-          <w:sz w:val="18"/>
-        </w:rPr>
-        <w:t>Introduced validation gates and reconciliation jobs to prevent schema drift, enforce timestamp semantics, and keep reporting consistent across backfills and reprocessing.</w:t>
+        <w:rPr>
+          <w:sz w:val="22"/>
+        </w:rPr>
+      </w:pPr>
+      <w:r>
+        <w:rPr>
+          <w:sz w:val="22"/>
+        </w:rPr>
+        <w:t>Built strong foundations in algorithms, databases, distributed systems, and applied software engineering, which later supported practical work across Python services, Angular applications, data modeling, and production reliability.</w:t>
       </w:r>
     </w:p>
     <w:p>
@@ -5481,6 +3564,120 @@
 <file path=word/numbering.xml><?xml version="1.0" encoding="utf-8"?>
 <w:numbering xmlns:wpc="http://schemas.microsoft.com/office/word/2010/wordprocessingCanvas" xmlns:mc="http://schemas.openxmlformats.org/markup-compatibility/2006" xmlns:o="urn:schemas-microsoft-com:office:office" xmlns:r="http://schemas.openxmlformats.org/officeDocument/2006/relationships" xmlns:m="http://schemas.openxmlformats.org/officeDocument/2006/math" xmlns:v="urn:schemas-microsoft-com:vml" xmlns:wp14="http://schemas.microsoft.com/office/word/2010/wordprocessingDrawing" xmlns:wp="http://schemas.openxmlformats.org/drawingml/2006/wordprocessingDrawing" xmlns:w10="urn:schemas-microsoft-com:office:word" xmlns:w="http://schemas.openxmlformats.org/wordprocessingml/2006/main" xmlns:w14="http://schemas.microsoft.com/office/word/2010/wordml" xmlns:wpg="http://schemas.microsoft.com/office/word/2010/wordprocessingGroup" xmlns:wpi="http://schemas.microsoft.com/office/word/2010/wordprocessingInk" xmlns:wne="http://schemas.microsoft.com/office/word/2006/wordml" xmlns:wps="http://schemas.microsoft.com/office/word/2010/wordprocessingShape" mc:Ignorable="w14 wp14">
   <w:abstractNum w:abstractNumId="0">
+    <w:nsid w:val="02F0549B"/>
+    <w:multiLevelType w:val="hybridMultilevel"/>
+    <w:tmpl w:val="F8EC2E60"/>
+    <w:lvl w:ilvl="0" w:tplc="4B22CC20">
+      <w:start w:val="1"/>
+      <w:numFmt w:val="bullet"/>
+      <w:lvlText w:val="-"/>
+      <w:lvlJc w:val="left"/>
+      <w:pPr>
+        <w:ind w:left="360" w:hanging="360"/>
+      </w:pPr>
+      <w:rPr>
+        <w:rFonts w:ascii="Yu Gothic" w:eastAsia="Yu Gothic" w:hAnsi="Yu Gothic" w:hint="eastAsia"/>
+        <w:sz w:val="22"/>
+      </w:rPr>
+    </w:lvl>
+    <w:lvl w:ilvl="1" w:tplc="04090003" w:tentative="1">
+      <w:start w:val="1"/>
+      <w:numFmt w:val="bullet"/>
+      <w:lvlText w:val="o"/>
+      <w:lvlJc w:val="left"/>
+      <w:pPr>
+        <w:ind w:left="1080" w:hanging="360"/>
+      </w:pPr>
+      <w:rPr>
+        <w:rFonts w:ascii="Courier New" w:hAnsi="Courier New" w:cs="Courier New" w:hint="default"/>
+      </w:rPr>
+    </w:lvl>
+    <w:lvl w:ilvl="2" w:tplc="04090005" w:tentative="1">
+      <w:start w:val="1"/>
+      <w:numFmt w:val="bullet"/>
+      <w:lvlText w:val=""/>
+      <w:lvlJc w:val="left"/>
+      <w:pPr>
+        <w:ind w:left="1800" w:hanging="360"/>
+      </w:pPr>
+      <w:rPr>
+        <w:rFonts w:ascii="Wingdings" w:hAnsi="Wingdings" w:hint="default"/>
+      </w:rPr>
+    </w:lvl>
+    <w:lvl w:ilvl="3" w:tplc="04090001" w:tentative="1">
+      <w:start w:val="1"/>
+      <w:numFmt w:val="bullet"/>
+      <w:lvlText w:val=""/>
+      <w:lvlJc w:val="left"/>
+      <w:pPr>
+        <w:ind w:left="2520" w:hanging="360"/>
+      </w:pPr>
+      <w:rPr>
+        <w:rFonts w:ascii="Symbol" w:hAnsi="Symbol" w:hint="default"/>
+      </w:rPr>
+    </w:lvl>
+    <w:lvl w:ilvl="4" w:tplc="04090003" w:tentative="1">
+      <w:start w:val="1"/>
+      <w:numFmt w:val="bullet"/>
+      <w:lvlText w:val="o"/>
+      <w:lvlJc w:val="left"/>
+      <w:pPr>
+        <w:ind w:left="3240" w:hanging="360"/>
+      </w:pPr>
+      <w:rPr>
+        <w:rFonts w:ascii="Courier New" w:hAnsi="Courier New" w:cs="Courier New" w:hint="default"/>
+      </w:rPr>
+    </w:lvl>
+    <w:lvl w:ilvl="5" w:tplc="04090005" w:tentative="1">
+      <w:start w:val="1"/>
+      <w:numFmt w:val="bullet"/>
+      <w:lvlText w:val=""/>
+      <w:lvlJc w:val="left"/>
+      <w:pPr>
+        <w:ind w:left="3960" w:hanging="360"/>
+      </w:pPr>
+      <w:rPr>
+        <w:rFonts w:ascii="Wingdings" w:hAnsi="Wingdings" w:hint="default"/>
+      </w:rPr>
+    </w:lvl>
+    <w:lvl w:ilvl="6" w:tplc="04090001" w:tentative="1">
+      <w:start w:val="1"/>
+      <w:numFmt w:val="bullet"/>
+      <w:lvlText w:val=""/>
+      <w:lvlJc w:val="left"/>
+      <w:pPr>
+        <w:ind w:left="4680" w:hanging="360"/>
+      </w:pPr>
+      <w:rPr>
+        <w:rFonts w:ascii="Symbol" w:hAnsi="Symbol" w:hint="default"/>
+      </w:rPr>
+    </w:lvl>
+    <w:lvl w:ilvl="7" w:tplc="04090003" w:tentative="1">
+      <w:start w:val="1"/>
+      <w:numFmt w:val="bullet"/>
+      <w:lvlText w:val="o"/>
+      <w:lvlJc w:val="left"/>
+      <w:pPr>
+        <w:ind w:left="5400" w:hanging="360"/>
+      </w:pPr>
+      <w:rPr>
+        <w:rFonts w:ascii="Courier New" w:hAnsi="Courier New" w:cs="Courier New" w:hint="default"/>
+      </w:rPr>
+    </w:lvl>
+    <w:lvl w:ilvl="8" w:tplc="04090005" w:tentative="1">
+      <w:start w:val="1"/>
+      <w:numFmt w:val="bullet"/>
+      <w:lvlText w:val=""/>
+      <w:lvlJc w:val="left"/>
+      <w:pPr>
+        <w:ind w:left="6120" w:hanging="360"/>
+      </w:pPr>
+      <w:rPr>
+        <w:rFonts w:ascii="Wingdings" w:hAnsi="Wingdings" w:hint="default"/>
+      </w:rPr>
+    </w:lvl>
+  </w:abstractNum>
+  <w:abstractNum w:abstractNumId="1">
     <w:nsid w:val="03481E15"/>
     <w:multiLevelType w:val="multilevel"/>
     <w:tmpl w:val="6B808512"/>
@@ -5629,7 +3826,7 @@
       </w:rPr>
     </w:lvl>
   </w:abstractNum>
-  <w:abstractNum w:abstractNumId="1">
+  <w:abstractNum w:abstractNumId="2">
     <w:nsid w:val="055E0E8F"/>
     <w:multiLevelType w:val="multilevel"/>
     <w:tmpl w:val="8E0E32E2"/>
@@ -5778,7 +3975,235 @@
       </w:rPr>
     </w:lvl>
   </w:abstractNum>
-  <w:abstractNum w:abstractNumId="2">
+  <w:abstractNum w:abstractNumId="3">
+    <w:nsid w:val="05B21C99"/>
+    <w:multiLevelType w:val="hybridMultilevel"/>
+    <w:tmpl w:val="AC388702"/>
+    <w:lvl w:ilvl="0" w:tplc="4B22CC20">
+      <w:start w:val="1"/>
+      <w:numFmt w:val="bullet"/>
+      <w:lvlText w:val="-"/>
+      <w:lvlJc w:val="left"/>
+      <w:pPr>
+        <w:ind w:left="360" w:hanging="360"/>
+      </w:pPr>
+      <w:rPr>
+        <w:rFonts w:ascii="Yu Gothic" w:eastAsia="Yu Gothic" w:hAnsi="Yu Gothic" w:hint="eastAsia"/>
+        <w:sz w:val="22"/>
+      </w:rPr>
+    </w:lvl>
+    <w:lvl w:ilvl="1" w:tplc="04090003" w:tentative="1">
+      <w:start w:val="1"/>
+      <w:numFmt w:val="bullet"/>
+      <w:lvlText w:val="o"/>
+      <w:lvlJc w:val="left"/>
+      <w:pPr>
+        <w:ind w:left="1080" w:hanging="360"/>
+      </w:pPr>
+      <w:rPr>
+        <w:rFonts w:ascii="Courier New" w:hAnsi="Courier New" w:cs="Courier New" w:hint="default"/>
+      </w:rPr>
+    </w:lvl>
+    <w:lvl w:ilvl="2" w:tplc="04090005" w:tentative="1">
+      <w:start w:val="1"/>
+      <w:numFmt w:val="bullet"/>
+      <w:lvlText w:val=""/>
+      <w:lvlJc w:val="left"/>
+      <w:pPr>
+        <w:ind w:left="1800" w:hanging="360"/>
+      </w:pPr>
+      <w:rPr>
+        <w:rFonts w:ascii="Wingdings" w:hAnsi="Wingdings" w:hint="default"/>
+      </w:rPr>
+    </w:lvl>
+    <w:lvl w:ilvl="3" w:tplc="04090001" w:tentative="1">
+      <w:start w:val="1"/>
+      <w:numFmt w:val="bullet"/>
+      <w:lvlText w:val=""/>
+      <w:lvlJc w:val="left"/>
+      <w:pPr>
+        <w:ind w:left="2520" w:hanging="360"/>
+      </w:pPr>
+      <w:rPr>
+        <w:rFonts w:ascii="Symbol" w:hAnsi="Symbol" w:hint="default"/>
+      </w:rPr>
+    </w:lvl>
+    <w:lvl w:ilvl="4" w:tplc="04090003" w:tentative="1">
+      <w:start w:val="1"/>
+      <w:numFmt w:val="bullet"/>
+      <w:lvlText w:val="o"/>
+      <w:lvlJc w:val="left"/>
+      <w:pPr>
+        <w:ind w:left="3240" w:hanging="360"/>
+      </w:pPr>
+      <w:rPr>
+        <w:rFonts w:ascii="Courier New" w:hAnsi="Courier New" w:cs="Courier New" w:hint="default"/>
+      </w:rPr>
+    </w:lvl>
+    <w:lvl w:ilvl="5" w:tplc="04090005" w:tentative="1">
+      <w:start w:val="1"/>
+      <w:numFmt w:val="bullet"/>
+      <w:lvlText w:val=""/>
+      <w:lvlJc w:val="left"/>
+      <w:pPr>
+        <w:ind w:left="3960" w:hanging="360"/>
+      </w:pPr>
+      <w:rPr>
+        <w:rFonts w:ascii="Wingdings" w:hAnsi="Wingdings" w:hint="default"/>
+      </w:rPr>
+    </w:lvl>
+    <w:lvl w:ilvl="6" w:tplc="04090001" w:tentative="1">
+      <w:start w:val="1"/>
+      <w:numFmt w:val="bullet"/>
+      <w:lvlText w:val=""/>
+      <w:lvlJc w:val="left"/>
+      <w:pPr>
+        <w:ind w:left="4680" w:hanging="360"/>
+      </w:pPr>
+      <w:rPr>
+        <w:rFonts w:ascii="Symbol" w:hAnsi="Symbol" w:hint="default"/>
+      </w:rPr>
+    </w:lvl>
+    <w:lvl w:ilvl="7" w:tplc="04090003" w:tentative="1">
+      <w:start w:val="1"/>
+      <w:numFmt w:val="bullet"/>
+      <w:lvlText w:val="o"/>
+      <w:lvlJc w:val="left"/>
+      <w:pPr>
+        <w:ind w:left="5400" w:hanging="360"/>
+      </w:pPr>
+      <w:rPr>
+        <w:rFonts w:ascii="Courier New" w:hAnsi="Courier New" w:cs="Courier New" w:hint="default"/>
+      </w:rPr>
+    </w:lvl>
+    <w:lvl w:ilvl="8" w:tplc="04090005" w:tentative="1">
+      <w:start w:val="1"/>
+      <w:numFmt w:val="bullet"/>
+      <w:lvlText w:val=""/>
+      <w:lvlJc w:val="left"/>
+      <w:pPr>
+        <w:ind w:left="6120" w:hanging="360"/>
+      </w:pPr>
+      <w:rPr>
+        <w:rFonts w:ascii="Wingdings" w:hAnsi="Wingdings" w:hint="default"/>
+      </w:rPr>
+    </w:lvl>
+  </w:abstractNum>
+  <w:abstractNum w:abstractNumId="4">
+    <w:nsid w:val="06E52EEC"/>
+    <w:multiLevelType w:val="hybridMultilevel"/>
+    <w:tmpl w:val="BEB82F78"/>
+    <w:lvl w:ilvl="0" w:tplc="4B22CC20">
+      <w:start w:val="1"/>
+      <w:numFmt w:val="bullet"/>
+      <w:lvlText w:val="-"/>
+      <w:lvlJc w:val="left"/>
+      <w:pPr>
+        <w:ind w:left="360" w:hanging="360"/>
+      </w:pPr>
+      <w:rPr>
+        <w:rFonts w:ascii="Yu Gothic" w:eastAsia="Yu Gothic" w:hAnsi="Yu Gothic" w:hint="eastAsia"/>
+        <w:sz w:val="22"/>
+      </w:rPr>
+    </w:lvl>
+    <w:lvl w:ilvl="1" w:tplc="04090003" w:tentative="1">
+      <w:start w:val="1"/>
+      <w:numFmt w:val="bullet"/>
+      <w:lvlText w:val="o"/>
+      <w:lvlJc w:val="left"/>
+      <w:pPr>
+        <w:ind w:left="1080" w:hanging="360"/>
+      </w:pPr>
+      <w:rPr>
+        <w:rFonts w:ascii="Courier New" w:hAnsi="Courier New" w:cs="Courier New" w:hint="default"/>
+      </w:rPr>
+    </w:lvl>
+    <w:lvl w:ilvl="2" w:tplc="04090005" w:tentative="1">
+      <w:start w:val="1"/>
+      <w:numFmt w:val="bullet"/>
+      <w:lvlText w:val=""/>
+      <w:lvlJc w:val="left"/>
+      <w:pPr>
+        <w:ind w:left="1800" w:hanging="360"/>
+      </w:pPr>
+      <w:rPr>
+        <w:rFonts w:ascii="Wingdings" w:hAnsi="Wingdings" w:hint="default"/>
+      </w:rPr>
+    </w:lvl>
+    <w:lvl w:ilvl="3" w:tplc="04090001" w:tentative="1">
+      <w:start w:val="1"/>
+      <w:numFmt w:val="bullet"/>
+      <w:lvlText w:val=""/>
+      <w:lvlJc w:val="left"/>
+      <w:pPr>
+        <w:ind w:left="2520" w:hanging="360"/>
+      </w:pPr>
+      <w:rPr>
+        <w:rFonts w:ascii="Symbol" w:hAnsi="Symbol" w:hint="default"/>
+      </w:rPr>
+    </w:lvl>
+    <w:lvl w:ilvl="4" w:tplc="04090003" w:tentative="1">
+      <w:start w:val="1"/>
+      <w:numFmt w:val="bullet"/>
+      <w:lvlText w:val="o"/>
+      <w:lvlJc w:val="left"/>
+      <w:pPr>
+        <w:ind w:left="3240" w:hanging="360"/>
+      </w:pPr>
+      <w:rPr>
+        <w:rFonts w:ascii="Courier New" w:hAnsi="Courier New" w:cs="Courier New" w:hint="default"/>
+      </w:rPr>
+    </w:lvl>
+    <w:lvl w:ilvl="5" w:tplc="04090005" w:tentative="1">
+      <w:start w:val="1"/>
+      <w:numFmt w:val="bullet"/>
+      <w:lvlText w:val=""/>
+      <w:lvlJc w:val="left"/>
+      <w:pPr>
+        <w:ind w:left="3960" w:hanging="360"/>
+      </w:pPr>
+      <w:rPr>
+        <w:rFonts w:ascii="Wingdings" w:hAnsi="Wingdings" w:hint="default"/>
+      </w:rPr>
+    </w:lvl>
+    <w:lvl w:ilvl="6" w:tplc="04090001" w:tentative="1">
+      <w:start w:val="1"/>
+      <w:numFmt w:val="bullet"/>
+      <w:lvlText w:val=""/>
+      <w:lvlJc w:val="left"/>
+      <w:pPr>
+        <w:ind w:left="4680" w:hanging="360"/>
+      </w:pPr>
+      <w:rPr>
+        <w:rFonts w:ascii="Symbol" w:hAnsi="Symbol" w:hint="default"/>
+      </w:rPr>
+    </w:lvl>
+    <w:lvl w:ilvl="7" w:tplc="04090003" w:tentative="1">
+      <w:start w:val="1"/>
+      <w:numFmt w:val="bullet"/>
+      <w:lvlText w:val="o"/>
+      <w:lvlJc w:val="left"/>
+      <w:pPr>
+        <w:ind w:left="5400" w:hanging="360"/>
+      </w:pPr>
+      <w:rPr>
+        <w:rFonts w:ascii="Courier New" w:hAnsi="Courier New" w:cs="Courier New" w:hint="default"/>
+      </w:rPr>
+    </w:lvl>
+    <w:lvl w:ilvl="8" w:tplc="04090005" w:tentative="1">
+      <w:start w:val="1"/>
+      <w:numFmt w:val="bullet"/>
+      <w:lvlText w:val=""/>
+      <w:lvlJc w:val="left"/>
+      <w:pPr>
+        <w:ind w:left="6120" w:hanging="360"/>
+      </w:pPr>
+      <w:rPr>
+        <w:rFonts w:ascii="Wingdings" w:hAnsi="Wingdings" w:hint="default"/>
+      </w:rPr>
+    </w:lvl>
+  </w:abstractNum>
+  <w:abstractNum w:abstractNumId="5">
     <w:nsid w:val="07211EFC"/>
     <w:multiLevelType w:val="hybridMultilevel"/>
     <w:tmpl w:val="DA881D02"/>
@@ -5890,7 +4315,7 @@
       </w:rPr>
     </w:lvl>
   </w:abstractNum>
-  <w:abstractNum w:abstractNumId="3">
+  <w:abstractNum w:abstractNumId="6">
     <w:nsid w:val="0BE753CC"/>
     <w:multiLevelType w:val="hybridMultilevel"/>
     <w:tmpl w:val="E0A00B66"/>
@@ -5976,7 +4401,7 @@
       </w:pPr>
     </w:lvl>
   </w:abstractNum>
-  <w:abstractNum w:abstractNumId="4">
+  <w:abstractNum w:abstractNumId="7">
     <w:nsid w:val="11F63656"/>
     <w:multiLevelType w:val="hybridMultilevel"/>
     <w:tmpl w:val="9454D4C2"/>
@@ -6089,7 +4514,7 @@
       </w:rPr>
     </w:lvl>
   </w:abstractNum>
-  <w:abstractNum w:abstractNumId="5">
+  <w:abstractNum w:abstractNumId="8">
     <w:nsid w:val="168D5E2C"/>
     <w:multiLevelType w:val="hybridMultilevel"/>
     <w:tmpl w:val="15CA23FA"/>
@@ -6202,7 +4627,7 @@
       </w:rPr>
     </w:lvl>
   </w:abstractNum>
-  <w:abstractNum w:abstractNumId="6">
+  <w:abstractNum w:abstractNumId="9">
     <w:nsid w:val="175C62E9"/>
     <w:multiLevelType w:val="multilevel"/>
     <w:tmpl w:val="C75226FC"/>
@@ -6351,7 +4776,7 @@
       </w:rPr>
     </w:lvl>
   </w:abstractNum>
-  <w:abstractNum w:abstractNumId="7">
+  <w:abstractNum w:abstractNumId="10">
     <w:nsid w:val="221F4A5E"/>
     <w:multiLevelType w:val="hybridMultilevel"/>
     <w:tmpl w:val="5B88D464"/>
@@ -6440,7 +4865,121 @@
       </w:pPr>
     </w:lvl>
   </w:abstractNum>
-  <w:abstractNum w:abstractNumId="8">
+  <w:abstractNum w:abstractNumId="11">
+    <w:nsid w:val="23A104D9"/>
+    <w:multiLevelType w:val="hybridMultilevel"/>
+    <w:tmpl w:val="6150AFB2"/>
+    <w:lvl w:ilvl="0" w:tplc="4B22CC20">
+      <w:start w:val="1"/>
+      <w:numFmt w:val="bullet"/>
+      <w:lvlText w:val="-"/>
+      <w:lvlJc w:val="left"/>
+      <w:pPr>
+        <w:ind w:left="360" w:hanging="360"/>
+      </w:pPr>
+      <w:rPr>
+        <w:rFonts w:ascii="Yu Gothic" w:eastAsia="Yu Gothic" w:hAnsi="Yu Gothic" w:hint="eastAsia"/>
+        <w:sz w:val="22"/>
+      </w:rPr>
+    </w:lvl>
+    <w:lvl w:ilvl="1" w:tplc="04090003" w:tentative="1">
+      <w:start w:val="1"/>
+      <w:numFmt w:val="bullet"/>
+      <w:lvlText w:val="o"/>
+      <w:lvlJc w:val="left"/>
+      <w:pPr>
+        <w:ind w:left="1080" w:hanging="360"/>
+      </w:pPr>
+      <w:rPr>
+        <w:rFonts w:ascii="Courier New" w:hAnsi="Courier New" w:cs="Courier New" w:hint="default"/>
+      </w:rPr>
+    </w:lvl>
+    <w:lvl w:ilvl="2" w:tplc="04090005" w:tentative="1">
+      <w:start w:val="1"/>
+      <w:numFmt w:val="bullet"/>
+      <w:lvlText w:val=""/>
+      <w:lvlJc w:val="left"/>
+      <w:pPr>
+        <w:ind w:left="1800" w:hanging="360"/>
+      </w:pPr>
+      <w:rPr>
+        <w:rFonts w:ascii="Wingdings" w:hAnsi="Wingdings" w:hint="default"/>
+      </w:rPr>
+    </w:lvl>
+    <w:lvl w:ilvl="3" w:tplc="04090001" w:tentative="1">
+      <w:start w:val="1"/>
+      <w:numFmt w:val="bullet"/>
+      <w:lvlText w:val=""/>
+      <w:lvlJc w:val="left"/>
+      <w:pPr>
+        <w:ind w:left="2520" w:hanging="360"/>
+      </w:pPr>
+      <w:rPr>
+        <w:rFonts w:ascii="Symbol" w:hAnsi="Symbol" w:hint="default"/>
+      </w:rPr>
+    </w:lvl>
+    <w:lvl w:ilvl="4" w:tplc="04090003" w:tentative="1">
+      <w:start w:val="1"/>
+      <w:numFmt w:val="bullet"/>
+      <w:lvlText w:val="o"/>
+      <w:lvlJc w:val="left"/>
+      <w:pPr>
+        <w:ind w:left="3240" w:hanging="360"/>
+      </w:pPr>
+      <w:rPr>
+        <w:rFonts w:ascii="Courier New" w:hAnsi="Courier New" w:cs="Courier New" w:hint="default"/>
+      </w:rPr>
+    </w:lvl>
+    <w:lvl w:ilvl="5" w:tplc="04090005" w:tentative="1">
+      <w:start w:val="1"/>
+      <w:numFmt w:val="bullet"/>
+      <w:lvlText w:val=""/>
+      <w:lvlJc w:val="left"/>
+      <w:pPr>
+        <w:ind w:left="3960" w:hanging="360"/>
+      </w:pPr>
+      <w:rPr>
+        <w:rFonts w:ascii="Wingdings" w:hAnsi="Wingdings" w:hint="default"/>
+      </w:rPr>
+    </w:lvl>
+    <w:lvl w:ilvl="6" w:tplc="04090001" w:tentative="1">
+      <w:start w:val="1"/>
+      <w:numFmt w:val="bullet"/>
+      <w:lvlText w:val=""/>
+      <w:lvlJc w:val="left"/>
+      <w:pPr>
+        <w:ind w:left="4680" w:hanging="360"/>
+      </w:pPr>
+      <w:rPr>
+        <w:rFonts w:ascii="Symbol" w:hAnsi="Symbol" w:hint="default"/>
+      </w:rPr>
+    </w:lvl>
+    <w:lvl w:ilvl="7" w:tplc="04090003" w:tentative="1">
+      <w:start w:val="1"/>
+      <w:numFmt w:val="bullet"/>
+      <w:lvlText w:val="o"/>
+      <w:lvlJc w:val="left"/>
+      <w:pPr>
+        <w:ind w:left="5400" w:hanging="360"/>
+      </w:pPr>
+      <w:rPr>
+        <w:rFonts w:ascii="Courier New" w:hAnsi="Courier New" w:cs="Courier New" w:hint="default"/>
+      </w:rPr>
+    </w:lvl>
+    <w:lvl w:ilvl="8" w:tplc="04090005" w:tentative="1">
+      <w:start w:val="1"/>
+      <w:numFmt w:val="bullet"/>
+      <w:lvlText w:val=""/>
+      <w:lvlJc w:val="left"/>
+      <w:pPr>
+        <w:ind w:left="6120" w:hanging="360"/>
+      </w:pPr>
+      <w:rPr>
+        <w:rFonts w:ascii="Wingdings" w:hAnsi="Wingdings" w:hint="default"/>
+      </w:rPr>
+    </w:lvl>
+  </w:abstractNum>
+  <w:abstractNum w:abstractNumId="12">
     <w:nsid w:val="2C7B2F6B"/>
     <w:multiLevelType w:val="hybridMultilevel"/>
     <w:tmpl w:val="8BCEC16A"/>
@@ -6553,7 +5092,7 @@
       </w:rPr>
     </w:lvl>
   </w:abstractNum>
-  <w:abstractNum w:abstractNumId="9">
+  <w:abstractNum w:abstractNumId="13">
     <w:nsid w:val="30FA1FFD"/>
     <w:multiLevelType w:val="multilevel"/>
     <w:tmpl w:val="C7C8FAD0"/>
@@ -6702,7 +5241,7 @@
       </w:rPr>
     </w:lvl>
   </w:abstractNum>
-  <w:abstractNum w:abstractNumId="10">
+  <w:abstractNum w:abstractNumId="14">
     <w:nsid w:val="32A94DF8"/>
     <w:multiLevelType w:val="hybridMultilevel"/>
     <w:tmpl w:val="CFE03BC0"/>
@@ -6816,7 +5355,7 @@
       </w:rPr>
     </w:lvl>
   </w:abstractNum>
-  <w:abstractNum w:abstractNumId="11">
+  <w:abstractNum w:abstractNumId="15">
     <w:nsid w:val="32C0200B"/>
     <w:multiLevelType w:val="hybridMultilevel"/>
     <w:tmpl w:val="DCA09366"/>
@@ -6929,7 +5468,7 @@
       </w:rPr>
     </w:lvl>
   </w:abstractNum>
-  <w:abstractNum w:abstractNumId="12">
+  <w:abstractNum w:abstractNumId="16">
     <w:nsid w:val="32E36685"/>
     <w:multiLevelType w:val="hybridMultilevel"/>
     <w:tmpl w:val="7578F64E"/>
@@ -7042,7 +5581,121 @@
       </w:rPr>
     </w:lvl>
   </w:abstractNum>
-  <w:abstractNum w:abstractNumId="13">
+  <w:abstractNum w:abstractNumId="17">
+    <w:nsid w:val="332A1729"/>
+    <w:multiLevelType w:val="hybridMultilevel"/>
+    <w:tmpl w:val="8B8CF2DC"/>
+    <w:lvl w:ilvl="0" w:tplc="4B22CC20">
+      <w:start w:val="1"/>
+      <w:numFmt w:val="bullet"/>
+      <w:lvlText w:val="-"/>
+      <w:lvlJc w:val="left"/>
+      <w:pPr>
+        <w:ind w:left="360" w:hanging="360"/>
+      </w:pPr>
+      <w:rPr>
+        <w:rFonts w:ascii="Yu Gothic" w:eastAsia="Yu Gothic" w:hAnsi="Yu Gothic" w:hint="eastAsia"/>
+        <w:sz w:val="22"/>
+      </w:rPr>
+    </w:lvl>
+    <w:lvl w:ilvl="1" w:tplc="04090003" w:tentative="1">
+      <w:start w:val="1"/>
+      <w:numFmt w:val="bullet"/>
+      <w:lvlText w:val="o"/>
+      <w:lvlJc w:val="left"/>
+      <w:pPr>
+        <w:ind w:left="1080" w:hanging="360"/>
+      </w:pPr>
+      <w:rPr>
+        <w:rFonts w:ascii="Courier New" w:hAnsi="Courier New" w:cs="Courier New" w:hint="default"/>
+      </w:rPr>
+    </w:lvl>
+    <w:lvl w:ilvl="2" w:tplc="04090005" w:tentative="1">
+      <w:start w:val="1"/>
+      <w:numFmt w:val="bullet"/>
+      <w:lvlText w:val=""/>
+      <w:lvlJc w:val="left"/>
+      <w:pPr>
+        <w:ind w:left="1800" w:hanging="360"/>
+      </w:pPr>
+      <w:rPr>
+        <w:rFonts w:ascii="Wingdings" w:hAnsi="Wingdings" w:hint="default"/>
+      </w:rPr>
+    </w:lvl>
+    <w:lvl w:ilvl="3" w:tplc="04090001" w:tentative="1">
+      <w:start w:val="1"/>
+      <w:numFmt w:val="bullet"/>
+      <w:lvlText w:val=""/>
+      <w:lvlJc w:val="left"/>
+      <w:pPr>
+        <w:ind w:left="2520" w:hanging="360"/>
+      </w:pPr>
+      <w:rPr>
+        <w:rFonts w:ascii="Symbol" w:hAnsi="Symbol" w:hint="default"/>
+      </w:rPr>
+    </w:lvl>
+    <w:lvl w:ilvl="4" w:tplc="04090003" w:tentative="1">
+      <w:start w:val="1"/>
+      <w:numFmt w:val="bullet"/>
+      <w:lvlText w:val="o"/>
+      <w:lvlJc w:val="left"/>
+      <w:pPr>
+        <w:ind w:left="3240" w:hanging="360"/>
+      </w:pPr>
+      <w:rPr>
+        <w:rFonts w:ascii="Courier New" w:hAnsi="Courier New" w:cs="Courier New" w:hint="default"/>
+      </w:rPr>
+    </w:lvl>
+    <w:lvl w:ilvl="5" w:tplc="04090005" w:tentative="1">
+      <w:start w:val="1"/>
+      <w:numFmt w:val="bullet"/>
+      <w:lvlText w:val=""/>
+      <w:lvlJc w:val="left"/>
+      <w:pPr>
+        <w:ind w:left="3960" w:hanging="360"/>
+      </w:pPr>
+      <w:rPr>
+        <w:rFonts w:ascii="Wingdings" w:hAnsi="Wingdings" w:hint="default"/>
+      </w:rPr>
+    </w:lvl>
+    <w:lvl w:ilvl="6" w:tplc="04090001" w:tentative="1">
+      <w:start w:val="1"/>
+      <w:numFmt w:val="bullet"/>
+      <w:lvlText w:val=""/>
+      <w:lvlJc w:val="left"/>
+      <w:pPr>
+        <w:ind w:left="4680" w:hanging="360"/>
+      </w:pPr>
+      <w:rPr>
+        <w:rFonts w:ascii="Symbol" w:hAnsi="Symbol" w:hint="default"/>
+      </w:rPr>
+    </w:lvl>
+    <w:lvl w:ilvl="7" w:tplc="04090003" w:tentative="1">
+      <w:start w:val="1"/>
+      <w:numFmt w:val="bullet"/>
+      <w:lvlText w:val="o"/>
+      <w:lvlJc w:val="left"/>
+      <w:pPr>
+        <w:ind w:left="5400" w:hanging="360"/>
+      </w:pPr>
+      <w:rPr>
+        <w:rFonts w:ascii="Courier New" w:hAnsi="Courier New" w:cs="Courier New" w:hint="default"/>
+      </w:rPr>
+    </w:lvl>
+    <w:lvl w:ilvl="8" w:tplc="04090005" w:tentative="1">
+      <w:start w:val="1"/>
+      <w:numFmt w:val="bullet"/>
+      <w:lvlText w:val=""/>
+      <w:lvlJc w:val="left"/>
+      <w:pPr>
+        <w:ind w:left="6120" w:hanging="360"/>
+      </w:pPr>
+      <w:rPr>
+        <w:rFonts w:ascii="Wingdings" w:hAnsi="Wingdings" w:hint="default"/>
+      </w:rPr>
+    </w:lvl>
+  </w:abstractNum>
+  <w:abstractNum w:abstractNumId="18">
     <w:nsid w:val="395376F1"/>
     <w:multiLevelType w:val="multilevel"/>
     <w:tmpl w:val="B69626D0"/>
@@ -7191,7 +5844,7 @@
       </w:rPr>
     </w:lvl>
   </w:abstractNum>
-  <w:abstractNum w:abstractNumId="14">
+  <w:abstractNum w:abstractNumId="19">
     <w:nsid w:val="46211164"/>
     <w:multiLevelType w:val="hybridMultilevel"/>
     <w:tmpl w:val="B45A4F54"/>
@@ -7304,7 +5957,7 @@
       </w:rPr>
     </w:lvl>
   </w:abstractNum>
-  <w:abstractNum w:abstractNumId="15">
+  <w:abstractNum w:abstractNumId="20">
     <w:nsid w:val="46817AA9"/>
     <w:multiLevelType w:val="hybridMultilevel"/>
     <w:tmpl w:val="0CBE30E4"/>
@@ -7417,7 +6070,7 @@
       </w:rPr>
     </w:lvl>
   </w:abstractNum>
-  <w:abstractNum w:abstractNumId="16">
+  <w:abstractNum w:abstractNumId="21">
     <w:nsid w:val="4A770CF7"/>
     <w:multiLevelType w:val="hybridMultilevel"/>
     <w:tmpl w:val="2E141E28"/>
@@ -7529,7 +6182,7 @@
       </w:rPr>
     </w:lvl>
   </w:abstractNum>
-  <w:abstractNum w:abstractNumId="17">
+  <w:abstractNum w:abstractNumId="22">
     <w:nsid w:val="4ADA45C0"/>
     <w:multiLevelType w:val="hybridMultilevel"/>
     <w:tmpl w:val="5386CA30"/>
@@ -7642,7 +6295,121 @@
       </w:rPr>
     </w:lvl>
   </w:abstractNum>
-  <w:abstractNum w:abstractNumId="18">
+  <w:abstractNum w:abstractNumId="23">
+    <w:nsid w:val="4D284945"/>
+    <w:multiLevelType w:val="hybridMultilevel"/>
+    <w:tmpl w:val="574C8FFE"/>
+    <w:lvl w:ilvl="0" w:tplc="4B22CC20">
+      <w:start w:val="1"/>
+      <w:numFmt w:val="bullet"/>
+      <w:lvlText w:val="-"/>
+      <w:lvlJc w:val="left"/>
+      <w:pPr>
+        <w:ind w:left="360" w:hanging="360"/>
+      </w:pPr>
+      <w:rPr>
+        <w:rFonts w:ascii="Yu Gothic" w:eastAsia="Yu Gothic" w:hAnsi="Yu Gothic" w:hint="eastAsia"/>
+        <w:sz w:val="22"/>
+      </w:rPr>
+    </w:lvl>
+    <w:lvl w:ilvl="1" w:tplc="04090003" w:tentative="1">
+      <w:start w:val="1"/>
+      <w:numFmt w:val="bullet"/>
+      <w:lvlText w:val="o"/>
+      <w:lvlJc w:val="left"/>
+      <w:pPr>
+        <w:ind w:left="1080" w:hanging="360"/>
+      </w:pPr>
+      <w:rPr>
+        <w:rFonts w:ascii="Courier New" w:hAnsi="Courier New" w:cs="Courier New" w:hint="default"/>
+      </w:rPr>
+    </w:lvl>
+    <w:lvl w:ilvl="2" w:tplc="04090005" w:tentative="1">
+      <w:start w:val="1"/>
+      <w:numFmt w:val="bullet"/>
+      <w:lvlText w:val=""/>
+      <w:lvlJc w:val="left"/>
+      <w:pPr>
+        <w:ind w:left="1800" w:hanging="360"/>
+      </w:pPr>
+      <w:rPr>
+        <w:rFonts w:ascii="Wingdings" w:hAnsi="Wingdings" w:hint="default"/>
+      </w:rPr>
+    </w:lvl>
+    <w:lvl w:ilvl="3" w:tplc="04090001" w:tentative="1">
+      <w:start w:val="1"/>
+      <w:numFmt w:val="bullet"/>
+      <w:lvlText w:val=""/>
+      <w:lvlJc w:val="left"/>
+      <w:pPr>
+        <w:ind w:left="2520" w:hanging="360"/>
+      </w:pPr>
+      <w:rPr>
+        <w:rFonts w:ascii="Symbol" w:hAnsi="Symbol" w:hint="default"/>
+      </w:rPr>
+    </w:lvl>
+    <w:lvl w:ilvl="4" w:tplc="04090003" w:tentative="1">
+      <w:start w:val="1"/>
+      <w:numFmt w:val="bullet"/>
+      <w:lvlText w:val="o"/>
+      <w:lvlJc w:val="left"/>
+      <w:pPr>
+        <w:ind w:left="3240" w:hanging="360"/>
+      </w:pPr>
+      <w:rPr>
+        <w:rFonts w:ascii="Courier New" w:hAnsi="Courier New" w:cs="Courier New" w:hint="default"/>
+      </w:rPr>
+    </w:lvl>
+    <w:lvl w:ilvl="5" w:tplc="04090005" w:tentative="1">
+      <w:start w:val="1"/>
+      <w:numFmt w:val="bullet"/>
+      <w:lvlText w:val=""/>
+      <w:lvlJc w:val="left"/>
+      <w:pPr>
+        <w:ind w:left="3960" w:hanging="360"/>
+      </w:pPr>
+      <w:rPr>
+        <w:rFonts w:ascii="Wingdings" w:hAnsi="Wingdings" w:hint="default"/>
+      </w:rPr>
+    </w:lvl>
+    <w:lvl w:ilvl="6" w:tplc="04090001" w:tentative="1">
+      <w:start w:val="1"/>
+      <w:numFmt w:val="bullet"/>
+      <w:lvlText w:val=""/>
+      <w:lvlJc w:val="left"/>
+      <w:pPr>
+        <w:ind w:left="4680" w:hanging="360"/>
+      </w:pPr>
+      <w:rPr>
+        <w:rFonts w:ascii="Symbol" w:hAnsi="Symbol" w:hint="default"/>
+      </w:rPr>
+    </w:lvl>
+    <w:lvl w:ilvl="7" w:tplc="04090003" w:tentative="1">
+      <w:start w:val="1"/>
+      <w:numFmt w:val="bullet"/>
+      <w:lvlText w:val="o"/>
+      <w:lvlJc w:val="left"/>
+      <w:pPr>
+        <w:ind w:left="5400" w:hanging="360"/>
+      </w:pPr>
+      <w:rPr>
+        <w:rFonts w:ascii="Courier New" w:hAnsi="Courier New" w:cs="Courier New" w:hint="default"/>
+      </w:rPr>
+    </w:lvl>
+    <w:lvl w:ilvl="8" w:tplc="04090005" w:tentative="1">
+      <w:start w:val="1"/>
+      <w:numFmt w:val="bullet"/>
+      <w:lvlText w:val=""/>
+      <w:lvlJc w:val="left"/>
+      <w:pPr>
+        <w:ind w:left="6120" w:hanging="360"/>
+      </w:pPr>
+      <w:rPr>
+        <w:rFonts w:ascii="Wingdings" w:hAnsi="Wingdings" w:hint="default"/>
+      </w:rPr>
+    </w:lvl>
+  </w:abstractNum>
+  <w:abstractNum w:abstractNumId="24">
     <w:nsid w:val="53687E90"/>
     <w:multiLevelType w:val="hybridMultilevel"/>
     <w:tmpl w:val="71DEEDB6"/>
@@ -7755,7 +6522,7 @@
       </w:rPr>
     </w:lvl>
   </w:abstractNum>
-  <w:abstractNum w:abstractNumId="19">
+  <w:abstractNum w:abstractNumId="25">
     <w:nsid w:val="54534210"/>
     <w:multiLevelType w:val="hybridMultilevel"/>
     <w:tmpl w:val="79AC324C"/>
@@ -7867,7 +6634,7 @@
       </w:rPr>
     </w:lvl>
   </w:abstractNum>
-  <w:abstractNum w:abstractNumId="20">
+  <w:abstractNum w:abstractNumId="26">
     <w:nsid w:val="56827475"/>
     <w:multiLevelType w:val="hybridMultilevel"/>
     <w:tmpl w:val="DF28AF82"/>
@@ -7980,7 +6747,7 @@
       </w:rPr>
     </w:lvl>
   </w:abstractNum>
-  <w:abstractNum w:abstractNumId="21">
+  <w:abstractNum w:abstractNumId="27">
     <w:nsid w:val="59D92FB7"/>
     <w:multiLevelType w:val="hybridMultilevel"/>
     <w:tmpl w:val="680E3D90"/>
@@ -8093,7 +6860,211 @@
       </w:rPr>
     </w:lvl>
   </w:abstractNum>
-  <w:abstractNum w:abstractNumId="22">
+  <w:abstractNum w:abstractNumId="28">
+    <w:nsid w:val="5A6B7ECF"/>
+    <w:multiLevelType w:val="hybridMultilevel"/>
+    <w:tmpl w:val="50F67AEE"/>
+    <w:lvl w:ilvl="0" w:tplc="4B22CC20">
+      <w:start w:val="1"/>
+      <w:numFmt w:val="bullet"/>
+      <w:lvlText w:val="-"/>
+      <w:lvlJc w:val="left"/>
+      <w:pPr>
+        <w:ind w:left="360" w:hanging="360"/>
+      </w:pPr>
+      <w:rPr>
+        <w:rFonts w:ascii="Yu Gothic" w:eastAsia="Yu Gothic" w:hAnsi="Yu Gothic" w:hint="eastAsia"/>
+        <w:sz w:val="22"/>
+      </w:rPr>
+    </w:lvl>
+    <w:lvl w:ilvl="1" w:tplc="04090003" w:tentative="1">
+      <w:start w:val="1"/>
+      <w:numFmt w:val="bullet"/>
+      <w:lvlText w:val="o"/>
+      <w:lvlJc w:val="left"/>
+      <w:pPr>
+        <w:ind w:left="1080" w:hanging="360"/>
+      </w:pPr>
+      <w:rPr>
+        <w:rFonts w:ascii="Courier New" w:hAnsi="Courier New" w:cs="Courier New" w:hint="default"/>
+      </w:rPr>
+    </w:lvl>
+    <w:lvl w:ilvl="2" w:tplc="04090005" w:tentative="1">
+      <w:start w:val="1"/>
+      <w:numFmt w:val="bullet"/>
+      <w:lvlText w:val=""/>
+      <w:lvlJc w:val="left"/>
+      <w:pPr>
+        <w:ind w:left="1800" w:hanging="360"/>
+      </w:pPr>
+      <w:rPr>
+        <w:rFonts w:ascii="Wingdings" w:hAnsi="Wingdings" w:hint="default"/>
+      </w:rPr>
+    </w:lvl>
+    <w:lvl w:ilvl="3" w:tplc="04090001" w:tentative="1">
+      <w:start w:val="1"/>
+      <w:numFmt w:val="bullet"/>
+      <w:lvlText w:val=""/>
+      <w:lvlJc w:val="left"/>
+      <w:pPr>
+        <w:ind w:left="2520" w:hanging="360"/>
+      </w:pPr>
+      <w:rPr>
+        <w:rFonts w:ascii="Symbol" w:hAnsi="Symbol" w:hint="default"/>
+      </w:rPr>
+    </w:lvl>
+    <w:lvl w:ilvl="4" w:tplc="04090003" w:tentative="1">
+      <w:start w:val="1"/>
+      <w:numFmt w:val="bullet"/>
+      <w:lvlText w:val="o"/>
+      <w:lvlJc w:val="left"/>
+      <w:pPr>
+        <w:ind w:left="3240" w:hanging="360"/>
+      </w:pPr>
+      <w:rPr>
+        <w:rFonts w:ascii="Courier New" w:hAnsi="Courier New" w:cs="Courier New" w:hint="default"/>
+      </w:rPr>
+    </w:lvl>
+    <w:lvl w:ilvl="5" w:tplc="04090005" w:tentative="1">
+      <w:start w:val="1"/>
+      <w:numFmt w:val="bullet"/>
+      <w:lvlText w:val=""/>
+      <w:lvlJc w:val="left"/>
+      <w:pPr>
+        <w:ind w:left="3960" w:hanging="360"/>
+      </w:pPr>
+      <w:rPr>
+        <w:rFonts w:ascii="Wingdings" w:hAnsi="Wingdings" w:hint="default"/>
+      </w:rPr>
+    </w:lvl>
+    <w:lvl w:ilvl="6" w:tplc="04090001" w:tentative="1">
+      <w:start w:val="1"/>
+      <w:numFmt w:val="bullet"/>
+      <w:lvlText w:val=""/>
+      <w:lvlJc w:val="left"/>
+      <w:pPr>
+        <w:ind w:left="4680" w:hanging="360"/>
+      </w:pPr>
+      <w:rPr>
+        <w:rFonts w:ascii="Symbol" w:hAnsi="Symbol" w:hint="default"/>
+      </w:rPr>
+    </w:lvl>
+    <w:lvl w:ilvl="7" w:tplc="04090003" w:tentative="1">
+      <w:start w:val="1"/>
+      <w:numFmt w:val="bullet"/>
+      <w:lvlText w:val="o"/>
+      <w:lvlJc w:val="left"/>
+      <w:pPr>
+        <w:ind w:left="5400" w:hanging="360"/>
+      </w:pPr>
+      <w:rPr>
+        <w:rFonts w:ascii="Courier New" w:hAnsi="Courier New" w:cs="Courier New" w:hint="default"/>
+      </w:rPr>
+    </w:lvl>
+    <w:lvl w:ilvl="8" w:tplc="04090005" w:tentative="1">
+      <w:start w:val="1"/>
+      <w:numFmt w:val="bullet"/>
+      <w:lvlText w:val=""/>
+      <w:lvlJc w:val="left"/>
+      <w:pPr>
+        <w:ind w:left="6120" w:hanging="360"/>
+      </w:pPr>
+      <w:rPr>
+        <w:rFonts w:ascii="Wingdings" w:hAnsi="Wingdings" w:hint="default"/>
+      </w:rPr>
+    </w:lvl>
+  </w:abstractNum>
+  <w:abstractNum w:abstractNumId="29">
+    <w:nsid w:val="5E355F94"/>
+    <w:multiLevelType w:val="hybridMultilevel"/>
+    <w:tmpl w:val="1D383C26"/>
+    <w:lvl w:ilvl="0" w:tplc="4B22CC20">
+      <w:start w:val="1"/>
+      <w:numFmt w:val="bullet"/>
+      <w:lvlText w:val="-"/>
+      <w:lvlJc w:val="left"/>
+      <w:pPr>
+        <w:ind w:left="360" w:hanging="360"/>
+      </w:pPr>
+      <w:rPr>
+        <w:rFonts w:ascii="Yu Gothic" w:eastAsia="Yu Gothic" w:hAnsi="Yu Gothic" w:hint="eastAsia"/>
+        <w:sz w:val="22"/>
+      </w:rPr>
+    </w:lvl>
+    <w:lvl w:ilvl="1" w:tplc="04090019" w:tentative="1">
+      <w:start w:val="1"/>
+      <w:numFmt w:val="lowerLetter"/>
+      <w:lvlText w:val="%2."/>
+      <w:lvlJc w:val="left"/>
+      <w:pPr>
+        <w:ind w:left="1080" w:hanging="360"/>
+      </w:pPr>
+    </w:lvl>
+    <w:lvl w:ilvl="2" w:tplc="0409001B" w:tentative="1">
+      <w:start w:val="1"/>
+      <w:numFmt w:val="lowerRoman"/>
+      <w:lvlText w:val="%3."/>
+      <w:lvlJc w:val="right"/>
+      <w:pPr>
+        <w:ind w:left="1800" w:hanging="180"/>
+      </w:pPr>
+    </w:lvl>
+    <w:lvl w:ilvl="3" w:tplc="0409000F" w:tentative="1">
+      <w:start w:val="1"/>
+      <w:numFmt w:val="decimal"/>
+      <w:lvlText w:val="%4."/>
+      <w:lvlJc w:val="left"/>
+      <w:pPr>
+        <w:ind w:left="2520" w:hanging="360"/>
+      </w:pPr>
+    </w:lvl>
+    <w:lvl w:ilvl="4" w:tplc="04090019" w:tentative="1">
+      <w:start w:val="1"/>
+      <w:numFmt w:val="lowerLetter"/>
+      <w:lvlText w:val="%5."/>
+      <w:lvlJc w:val="left"/>
+      <w:pPr>
+        <w:ind w:left="3240" w:hanging="360"/>
+      </w:pPr>
+    </w:lvl>
+    <w:lvl w:ilvl="5" w:tplc="0409001B" w:tentative="1">
+      <w:start w:val="1"/>
+      <w:numFmt w:val="lowerRoman"/>
+      <w:lvlText w:val="%6."/>
+      <w:lvlJc w:val="right"/>
+      <w:pPr>
+        <w:ind w:left="3960" w:hanging="180"/>
+      </w:pPr>
+    </w:lvl>
+    <w:lvl w:ilvl="6" w:tplc="0409000F" w:tentative="1">
+      <w:start w:val="1"/>
+      <w:numFmt w:val="decimal"/>
+      <w:lvlText w:val="%7."/>
+      <w:lvlJc w:val="left"/>
+      <w:pPr>
+        <w:ind w:left="4680" w:hanging="360"/>
+      </w:pPr>
+    </w:lvl>
+    <w:lvl w:ilvl="7" w:tplc="04090019" w:tentative="1">
+      <w:start w:val="1"/>
+      <w:numFmt w:val="lowerLetter"/>
+      <w:lvlText w:val="%8."/>
+      <w:lvlJc w:val="left"/>
+      <w:pPr>
+        <w:ind w:left="5400" w:hanging="360"/>
+      </w:pPr>
+    </w:lvl>
+    <w:lvl w:ilvl="8" w:tplc="0409001B" w:tentative="1">
+      <w:start w:val="1"/>
+      <w:numFmt w:val="lowerRoman"/>
+      <w:lvlText w:val="%9."/>
+      <w:lvlJc w:val="right"/>
+      <w:pPr>
+        <w:ind w:left="6120" w:hanging="180"/>
+      </w:pPr>
+    </w:lvl>
+  </w:abstractNum>
+  <w:abstractNum w:abstractNumId="30">
     <w:nsid w:val="5F131A83"/>
     <w:multiLevelType w:val="hybridMultilevel"/>
     <w:tmpl w:val="3E9899C8"/>
@@ -8206,7 +7177,7 @@
       </w:rPr>
     </w:lvl>
   </w:abstractNum>
-  <w:abstractNum w:abstractNumId="23">
+  <w:abstractNum w:abstractNumId="31">
     <w:nsid w:val="61915459"/>
     <w:multiLevelType w:val="multilevel"/>
     <w:tmpl w:val="3EC21006"/>
@@ -8355,7 +7326,7 @@
       </w:rPr>
     </w:lvl>
   </w:abstractNum>
-  <w:abstractNum w:abstractNumId="24">
+  <w:abstractNum w:abstractNumId="32">
     <w:nsid w:val="62301B98"/>
     <w:multiLevelType w:val="hybridMultilevel"/>
     <w:tmpl w:val="A3FEC8DE"/>
@@ -8468,7 +7439,7 @@
       </w:rPr>
     </w:lvl>
   </w:abstractNum>
-  <w:abstractNum w:abstractNumId="25">
+  <w:abstractNum w:abstractNumId="33">
     <w:nsid w:val="64BA7691"/>
     <w:multiLevelType w:val="hybridMultilevel"/>
     <w:tmpl w:val="EA6A6DD4"/>
@@ -8581,7 +7552,7 @@
       </w:rPr>
     </w:lvl>
   </w:abstractNum>
-  <w:abstractNum w:abstractNumId="26">
+  <w:abstractNum w:abstractNumId="34">
     <w:nsid w:val="65D204A4"/>
     <w:multiLevelType w:val="hybridMultilevel"/>
     <w:tmpl w:val="4A9CB89A"/>
@@ -8693,7 +7664,97 @@
       </w:rPr>
     </w:lvl>
   </w:abstractNum>
-  <w:abstractNum w:abstractNumId="27">
+  <w:abstractNum w:abstractNumId="35">
+    <w:nsid w:val="66633C3F"/>
+    <w:multiLevelType w:val="hybridMultilevel"/>
+    <w:tmpl w:val="D760F6EA"/>
+    <w:lvl w:ilvl="0" w:tplc="4B22CC20">
+      <w:start w:val="1"/>
+      <w:numFmt w:val="bullet"/>
+      <w:lvlText w:val="-"/>
+      <w:lvlJc w:val="left"/>
+      <w:pPr>
+        <w:ind w:left="720" w:hanging="360"/>
+      </w:pPr>
+      <w:rPr>
+        <w:rFonts w:ascii="Yu Gothic" w:eastAsia="Yu Gothic" w:hAnsi="Yu Gothic" w:hint="eastAsia"/>
+        <w:sz w:val="22"/>
+      </w:rPr>
+    </w:lvl>
+    <w:lvl w:ilvl="1" w:tplc="04090019" w:tentative="1">
+      <w:start w:val="1"/>
+      <w:numFmt w:val="lowerLetter"/>
+      <w:lvlText w:val="%2."/>
+      <w:lvlJc w:val="left"/>
+      <w:pPr>
+        <w:ind w:left="1440" w:hanging="360"/>
+      </w:pPr>
+    </w:lvl>
+    <w:lvl w:ilvl="2" w:tplc="0409001B" w:tentative="1">
+      <w:start w:val="1"/>
+      <w:numFmt w:val="lowerRoman"/>
+      <w:lvlText w:val="%3."/>
+      <w:lvlJc w:val="right"/>
+      <w:pPr>
+        <w:ind w:left="2160" w:hanging="180"/>
+      </w:pPr>
+    </w:lvl>
+    <w:lvl w:ilvl="3" w:tplc="0409000F" w:tentative="1">
+      <w:start w:val="1"/>
+      <w:numFmt w:val="decimal"/>
+      <w:lvlText w:val="%4."/>
+      <w:lvlJc w:val="left"/>
+      <w:pPr>
+        <w:ind w:left="2880" w:hanging="360"/>
+      </w:pPr>
+    </w:lvl>
+    <w:lvl w:ilvl="4" w:tplc="04090019" w:tentative="1">
+      <w:start w:val="1"/>
+      <w:numFmt w:val="lowerLetter"/>
+      <w:lvlText w:val="%5."/>
+      <w:lvlJc w:val="left"/>
+      <w:pPr>
+        <w:ind w:left="3600" w:hanging="360"/>
+      </w:pPr>
+    </w:lvl>
+    <w:lvl w:ilvl="5" w:tplc="0409001B" w:tentative="1">
+      <w:start w:val="1"/>
+      <w:numFmt w:val="lowerRoman"/>
+      <w:lvlText w:val="%6."/>
+      <w:lvlJc w:val="right"/>
+      <w:pPr>
+        <w:ind w:left="4320" w:hanging="180"/>
+      </w:pPr>
+    </w:lvl>
+    <w:lvl w:ilvl="6" w:tplc="0409000F" w:tentative="1">
+      <w:start w:val="1"/>
+      <w:numFmt w:val="decimal"/>
+      <w:lvlText w:val="%7."/>
+      <w:lvlJc w:val="left"/>
+      <w:pPr>
+        <w:ind w:left="5040" w:hanging="360"/>
+      </w:pPr>
+    </w:lvl>
+    <w:lvl w:ilvl="7" w:tplc="04090019" w:tentative="1">
+      <w:start w:val="1"/>
+      <w:numFmt w:val="lowerLetter"/>
+      <w:lvlText w:val="%8."/>
+      <w:lvlJc w:val="left"/>
+      <w:pPr>
+        <w:ind w:left="5760" w:hanging="360"/>
+      </w:pPr>
+    </w:lvl>
+    <w:lvl w:ilvl="8" w:tplc="0409001B" w:tentative="1">
+      <w:start w:val="1"/>
+      <w:numFmt w:val="lowerRoman"/>
+      <w:lvlText w:val="%9."/>
+      <w:lvlJc w:val="right"/>
+      <w:pPr>
+        <w:ind w:left="6480" w:hanging="180"/>
+      </w:pPr>
+    </w:lvl>
+  </w:abstractNum>
+  <w:abstractNum w:abstractNumId="36">
     <w:nsid w:val="68F26782"/>
     <w:multiLevelType w:val="hybridMultilevel"/>
     <w:tmpl w:val="45ECE62C"/>
@@ -8782,7 +7843,93 @@
       </w:pPr>
     </w:lvl>
   </w:abstractNum>
-  <w:abstractNum w:abstractNumId="28">
+  <w:abstractNum w:abstractNumId="37">
+    <w:nsid w:val="6F986973"/>
+    <w:multiLevelType w:val="hybridMultilevel"/>
+    <w:tmpl w:val="5F4C3E2E"/>
+    <w:lvl w:ilvl="0" w:tplc="0409000F">
+      <w:start w:val="1"/>
+      <w:numFmt w:val="decimal"/>
+      <w:lvlText w:val="%1."/>
+      <w:lvlJc w:val="left"/>
+      <w:pPr>
+        <w:ind w:left="720" w:hanging="360"/>
+      </w:pPr>
+    </w:lvl>
+    <w:lvl w:ilvl="1" w:tplc="04090019" w:tentative="1">
+      <w:start w:val="1"/>
+      <w:numFmt w:val="lowerLetter"/>
+      <w:lvlText w:val="%2."/>
+      <w:lvlJc w:val="left"/>
+      <w:pPr>
+        <w:ind w:left="1440" w:hanging="360"/>
+      </w:pPr>
+    </w:lvl>
+    <w:lvl w:ilvl="2" w:tplc="0409001B" w:tentative="1">
+      <w:start w:val="1"/>
+      <w:numFmt w:val="lowerRoman"/>
+      <w:lvlText w:val="%3."/>
+      <w:lvlJc w:val="right"/>
+      <w:pPr>
+        <w:ind w:left="2160" w:hanging="180"/>
+      </w:pPr>
+    </w:lvl>
+    <w:lvl w:ilvl="3" w:tplc="0409000F" w:tentative="1">
+      <w:start w:val="1"/>
+      <w:numFmt w:val="decimal"/>
+      <w:lvlText w:val="%4."/>
+      <w:lvlJc w:val="left"/>
+      <w:pPr>
+        <w:ind w:left="2880" w:hanging="360"/>
+      </w:pPr>
+    </w:lvl>
+    <w:lvl w:ilvl="4" w:tplc="04090019" w:tentative="1">
+      <w:start w:val="1"/>
+      <w:numFmt w:val="lowerLetter"/>
+      <w:lvlText w:val="%5."/>
+      <w:lvlJc w:val="left"/>
+      <w:pPr>
+        <w:ind w:left="3600" w:hanging="360"/>
+      </w:pPr>
+    </w:lvl>
+    <w:lvl w:ilvl="5" w:tplc="0409001B" w:tentative="1">
+      <w:start w:val="1"/>
+      <w:numFmt w:val="lowerRoman"/>
+      <w:lvlText w:val="%6."/>
+      <w:lvlJc w:val="right"/>
+      <w:pPr>
+        <w:ind w:left="4320" w:hanging="180"/>
+      </w:pPr>
+    </w:lvl>
+    <w:lvl w:ilvl="6" w:tplc="0409000F" w:tentative="1">
+      <w:start w:val="1"/>
+      <w:numFmt w:val="decimal"/>
+      <w:lvlText w:val="%7."/>
+      <w:lvlJc w:val="left"/>
+      <w:pPr>
+        <w:ind w:left="5040" w:hanging="360"/>
+      </w:pPr>
+    </w:lvl>
+    <w:lvl w:ilvl="7" w:tplc="04090019" w:tentative="1">
+      <w:start w:val="1"/>
+      <w:numFmt w:val="lowerLetter"/>
+      <w:lvlText w:val="%8."/>
+      <w:lvlJc w:val="left"/>
+      <w:pPr>
+        <w:ind w:left="5760" w:hanging="360"/>
+      </w:pPr>
+    </w:lvl>
+    <w:lvl w:ilvl="8" w:tplc="0409001B" w:tentative="1">
+      <w:start w:val="1"/>
+      <w:numFmt w:val="lowerRoman"/>
+      <w:lvlText w:val="%9."/>
+      <w:lvlJc w:val="right"/>
+      <w:pPr>
+        <w:ind w:left="6480" w:hanging="180"/>
+      </w:pPr>
+    </w:lvl>
+  </w:abstractNum>
+  <w:abstractNum w:abstractNumId="38">
     <w:nsid w:val="71727121"/>
     <w:multiLevelType w:val="hybridMultilevel"/>
     <w:tmpl w:val="C37278BC"/>
@@ -8868,7 +8015,7 @@
       </w:pPr>
     </w:lvl>
   </w:abstractNum>
-  <w:abstractNum w:abstractNumId="29">
+  <w:abstractNum w:abstractNumId="39">
     <w:nsid w:val="7597767D"/>
     <w:multiLevelType w:val="hybridMultilevel"/>
     <w:tmpl w:val="E66E8800"/>
@@ -8981,7 +8128,7 @@
       </w:rPr>
     </w:lvl>
   </w:abstractNum>
-  <w:abstractNum w:abstractNumId="30">
+  <w:abstractNum w:abstractNumId="40">
     <w:nsid w:val="777F1027"/>
     <w:multiLevelType w:val="hybridMultilevel"/>
     <w:tmpl w:val="8794BDF8"/>
@@ -9093,7 +8240,7 @@
       </w:rPr>
     </w:lvl>
   </w:abstractNum>
-  <w:abstractNum w:abstractNumId="31">
+  <w:abstractNum w:abstractNumId="41">
     <w:nsid w:val="7E62486E"/>
     <w:multiLevelType w:val="multilevel"/>
     <w:tmpl w:val="DE285482"/>
@@ -9243,103 +8390,133 @@
     </w:lvl>
   </w:abstractNum>
   <w:num w:numId="1">
-    <w:abstractNumId w:val="28"/>
+    <w:abstractNumId w:val="38"/>
     <w:lvlOverride w:ilvl="0">
       <w:startOverride w:val="1"/>
     </w:lvlOverride>
   </w:num>
   <w:num w:numId="2">
+    <w:abstractNumId w:val="7"/>
+  </w:num>
+  <w:num w:numId="3">
+    <w:abstractNumId w:val="24"/>
+  </w:num>
+  <w:num w:numId="4">
+    <w:abstractNumId w:val="21"/>
+  </w:num>
+  <w:num w:numId="5">
+    <w:abstractNumId w:val="8"/>
+  </w:num>
+  <w:num w:numId="6">
+    <w:abstractNumId w:val="22"/>
+  </w:num>
+  <w:num w:numId="7">
+    <w:abstractNumId w:val="25"/>
+  </w:num>
+  <w:num w:numId="8">
+    <w:abstractNumId w:val="5"/>
+  </w:num>
+  <w:num w:numId="9">
+    <w:abstractNumId w:val="40"/>
+  </w:num>
+  <w:num w:numId="10">
+    <w:abstractNumId w:val="32"/>
+  </w:num>
+  <w:num w:numId="11">
+    <w:abstractNumId w:val="15"/>
+  </w:num>
+  <w:num w:numId="12">
+    <w:abstractNumId w:val="34"/>
+  </w:num>
+  <w:num w:numId="13">
+    <w:abstractNumId w:val="31"/>
+  </w:num>
+  <w:num w:numId="14">
+    <w:abstractNumId w:val="41"/>
+  </w:num>
+  <w:num w:numId="15">
+    <w:abstractNumId w:val="18"/>
+  </w:num>
+  <w:num w:numId="16">
+    <w:abstractNumId w:val="9"/>
+  </w:num>
+  <w:num w:numId="17">
+    <w:abstractNumId w:val="26"/>
+  </w:num>
+  <w:num w:numId="18">
+    <w:abstractNumId w:val="16"/>
+  </w:num>
+  <w:num w:numId="19">
+    <w:abstractNumId w:val="14"/>
+  </w:num>
+  <w:num w:numId="20">
+    <w:abstractNumId w:val="6"/>
+  </w:num>
+  <w:num w:numId="21">
+    <w:abstractNumId w:val="33"/>
+  </w:num>
+  <w:num w:numId="22">
+    <w:abstractNumId w:val="36"/>
+  </w:num>
+  <w:num w:numId="23">
+    <w:abstractNumId w:val="10"/>
+  </w:num>
+  <w:num w:numId="24">
+    <w:abstractNumId w:val="19"/>
+  </w:num>
+  <w:num w:numId="25">
+    <w:abstractNumId w:val="30"/>
+  </w:num>
+  <w:num w:numId="26">
+    <w:abstractNumId w:val="12"/>
+  </w:num>
+  <w:num w:numId="27">
+    <w:abstractNumId w:val="27"/>
+  </w:num>
+  <w:num w:numId="28">
+    <w:abstractNumId w:val="39"/>
+  </w:num>
+  <w:num w:numId="29">
+    <w:abstractNumId w:val="2"/>
+  </w:num>
+  <w:num w:numId="30">
+    <w:abstractNumId w:val="13"/>
+  </w:num>
+  <w:num w:numId="31">
+    <w:abstractNumId w:val="20"/>
+  </w:num>
+  <w:num w:numId="32">
+    <w:abstractNumId w:val="1"/>
+  </w:num>
+  <w:num w:numId="33">
+    <w:abstractNumId w:val="11"/>
+  </w:num>
+  <w:num w:numId="34">
+    <w:abstractNumId w:val="0"/>
+  </w:num>
+  <w:num w:numId="35">
     <w:abstractNumId w:val="4"/>
   </w:num>
-  <w:num w:numId="3">
-    <w:abstractNumId w:val="18"/>
+  <w:num w:numId="36">
+    <w:abstractNumId w:val="28"/>
   </w:num>
-  <w:num w:numId="4">
-    <w:abstractNumId w:val="16"/>
-  </w:num>
-  <w:num w:numId="5">
-    <w:abstractNumId w:val="5"/>
-  </w:num>
-  <w:num w:numId="6">
+  <w:num w:numId="37">
     <w:abstractNumId w:val="17"/>
   </w:num>
-  <w:num w:numId="7">
-    <w:abstractNumId w:val="19"/>
+  <w:num w:numId="38">
+    <w:abstractNumId w:val="37"/>
   </w:num>
-  <w:num w:numId="8">
-    <w:abstractNumId w:val="2"/>
+  <w:num w:numId="39">
+    <w:abstractNumId w:val="35"/>
   </w:num>
-  <w:num w:numId="9">
-    <w:abstractNumId w:val="30"/>
+  <w:num w:numId="40">
+    <w:abstractNumId w:val="29"/>
   </w:num>
-  <w:num w:numId="10">
-    <w:abstractNumId w:val="24"/>
-  </w:num>
-  <w:num w:numId="11">
-    <w:abstractNumId w:val="11"/>
-  </w:num>
-  <w:num w:numId="12">
-    <w:abstractNumId w:val="26"/>
-  </w:num>
-  <w:num w:numId="13">
-    <w:abstractNumId w:val="23"/>
-  </w:num>
-  <w:num w:numId="14">
-    <w:abstractNumId w:val="31"/>
-  </w:num>
-  <w:num w:numId="15">
-    <w:abstractNumId w:val="13"/>
-  </w:num>
-  <w:num w:numId="16">
-    <w:abstractNumId w:val="6"/>
-  </w:num>
-  <w:num w:numId="17">
-    <w:abstractNumId w:val="20"/>
-  </w:num>
-  <w:num w:numId="18">
-    <w:abstractNumId w:val="12"/>
-  </w:num>
-  <w:num w:numId="19">
-    <w:abstractNumId w:val="10"/>
-  </w:num>
-  <w:num w:numId="20">
+  <w:num w:numId="41">
     <w:abstractNumId w:val="3"/>
   </w:num>
-  <w:num w:numId="21">
-    <w:abstractNumId w:val="25"/>
-  </w:num>
-  <w:num w:numId="22">
-    <w:abstractNumId w:val="27"/>
-  </w:num>
-  <w:num w:numId="23">
-    <w:abstractNumId w:val="7"/>
-  </w:num>
-  <w:num w:numId="24">
-    <w:abstractNumId w:val="14"/>
-  </w:num>
-  <w:num w:numId="25">
-    <w:abstractNumId w:val="22"/>
-  </w:num>
-  <w:num w:numId="26">
-    <w:abstractNumId w:val="8"/>
-  </w:num>
-  <w:num w:numId="27">
-    <w:abstractNumId w:val="21"/>
-  </w:num>
-  <w:num w:numId="28">
-    <w:abstractNumId w:val="29"/>
-  </w:num>
-  <w:num w:numId="29">
-    <w:abstractNumId w:val="1"/>
-  </w:num>
-  <w:num w:numId="30">
-    <w:abstractNumId w:val="9"/>
-  </w:num>
-  <w:num w:numId="31">
-    <w:abstractNumId w:val="15"/>
-  </w:num>
-  <w:num w:numId="32">
-    <w:abstractNumId w:val="0"/>
+  <w:num w:numId="42">
+    <w:abstractNumId w:val="23"/>
   </w:num>
 </w:numbering>
 </file>

--- a/William/Python Angular/William_Jackson.docx
+++ b/William/Python Angular/William_Jackson.docx
@@ -59,9 +59,9 @@
           <w:sz w:val="19"/>
           <w:szCs w:val="19"/>
         </w:rPr>
-        <w:t xml:space="preserve"> – Angular </w:t>
-      </w:r>
-      <w:proofErr w:type="gramStart"/>
+        <w:t xml:space="preserve"> – Angular Python(</w:t>
+      </w:r>
+      <w:proofErr w:type="spellStart"/>
       <w:r>
         <w:rPr>
           <w:rFonts w:ascii="Arial" w:eastAsia="Arial" w:hAnsi="Arial" w:cs="Arial"/>
@@ -69,10 +69,9 @@
           <w:sz w:val="19"/>
           <w:szCs w:val="19"/>
         </w:rPr>
-        <w:t>Python(</w:t>
-      </w:r>
-      <w:proofErr w:type="spellStart"/>
-      <w:proofErr w:type="gramEnd"/>
+        <w:t>Django</w:t>
+      </w:r>
+      <w:proofErr w:type="spellEnd"/>
       <w:r>
         <w:rPr>
           <w:rFonts w:ascii="Arial" w:eastAsia="Arial" w:hAnsi="Arial" w:cs="Arial"/>
@@ -80,9 +79,9 @@
           <w:sz w:val="19"/>
           <w:szCs w:val="19"/>
         </w:rPr>
-        <w:t>Django</w:t>
-      </w:r>
-      <w:proofErr w:type="spellEnd"/>
+        <w:t>/</w:t>
+      </w:r>
+      <w:proofErr w:type="spellStart"/>
       <w:r>
         <w:rPr>
           <w:rFonts w:ascii="Arial" w:eastAsia="Arial" w:hAnsi="Arial" w:cs="Arial"/>
@@ -90,9 +89,9 @@
           <w:sz w:val="19"/>
           <w:szCs w:val="19"/>
         </w:rPr>
-        <w:t>/</w:t>
-      </w:r>
-      <w:proofErr w:type="spellStart"/>
+        <w:t>FastAPI</w:t>
+      </w:r>
+      <w:proofErr w:type="spellEnd"/>
       <w:r>
         <w:rPr>
           <w:rFonts w:ascii="Arial" w:eastAsia="Arial" w:hAnsi="Arial" w:cs="Arial"/>
@@ -100,9 +99,8 @@
           <w:sz w:val="19"/>
           <w:szCs w:val="19"/>
         </w:rPr>
-        <w:t>FastAPI</w:t>
-      </w:r>
-      <w:proofErr w:type="spellEnd"/>
+        <w:t>)</w:t>
+      </w:r>
       <w:r>
         <w:rPr>
           <w:rFonts w:ascii="Arial" w:eastAsia="Arial" w:hAnsi="Arial" w:cs="Arial"/>
@@ -110,8 +108,10 @@
           <w:sz w:val="19"/>
           <w:szCs w:val="19"/>
         </w:rPr>
-        <w:t>)</w:t>
-      </w:r>
+        <w:t xml:space="preserve"> AWS</w:t>
+      </w:r>
+      <w:bookmarkStart w:id="0" w:name="_GoBack"/>
+      <w:bookmarkEnd w:id="0"/>
     </w:p>
     <w:tbl>
       <w:tblPr>
@@ -164,64 +164,8 @@
                 <w:sz w:val="17"/>
                 <w:szCs w:val="17"/>
               </w:rPr>
-              <w:t xml:space="preserve">Wellington, Nevada, United States | </w:t>
+              <w:t>Wellington, Nevada, United States | +1 (786) 949-7561| williamjdev@outlook.com | linkedin.com/in/william-jackson-40036a3ba</w:t>
             </w:r>
-            <w:r>
-              <w:rPr>
-                <w:rFonts w:ascii="Arial" w:eastAsia="Arial" w:hAnsi="Arial" w:cs="Arial"/>
-                <w:color w:val="FFFFFF"/>
-                <w:sz w:val="17"/>
-                <w:szCs w:val="17"/>
-              </w:rPr>
-              <w:t>+1 (786) 949-7561</w:t>
-            </w:r>
-            <w:r>
-              <w:rPr>
-                <w:rFonts w:ascii="Arial" w:eastAsia="Arial" w:hAnsi="Arial" w:cs="Arial"/>
-                <w:color w:val="FFFFFF"/>
-                <w:sz w:val="17"/>
-                <w:szCs w:val="17"/>
-              </w:rPr>
-              <w:t xml:space="preserve">| </w:t>
-            </w:r>
-            <w:r>
-              <w:rPr>
-                <w:rFonts w:ascii="Arial" w:eastAsia="Arial" w:hAnsi="Arial" w:cs="Arial"/>
-                <w:color w:val="FFFFFF"/>
-                <w:sz w:val="17"/>
-                <w:szCs w:val="17"/>
-              </w:rPr>
-              <w:t>williamjackson.pro@outlook.com</w:t>
-            </w:r>
-            <w:r>
-              <w:rPr>
-                <w:rFonts w:ascii="Arial" w:eastAsia="Arial" w:hAnsi="Arial" w:cs="Arial"/>
-                <w:color w:val="FFFFFF"/>
-                <w:sz w:val="17"/>
-                <w:szCs w:val="17"/>
-              </w:rPr>
-              <w:t xml:space="preserve"> | </w:t>
-            </w:r>
-            <w:r>
-              <w:rPr>
-                <w:rFonts w:ascii="Arial" w:eastAsia="Arial" w:hAnsi="Arial" w:cs="Arial"/>
-                <w:color w:val="FFFFFF"/>
-                <w:sz w:val="17"/>
-                <w:szCs w:val="17"/>
-              </w:rPr>
-              <w:t>linkedin.com/in/william-jackson-</w:t>
-            </w:r>
-            <w:r>
-              <w:rPr>
-                <w:rFonts w:ascii="Arial" w:eastAsia="Arial" w:hAnsi="Arial" w:cs="Arial"/>
-                <w:color w:val="FFFFFF"/>
-                <w:sz w:val="17"/>
-                <w:szCs w:val="17"/>
-              </w:rPr>
-              <w:t>75b9343b6</w:t>
-            </w:r>
-            <w:bookmarkStart w:id="0" w:name="_GoBack"/>
-            <w:bookmarkEnd w:id="0"/>
           </w:p>
         </w:tc>
       </w:tr>

--- a/William/Python Angular/William_Jackson.docx
+++ b/William/Python Angular/William_Jackson.docx
@@ -59,7 +59,7 @@
           <w:sz w:val="19"/>
           <w:szCs w:val="19"/>
         </w:rPr>
-        <w:t xml:space="preserve"> – Angular Python(</w:t>
+        <w:t xml:space="preserve"> – Angular Python(Django/</w:t>
       </w:r>
       <w:proofErr w:type="spellStart"/>
       <w:r>
@@ -69,7 +69,7 @@
           <w:sz w:val="19"/>
           <w:szCs w:val="19"/>
         </w:rPr>
-        <w:t>Django</w:t>
+        <w:t>FastAPI</w:t>
       </w:r>
       <w:proofErr w:type="spellEnd"/>
       <w:r>
@@ -79,9 +79,8 @@
           <w:sz w:val="19"/>
           <w:szCs w:val="19"/>
         </w:rPr>
-        <w:t>/</w:t>
-      </w:r>
-      <w:proofErr w:type="spellStart"/>
+        <w:t>)</w:t>
+      </w:r>
       <w:r>
         <w:rPr>
           <w:rFonts w:ascii="Arial" w:eastAsia="Arial" w:hAnsi="Arial" w:cs="Arial"/>
@@ -89,29 +88,8 @@
           <w:sz w:val="19"/>
           <w:szCs w:val="19"/>
         </w:rPr>
-        <w:t>FastAPI</w:t>
-      </w:r>
-      <w:proofErr w:type="spellEnd"/>
-      <w:r>
-        <w:rPr>
-          <w:rFonts w:ascii="Arial" w:eastAsia="Arial" w:hAnsi="Arial" w:cs="Arial"/>
-          <w:color w:val="555555"/>
-          <w:sz w:val="19"/>
-          <w:szCs w:val="19"/>
-        </w:rPr>
-        <w:t>)</w:t>
-      </w:r>
-      <w:r>
-        <w:rPr>
-          <w:rFonts w:ascii="Arial" w:eastAsia="Arial" w:hAnsi="Arial" w:cs="Arial"/>
-          <w:color w:val="555555"/>
-          <w:sz w:val="19"/>
-          <w:szCs w:val="19"/>
-        </w:rPr>
         <w:t xml:space="preserve"> AWS</w:t>
       </w:r>
-      <w:bookmarkStart w:id="0" w:name="_GoBack"/>
-      <w:bookmarkEnd w:id="0"/>
     </w:p>
     <w:tbl>
       <w:tblPr>
@@ -231,21 +209,7 @@
         <w:rPr>
           <w:sz w:val="22"/>
         </w:rPr>
-        <w:t xml:space="preserve"> solutions across data-intensive </w:t>
-      </w:r>
-      <w:proofErr w:type="spellStart"/>
-      <w:r>
-        <w:rPr>
-          <w:sz w:val="22"/>
-        </w:rPr>
-        <w:t>SaaS</w:t>
-      </w:r>
-      <w:proofErr w:type="spellEnd"/>
-      <w:r>
-        <w:rPr>
-          <w:sz w:val="22"/>
-        </w:rPr>
-        <w:t xml:space="preserve">, operational analytics, and reliability-focused platform engineering, combining </w:t>
+        <w:t xml:space="preserve"> solutions across data-intensive SaaS, operational analytics, and reliability-focused platform engineering, combining </w:t>
       </w:r>
       <w:r>
         <w:rPr>
@@ -307,7 +271,6 @@
         </w:rPr>
         <w:t xml:space="preserve">, </w:t>
       </w:r>
-      <w:proofErr w:type="spellStart"/>
       <w:r>
         <w:rPr>
           <w:rStyle w:val="Strong"/>
@@ -315,7 +278,6 @@
         </w:rPr>
         <w:t>observability</w:t>
       </w:r>
-      <w:proofErr w:type="spellEnd"/>
       <w:r>
         <w:rPr>
           <w:sz w:val="22"/>
@@ -513,21 +475,7 @@
         <w:rPr>
           <w:sz w:val="22"/>
         </w:rPr>
-        <w:t xml:space="preserve">, Flask, </w:t>
-      </w:r>
-      <w:proofErr w:type="spellStart"/>
-      <w:r>
-        <w:rPr>
-          <w:sz w:val="22"/>
-        </w:rPr>
-        <w:t>Django</w:t>
-      </w:r>
-      <w:proofErr w:type="spellEnd"/>
-      <w:r>
-        <w:rPr>
-          <w:sz w:val="22"/>
-        </w:rPr>
-        <w:t xml:space="preserve">, SQL, REST APIs, </w:t>
+        <w:t xml:space="preserve">, Flask, Django, SQL, REST APIs, </w:t>
       </w:r>
       <w:proofErr w:type="spellStart"/>
       <w:r>
@@ -624,49 +572,21 @@
         <w:rPr>
           <w:sz w:val="22"/>
         </w:rPr>
-        <w:t xml:space="preserve"> — </w:t>
+        <w:t xml:space="preserve"> — PostgreSQL, MySQL, SQL Server, </w:t>
       </w:r>
       <w:proofErr w:type="spellStart"/>
       <w:r>
         <w:rPr>
           <w:sz w:val="22"/>
         </w:rPr>
-        <w:t>PostgreSQL</w:t>
+        <w:t>Redis</w:t>
       </w:r>
       <w:proofErr w:type="spellEnd"/>
       <w:r>
         <w:rPr>
           <w:sz w:val="22"/>
         </w:rPr>
-        <w:t xml:space="preserve">, MySQL, SQL Server, </w:t>
-      </w:r>
-      <w:proofErr w:type="spellStart"/>
-      <w:r>
-        <w:rPr>
-          <w:sz w:val="22"/>
-        </w:rPr>
-        <w:t>Redis</w:t>
-      </w:r>
-      <w:proofErr w:type="spellEnd"/>
-      <w:r>
-        <w:rPr>
-          <w:sz w:val="22"/>
-        </w:rPr>
-        <w:t xml:space="preserve">, </w:t>
-      </w:r>
-      <w:proofErr w:type="spellStart"/>
-      <w:r>
-        <w:rPr>
-          <w:sz w:val="22"/>
-        </w:rPr>
-        <w:t>MongoDB</w:t>
-      </w:r>
-      <w:proofErr w:type="spellEnd"/>
-      <w:r>
-        <w:rPr>
-          <w:sz w:val="22"/>
-        </w:rPr>
-        <w:t xml:space="preserve">, </w:t>
+        <w:t xml:space="preserve">, MongoDB, </w:t>
       </w:r>
       <w:proofErr w:type="spellStart"/>
       <w:r>
@@ -737,7 +657,20 @@
           <w:rStyle w:val="Strong"/>
           <w:sz w:val="22"/>
         </w:rPr>
-        <w:t xml:space="preserve">Cloud &amp; </w:t>
+        <w:t>Cloud &amp; DevOps</w:t>
+      </w:r>
+      <w:r>
+        <w:rPr>
+          <w:sz w:val="22"/>
+        </w:rPr>
+        <w:t xml:space="preserve"> — AWS (</w:t>
+      </w:r>
+      <w:r>
+        <w:rPr>
+          <w:rStyle w:val="Strong"/>
+          <w:sz w:val="22"/>
+        </w:rPr>
+        <w:t xml:space="preserve">EKS, ECS, EC2, Lambda, API Gateway, S3, </w:t>
       </w:r>
       <w:proofErr w:type="spellStart"/>
       <w:r>
@@ -745,21 +678,15 @@
           <w:rStyle w:val="Strong"/>
           <w:sz w:val="22"/>
         </w:rPr>
-        <w:t>DevOps</w:t>
+        <w:t>CloudFront</w:t>
       </w:r>
       <w:proofErr w:type="spellEnd"/>
       <w:r>
         <w:rPr>
-          <w:sz w:val="22"/>
-        </w:rPr>
-        <w:t xml:space="preserve"> — AWS (</w:t>
-      </w:r>
-      <w:r>
-        <w:rPr>
-          <w:rStyle w:val="Strong"/>
-          <w:sz w:val="22"/>
-        </w:rPr>
-        <w:t xml:space="preserve">EKS, ECS, EC2, Lambda, API Gateway, S3, </w:t>
+          <w:rStyle w:val="Strong"/>
+          <w:sz w:val="22"/>
+        </w:rPr>
+        <w:t xml:space="preserve">, RDS, </w:t>
       </w:r>
       <w:proofErr w:type="spellStart"/>
       <w:r>
@@ -767,7 +694,7 @@
           <w:rStyle w:val="Strong"/>
           <w:sz w:val="22"/>
         </w:rPr>
-        <w:t>CloudFront</w:t>
+        <w:t>DynamoDB</w:t>
       </w:r>
       <w:proofErr w:type="spellEnd"/>
       <w:r>
@@ -775,7 +702,7 @@
           <w:rStyle w:val="Strong"/>
           <w:sz w:val="22"/>
         </w:rPr>
-        <w:t xml:space="preserve">, RDS, </w:t>
+        <w:t xml:space="preserve">, </w:t>
       </w:r>
       <w:proofErr w:type="spellStart"/>
       <w:r>
@@ -783,7 +710,7 @@
           <w:rStyle w:val="Strong"/>
           <w:sz w:val="22"/>
         </w:rPr>
-        <w:t>DynamoDB</w:t>
+        <w:t>ElastiCache</w:t>
       </w:r>
       <w:proofErr w:type="spellEnd"/>
       <w:r>
@@ -799,7 +726,7 @@
           <w:rStyle w:val="Strong"/>
           <w:sz w:val="22"/>
         </w:rPr>
-        <w:t>ElastiCache</w:t>
+        <w:t>EventBridge</w:t>
       </w:r>
       <w:proofErr w:type="spellEnd"/>
       <w:r>
@@ -807,7 +734,33 @@
           <w:rStyle w:val="Strong"/>
           <w:sz w:val="22"/>
         </w:rPr>
-        <w:t xml:space="preserve">, </w:t>
+        <w:t>, Step Functions, IAM</w:t>
+      </w:r>
+      <w:r>
+        <w:rPr>
+          <w:sz w:val="22"/>
+        </w:rPr>
+        <w:t>), Azure (</w:t>
+      </w:r>
+      <w:r>
+        <w:rPr>
+          <w:rStyle w:val="Strong"/>
+          <w:sz w:val="22"/>
+        </w:rPr>
+        <w:t>AKS, App Service, Azure SQL, Service Bus, Key Vault, Application Insights</w:t>
+      </w:r>
+      <w:r>
+        <w:rPr>
+          <w:sz w:val="22"/>
+        </w:rPr>
+        <w:t>), GCP (</w:t>
+      </w:r>
+      <w:r>
+        <w:rPr>
+          <w:rStyle w:val="Strong"/>
+          <w:sz w:val="22"/>
+        </w:rPr>
+        <w:t xml:space="preserve">GKE, Cloud Run, Pub/Sub, Cloud Storage, </w:t>
       </w:r>
       <w:proofErr w:type="spellStart"/>
       <w:r>
@@ -815,168 +768,56 @@
           <w:rStyle w:val="Strong"/>
           <w:sz w:val="22"/>
         </w:rPr>
-        <w:t>EventBridge</w:t>
+        <w:t>BigQuery</w:t>
       </w:r>
       <w:proofErr w:type="spellEnd"/>
       <w:r>
         <w:rPr>
-          <w:rStyle w:val="Strong"/>
-          <w:sz w:val="22"/>
-        </w:rPr>
-        <w:t>, Step Functions, IAM</w:t>
-      </w:r>
-      <w:r>
-        <w:rPr>
-          <w:sz w:val="22"/>
-        </w:rPr>
-        <w:t>), Azure (</w:t>
-      </w:r>
-      <w:r>
-        <w:rPr>
-          <w:rStyle w:val="Strong"/>
-          <w:sz w:val="22"/>
-        </w:rPr>
-        <w:t>AKS, App Service, Azure SQL, Service Bus, Key Vault, Application Insights</w:t>
-      </w:r>
-      <w:r>
-        <w:rPr>
-          <w:sz w:val="22"/>
-        </w:rPr>
-        <w:t>), GCP (</w:t>
-      </w:r>
-      <w:r>
-        <w:rPr>
-          <w:rStyle w:val="Strong"/>
-          <w:sz w:val="22"/>
-        </w:rPr>
-        <w:t xml:space="preserve">GKE, Cloud Run, Pub/Sub, Cloud Storage, </w:t>
+          <w:sz w:val="22"/>
+        </w:rPr>
+        <w:t xml:space="preserve">), Docker, Kubernetes, Helm, Argo CD, </w:t>
       </w:r>
       <w:proofErr w:type="spellStart"/>
       <w:r>
         <w:rPr>
-          <w:rStyle w:val="Strong"/>
-          <w:sz w:val="22"/>
-        </w:rPr>
-        <w:t>BigQuery</w:t>
+          <w:sz w:val="22"/>
+        </w:rPr>
+        <w:t>GitOps</w:t>
       </w:r>
       <w:proofErr w:type="spellEnd"/>
       <w:r>
         <w:rPr>
           <w:sz w:val="22"/>
         </w:rPr>
-        <w:t xml:space="preserve">), </w:t>
+        <w:t xml:space="preserve">, Terraform, </w:t>
       </w:r>
       <w:proofErr w:type="spellStart"/>
       <w:r>
         <w:rPr>
           <w:sz w:val="22"/>
         </w:rPr>
-        <w:t>Docker</w:t>
+        <w:t>CloudFormation</w:t>
       </w:r>
       <w:proofErr w:type="spellEnd"/>
       <w:r>
         <w:rPr>
           <w:sz w:val="22"/>
         </w:rPr>
-        <w:t xml:space="preserve">, </w:t>
+        <w:t xml:space="preserve">, GitHub Actions, </w:t>
       </w:r>
       <w:proofErr w:type="spellStart"/>
       <w:r>
         <w:rPr>
           <w:sz w:val="22"/>
         </w:rPr>
-        <w:t>Kubernetes</w:t>
+        <w:t>GitLab</w:t>
       </w:r>
       <w:proofErr w:type="spellEnd"/>
       <w:r>
         <w:rPr>
           <w:sz w:val="22"/>
         </w:rPr>
-        <w:t xml:space="preserve">, Helm, Argo CD, </w:t>
-      </w:r>
-      <w:proofErr w:type="spellStart"/>
-      <w:r>
-        <w:rPr>
-          <w:sz w:val="22"/>
-        </w:rPr>
-        <w:t>GitOps</w:t>
-      </w:r>
-      <w:proofErr w:type="spellEnd"/>
-      <w:r>
-        <w:rPr>
-          <w:sz w:val="22"/>
-        </w:rPr>
-        <w:t xml:space="preserve">, </w:t>
-      </w:r>
-      <w:proofErr w:type="spellStart"/>
-      <w:r>
-        <w:rPr>
-          <w:sz w:val="22"/>
-        </w:rPr>
-        <w:t>Terraform</w:t>
-      </w:r>
-      <w:proofErr w:type="spellEnd"/>
-      <w:r>
-        <w:rPr>
-          <w:sz w:val="22"/>
-        </w:rPr>
-        <w:t xml:space="preserve">, </w:t>
-      </w:r>
-      <w:proofErr w:type="spellStart"/>
-      <w:r>
-        <w:rPr>
-          <w:sz w:val="22"/>
-        </w:rPr>
-        <w:t>CloudFormation</w:t>
-      </w:r>
-      <w:proofErr w:type="spellEnd"/>
-      <w:r>
-        <w:rPr>
-          <w:sz w:val="22"/>
-        </w:rPr>
-        <w:t xml:space="preserve">, </w:t>
-      </w:r>
-      <w:proofErr w:type="spellStart"/>
-      <w:r>
-        <w:rPr>
-          <w:sz w:val="22"/>
-        </w:rPr>
-        <w:t>GitHub</w:t>
-      </w:r>
-      <w:proofErr w:type="spellEnd"/>
-      <w:r>
-        <w:rPr>
-          <w:sz w:val="22"/>
-        </w:rPr>
-        <w:t xml:space="preserve"> Actions, </w:t>
-      </w:r>
-      <w:proofErr w:type="spellStart"/>
-      <w:r>
-        <w:rPr>
-          <w:sz w:val="22"/>
-        </w:rPr>
-        <w:t>GitLab</w:t>
-      </w:r>
-      <w:proofErr w:type="spellEnd"/>
-      <w:r>
-        <w:rPr>
-          <w:sz w:val="22"/>
-        </w:rPr>
-        <w:t xml:space="preserve"> CI, Jenkins, Azure </w:t>
-      </w:r>
-      <w:proofErr w:type="spellStart"/>
-      <w:r>
-        <w:rPr>
-          <w:sz w:val="22"/>
-        </w:rPr>
-        <w:t>DevOps</w:t>
-      </w:r>
-      <w:proofErr w:type="spellEnd"/>
-      <w:r>
-        <w:rPr>
-          <w:sz w:val="22"/>
-        </w:rPr>
-        <w:t xml:space="preserve">, </w:t>
+        <w:t xml:space="preserve"> CI, Jenkins, Azure DevOps, </w:t>
       </w:r>
       <w:proofErr w:type="spellStart"/>
       <w:r>
@@ -997,97 +838,74 @@
         <w:spacing w:before="0" w:beforeAutospacing="0" w:after="0" w:afterAutospacing="0"/>
         <w:jc w:val="both"/>
       </w:pPr>
+      <w:r>
+        <w:rPr>
+          <w:rStyle w:val="Strong"/>
+          <w:sz w:val="22"/>
+        </w:rPr>
+        <w:t>Observability, Quality &amp; Security</w:t>
+      </w:r>
+      <w:r>
+        <w:rPr>
+          <w:sz w:val="22"/>
+        </w:rPr>
+        <w:t xml:space="preserve"> — </w:t>
+      </w:r>
       <w:proofErr w:type="spellStart"/>
       <w:r>
         <w:rPr>
-          <w:rStyle w:val="Strong"/>
-          <w:sz w:val="22"/>
-        </w:rPr>
-        <w:t>Observability</w:t>
+          <w:sz w:val="22"/>
+        </w:rPr>
+        <w:t>OpenTelemetry</w:t>
       </w:r>
       <w:proofErr w:type="spellEnd"/>
       <w:r>
         <w:rPr>
-          <w:rStyle w:val="Strong"/>
-          <w:sz w:val="22"/>
-        </w:rPr>
-        <w:t>, Quality &amp; Security</w:t>
-      </w:r>
-      <w:r>
-        <w:rPr>
-          <w:sz w:val="22"/>
-        </w:rPr>
-        <w:t xml:space="preserve"> — </w:t>
+          <w:sz w:val="22"/>
+        </w:rPr>
+        <w:t xml:space="preserve">, </w:t>
       </w:r>
       <w:proofErr w:type="spellStart"/>
       <w:r>
         <w:rPr>
           <w:sz w:val="22"/>
         </w:rPr>
-        <w:t>OpenTelemetry</w:t>
+        <w:t>Datadog</w:t>
       </w:r>
       <w:proofErr w:type="spellEnd"/>
       <w:r>
         <w:rPr>
           <w:sz w:val="22"/>
         </w:rPr>
-        <w:t xml:space="preserve">, </w:t>
+        <w:t xml:space="preserve">, Prometheus, </w:t>
       </w:r>
       <w:proofErr w:type="spellStart"/>
       <w:r>
         <w:rPr>
           <w:sz w:val="22"/>
         </w:rPr>
-        <w:t>Datadog</w:t>
+        <w:t>Grafana</w:t>
       </w:r>
       <w:proofErr w:type="spellEnd"/>
       <w:r>
         <w:rPr>
           <w:sz w:val="22"/>
         </w:rPr>
-        <w:t xml:space="preserve">, Prometheus, </w:t>
+        <w:t xml:space="preserve">, ELK/EFK, </w:t>
       </w:r>
       <w:proofErr w:type="spellStart"/>
       <w:r>
         <w:rPr>
           <w:sz w:val="22"/>
         </w:rPr>
-        <w:t>Grafana</w:t>
+        <w:t>CloudWatch</w:t>
       </w:r>
       <w:proofErr w:type="spellEnd"/>
       <w:r>
         <w:rPr>
           <w:sz w:val="22"/>
         </w:rPr>
-        <w:t xml:space="preserve">, ELK/EFK, </w:t>
-      </w:r>
-      <w:proofErr w:type="spellStart"/>
-      <w:r>
-        <w:rPr>
-          <w:sz w:val="22"/>
-        </w:rPr>
-        <w:t>CloudWatch</w:t>
-      </w:r>
-      <w:proofErr w:type="spellEnd"/>
-      <w:r>
-        <w:rPr>
-          <w:sz w:val="22"/>
-        </w:rPr>
-        <w:t xml:space="preserve">, structured logging, Jest, Mocha, Chai, Cypress, Playwright, Pact-style API contract tests, OAuth2, </w:t>
-      </w:r>
-      <w:proofErr w:type="spellStart"/>
-      <w:r>
-        <w:rPr>
-          <w:sz w:val="22"/>
-        </w:rPr>
-        <w:t>OpenID</w:t>
-      </w:r>
-      <w:proofErr w:type="spellEnd"/>
-      <w:r>
-        <w:rPr>
-          <w:sz w:val="22"/>
-        </w:rPr>
-        <w:t xml:space="preserve"> Connect, JWT, </w:t>
+        <w:t xml:space="preserve">, structured logging, Jest, Mocha, Chai, Cypress, Playwright, Pact-style API contract tests, OAuth2, OpenID Connect, JWT, </w:t>
       </w:r>
       <w:proofErr w:type="spellStart"/>
       <w:r>
@@ -1451,21 +1269,7 @@
         <w:rPr>
           <w:sz w:val="22"/>
         </w:rPr>
-        <w:t xml:space="preserve">, </w:t>
-      </w:r>
-      <w:proofErr w:type="spellStart"/>
-      <w:r>
-        <w:rPr>
-          <w:sz w:val="22"/>
-        </w:rPr>
-        <w:t>deduplication</w:t>
-      </w:r>
-      <w:proofErr w:type="spellEnd"/>
-      <w:r>
-        <w:rPr>
-          <w:sz w:val="22"/>
-        </w:rPr>
-        <w:t xml:space="preserve"> logic, and replay-safe retry semantics, cutting reprocessing incidents by more than </w:t>
+        <w:t xml:space="preserve">, deduplication logic, and replay-safe retry semantics, cutting reprocessing incidents by more than </w:t>
       </w:r>
       <w:r>
         <w:rPr>
@@ -1497,21 +1301,7 @@
         <w:rPr>
           <w:sz w:val="22"/>
         </w:rPr>
-        <w:t xml:space="preserve">Implemented end-to-end </w:t>
-      </w:r>
-      <w:proofErr w:type="spellStart"/>
-      <w:r>
-        <w:rPr>
-          <w:sz w:val="22"/>
-        </w:rPr>
-        <w:t>observability</w:t>
-      </w:r>
-      <w:proofErr w:type="spellEnd"/>
-      <w:r>
-        <w:rPr>
-          <w:sz w:val="22"/>
-        </w:rPr>
-        <w:t xml:space="preserve"> with </w:t>
+        <w:t xml:space="preserve">Implemented end-to-end observability with </w:t>
       </w:r>
       <w:proofErr w:type="spellStart"/>
       <w:r>
@@ -1665,7 +1455,6 @@
         <w:lastRenderedPageBreak/>
         <w:t xml:space="preserve">Standardized data access across </w:t>
       </w:r>
-      <w:proofErr w:type="spellStart"/>
       <w:r>
         <w:rPr>
           <w:rStyle w:val="Strong"/>
@@ -1673,7 +1462,6 @@
         </w:rPr>
         <w:t>PostgreSQL</w:t>
       </w:r>
-      <w:proofErr w:type="spellEnd"/>
       <w:r>
         <w:rPr>
           <w:sz w:val="22"/>
@@ -1706,7 +1494,6 @@
         </w:rPr>
         <w:t xml:space="preserve">, </w:t>
       </w:r>
-      <w:proofErr w:type="spellStart"/>
       <w:r>
         <w:rPr>
           <w:rStyle w:val="Strong"/>
@@ -1714,7 +1501,6 @@
         </w:rPr>
         <w:t>MongoDB</w:t>
       </w:r>
-      <w:proofErr w:type="spellEnd"/>
       <w:r>
         <w:rPr>
           <w:sz w:val="22"/>
@@ -1830,21 +1616,12 @@
         </w:rPr>
         <w:t xml:space="preserve">, </w:t>
       </w:r>
-      <w:proofErr w:type="spellStart"/>
-      <w:r>
-        <w:rPr>
-          <w:rStyle w:val="Strong"/>
-          <w:sz w:val="22"/>
-        </w:rPr>
-        <w:t>OpenID</w:t>
-      </w:r>
-      <w:proofErr w:type="spellEnd"/>
-      <w:r>
-        <w:rPr>
-          <w:rStyle w:val="Strong"/>
-          <w:sz w:val="22"/>
-        </w:rPr>
-        <w:t xml:space="preserve"> Connect</w:t>
+      <w:r>
+        <w:rPr>
+          <w:rStyle w:val="Strong"/>
+          <w:sz w:val="22"/>
+        </w:rPr>
+        <w:t>OpenID Connect</w:t>
       </w:r>
       <w:r>
         <w:rPr>
@@ -2031,7 +1808,6 @@
         </w:rPr>
         <w:t xml:space="preserve">, packaging releases with </w:t>
       </w:r>
-      <w:proofErr w:type="spellStart"/>
       <w:r>
         <w:rPr>
           <w:rStyle w:val="Strong"/>
@@ -2039,14 +1815,12 @@
         </w:rPr>
         <w:t>Docker</w:t>
       </w:r>
-      <w:proofErr w:type="spellEnd"/>
       <w:r>
         <w:rPr>
           <w:sz w:val="22"/>
         </w:rPr>
         <w:t xml:space="preserve">, </w:t>
       </w:r>
-      <w:proofErr w:type="spellStart"/>
       <w:r>
         <w:rPr>
           <w:rStyle w:val="Strong"/>
@@ -2054,7 +1828,6 @@
         </w:rPr>
         <w:t>Kubernetes</w:t>
       </w:r>
-      <w:proofErr w:type="spellEnd"/>
       <w:r>
         <w:rPr>
           <w:sz w:val="22"/>
@@ -2444,21 +2217,7 @@
         <w:rPr>
           <w:sz w:val="22"/>
         </w:rPr>
-        <w:t xml:space="preserve">Fixed an intermittent data duplication issue caused by overlapping scheduler triggers and retry behavior by adding queue guards, </w:t>
-      </w:r>
-      <w:proofErr w:type="spellStart"/>
-      <w:r>
-        <w:rPr>
-          <w:sz w:val="22"/>
-        </w:rPr>
-        <w:t>deduplication</w:t>
-      </w:r>
-      <w:proofErr w:type="spellEnd"/>
-      <w:r>
-        <w:rPr>
-          <w:sz w:val="22"/>
-        </w:rPr>
-        <w:t xml:space="preserve"> checks, and execution markers, which stabilized downstream reporting and customer-facing summaries.</w:t>
+        <w:t>Fixed an intermittent data duplication issue caused by overlapping scheduler triggers and retry behavior by adding queue guards, deduplication checks, and execution markers, which stabilized downstream reporting and customer-facing summaries.</w:t>
       </w:r>
     </w:p>
     <w:p>
@@ -2635,7 +2394,6 @@
         </w:rPr>
         <w:t xml:space="preserve">Standardized local development and CI behavior with </w:t>
       </w:r>
-      <w:proofErr w:type="spellStart"/>
       <w:r>
         <w:rPr>
           <w:rStyle w:val="Strong"/>
@@ -2643,28 +2401,18 @@
         </w:rPr>
         <w:t>Docker</w:t>
       </w:r>
-      <w:proofErr w:type="spellEnd"/>
       <w:r>
         <w:rPr>
           <w:sz w:val="22"/>
         </w:rPr>
         <w:t xml:space="preserve">, </w:t>
       </w:r>
-      <w:proofErr w:type="spellStart"/>
-      <w:r>
-        <w:rPr>
-          <w:rStyle w:val="Strong"/>
-          <w:sz w:val="22"/>
-        </w:rPr>
-        <w:t>GitHub</w:t>
-      </w:r>
-      <w:proofErr w:type="spellEnd"/>
-      <w:r>
-        <w:rPr>
-          <w:rStyle w:val="Strong"/>
-          <w:sz w:val="22"/>
-        </w:rPr>
-        <w:t xml:space="preserve"> Actions</w:t>
+      <w:r>
+        <w:rPr>
+          <w:rStyle w:val="Strong"/>
+          <w:sz w:val="22"/>
+        </w:rPr>
+        <w:t>GitHub Actions</w:t>
       </w:r>
       <w:r>
         <w:rPr>
@@ -2978,21 +2726,12 @@
         </w:rPr>
         <w:t xml:space="preserve">Built small but useful </w:t>
       </w:r>
-      <w:proofErr w:type="spellStart"/>
-      <w:r>
-        <w:rPr>
-          <w:rStyle w:val="Strong"/>
-          <w:sz w:val="22"/>
-        </w:rPr>
-        <w:t>AngularJS</w:t>
-      </w:r>
-      <w:proofErr w:type="spellEnd"/>
-      <w:r>
-        <w:rPr>
-          <w:rStyle w:val="Strong"/>
-          <w:sz w:val="22"/>
-        </w:rPr>
-        <w:t xml:space="preserve"> to Angular 8–10</w:t>
+      <w:r>
+        <w:rPr>
+          <w:rStyle w:val="Strong"/>
+          <w:sz w:val="22"/>
+        </w:rPr>
+        <w:t>AngularJS to Angular 8–10</w:t>
       </w:r>
       <w:r>
         <w:rPr>
@@ -3035,7 +2774,6 @@
         </w:rPr>
         <w:t xml:space="preserve">Introduced containerized workflows using </w:t>
       </w:r>
-      <w:proofErr w:type="spellStart"/>
       <w:r>
         <w:rPr>
           <w:rStyle w:val="Strong"/>
@@ -3043,26 +2781,11 @@
         </w:rPr>
         <w:t>Docker</w:t>
       </w:r>
-      <w:proofErr w:type="spellEnd"/>
-      <w:r>
-        <w:rPr>
-          <w:sz w:val="22"/>
-        </w:rPr>
-        <w:t xml:space="preserve"> and repeatable deployment scripts, reducing </w:t>
-      </w:r>
-      <w:proofErr w:type="spellStart"/>
-      <w:r>
-        <w:rPr>
-          <w:sz w:val="22"/>
-        </w:rPr>
-        <w:t>dev</w:t>
-      </w:r>
-      <w:proofErr w:type="spellEnd"/>
-      <w:r>
-        <w:rPr>
-          <w:sz w:val="22"/>
-        </w:rPr>
-        <w:t>-to-test inconsistencies and making it easier to validate new features and bug fixes before handoff.</w:t>
+      <w:r>
+        <w:rPr>
+          <w:sz w:val="22"/>
+        </w:rPr>
+        <w:t xml:space="preserve"> and repeatable deployment scripts, reducing dev-to-test inconsistencies and making it easier to validate new features and bug fixes before handoff.</w:t>
       </w:r>
     </w:p>
     <w:tbl>
@@ -3462,15 +3185,17 @@
       </w:pPr>
       <w:r>
         <w:rPr>
-          <w:rFonts w:ascii="Arial" w:eastAsia="Arial" w:hAnsi="Arial" w:cs="Arial"/>
+          <w:rFonts w:ascii="Arial" w:hAnsi="Arial" w:cs="Arial"/>
           <w:b/>
           <w:bCs/>
-          <w:color w:val="111111"/>
-          <w:sz w:val="22"/>
-          <w:szCs w:val="18"/>
-        </w:rPr>
-        <w:t>Stanford University Department of Computer Science</w:t>
-      </w:r>
+          <w:color w:val="000000"/>
+          <w:sz w:val="22"/>
+          <w:szCs w:val="23"/>
+        </w:rPr>
+        <w:t>Harvard University</w:t>
+      </w:r>
+      <w:bookmarkStart w:id="0" w:name="_GoBack"/>
+      <w:bookmarkEnd w:id="0"/>
     </w:p>
     <w:p>
       <w:pPr>
